--- a/ysa.docx
+++ b/ysa.docx
@@ -440,8 +440,6 @@
       <w:pPr>
         <w:spacing w:before="0" w:after="0"/>
         <w:jc w:val="center"/>
-      </w:pPr>
-      <w:r>
         <w:rPr>
           <w:b/>
           <w:bCs/>
@@ -449,12 +447,6 @@
           <w:sz w:val="28"/>
           <w:szCs w:val="28"/>
         </w:rPr>
-        <w:t>Edirne - 2026</w:t>
-      </w:r>
-    </w:p>
-    <w:p>
-      <w:pPr>
-        <w:jc w:val="center"/>
       </w:pPr>
       <w:r>
         <w:rPr>
@@ -464,6 +456,61 @@
           <w:sz w:val="28"/>
           <w:szCs w:val="28"/>
         </w:rPr>
+        <w:t xml:space="preserve">Edirne </w:t>
+      </w:r>
+      <w:r>
+        <w:rPr>
+          <w:b/>
+          <w:bCs/>
+          <w:noProof/>
+          <w:sz w:val="28"/>
+          <w:szCs w:val="28"/>
+        </w:rPr>
+        <w:t>–</w:t>
+      </w:r>
+      <w:r>
+        <w:rPr>
+          <w:b/>
+          <w:bCs/>
+          <w:noProof/>
+          <w:sz w:val="28"/>
+          <w:szCs w:val="28"/>
+        </w:rPr>
+        <w:t xml:space="preserve"> 2026</w:t>
+      </w:r>
+    </w:p>
+    <w:p>
+      <w:pPr>
+        <w:spacing w:before="0" w:after="0"/>
+        <w:jc w:val="center"/>
+        <w:rPr>
+          <w:b/>
+          <w:bCs/>
+          <w:noProof/>
+          <w:sz w:val="28"/>
+          <w:szCs w:val="28"/>
+        </w:rPr>
+      </w:pPr>
+    </w:p>
+    <w:p>
+      <w:pPr>
+        <w:spacing w:before="0" w:after="0"/>
+        <w:jc w:val="center"/>
+      </w:pPr>
+    </w:p>
+    <w:p>
+      <w:pPr>
+        <w:jc w:val="center"/>
+      </w:pPr>
+      <w:r>
+        <w:rPr>
+          <w:b/>
+          <w:bCs/>
+          <w:noProof/>
+          <w:sz w:val="28"/>
+          <w:szCs w:val="28"/>
+        </w:rPr>
+        <w:lastRenderedPageBreak/>
         <w:t>İÇİNDEKİLER</w:t>
       </w:r>
     </w:p>
@@ -481,11 +528,13 @@
             <w:pStyle w:val="T1"/>
             <w:tabs>
               <w:tab w:val="left" w:pos="480"/>
-              <w:tab w:val="right" w:leader="dot" w:pos="9060"/>
+              <w:tab w:val="right" w:leader="dot" w:pos="9063"/>
             </w:tabs>
             <w:rPr>
-              <w:rStyle w:val="Kpr"/>
+              <w:rFonts w:asciiTheme="minorHAnsi" w:eastAsiaTheme="minorEastAsia" w:hAnsiTheme="minorHAnsi" w:cstheme="minorBidi"/>
               <w:noProof/>
+              <w:kern w:val="2"/>
+              <w14:ligatures w14:val="standardContextual"/>
             </w:rPr>
           </w:pPr>
           <w:r>
@@ -497,7 +546,7 @@
           <w:r>
             <w:fldChar w:fldCharType="separate"/>
           </w:r>
-          <w:hyperlink w:anchor="_Toc1948512856">
+          <w:hyperlink w:anchor="_Toc231352529" w:history="1">
             <w:r>
               <w:rPr>
                 <w:rStyle w:val="Kpr"/>
@@ -507,7 +556,10 @@
             </w:r>
             <w:r>
               <w:rPr>
-                <w:noProof/>
+                <w:rFonts w:asciiTheme="minorHAnsi" w:eastAsiaTheme="minorEastAsia" w:hAnsiTheme="minorHAnsi" w:cstheme="minorBidi"/>
+                <w:noProof/>
+                <w:kern w:val="2"/>
+                <w14:ligatures w14:val="standardContextual"/>
               </w:rPr>
               <w:tab/>
             </w:r>
@@ -521,41 +573,48 @@
             <w:r>
               <w:rPr>
                 <w:noProof/>
+                <w:webHidden/>
               </w:rPr>
               <w:tab/>
             </w:r>
             <w:r>
               <w:rPr>
                 <w:noProof/>
+                <w:webHidden/>
               </w:rPr>
               <w:fldChar w:fldCharType="begin"/>
             </w:r>
             <w:r>
               <w:rPr>
                 <w:noProof/>
-              </w:rPr>
-              <w:instrText>PAGEREF _Toc1948512856 \h</w:instrText>
-            </w:r>
-            <w:r>
-              <w:rPr>
-                <w:noProof/>
-              </w:rPr>
-            </w:r>
-            <w:r>
-              <w:rPr>
-                <w:noProof/>
+                <w:webHidden/>
+              </w:rPr>
+              <w:instrText xml:space="preserve"> PAGEREF _Toc231352529 \h </w:instrText>
+            </w:r>
+            <w:r>
+              <w:rPr>
+                <w:noProof/>
+                <w:webHidden/>
+              </w:rPr>
+            </w:r>
+            <w:r>
+              <w:rPr>
+                <w:noProof/>
+                <w:webHidden/>
               </w:rPr>
               <w:fldChar w:fldCharType="separate"/>
             </w:r>
             <w:r>
               <w:rPr>
                 <w:noProof/>
+                <w:webHidden/>
               </w:rPr>
               <w:t>4</w:t>
             </w:r>
             <w:r>
               <w:rPr>
                 <w:noProof/>
+                <w:webHidden/>
               </w:rPr>
               <w:fldChar w:fldCharType="end"/>
             </w:r>
@@ -565,17 +624,20 @@
           <w:pPr>
             <w:pStyle w:val="T3"/>
             <w:tabs>
-              <w:tab w:val="right" w:leader="dot" w:pos="9060"/>
+              <w:tab w:val="right" w:leader="dot" w:pos="9063"/>
             </w:tabs>
             <w:rPr>
-              <w:rStyle w:val="Kpr"/>
+              <w:rFonts w:asciiTheme="minorHAnsi" w:eastAsiaTheme="minorEastAsia" w:hAnsiTheme="minorHAnsi" w:cstheme="minorBidi"/>
               <w:noProof/>
+              <w:kern w:val="2"/>
+              <w14:ligatures w14:val="standardContextual"/>
             </w:rPr>
           </w:pPr>
-          <w:hyperlink w:anchor="_Toc215627405">
+          <w:hyperlink w:anchor="_Toc231352530" w:history="1">
             <w:r>
               <w:rPr>
                 <w:rStyle w:val="Kpr"/>
+                <w:bCs/>
                 <w:noProof/>
               </w:rPr>
               <w:t>1.1. Projenin Yenilikçi Yönü</w:t>
@@ -583,41 +645,48 @@
             <w:r>
               <w:rPr>
                 <w:noProof/>
+                <w:webHidden/>
               </w:rPr>
               <w:tab/>
             </w:r>
             <w:r>
               <w:rPr>
                 <w:noProof/>
+                <w:webHidden/>
               </w:rPr>
               <w:fldChar w:fldCharType="begin"/>
             </w:r>
             <w:r>
               <w:rPr>
                 <w:noProof/>
-              </w:rPr>
-              <w:instrText>PAGEREF _Toc215627405 \h</w:instrText>
-            </w:r>
-            <w:r>
-              <w:rPr>
-                <w:noProof/>
-              </w:rPr>
-            </w:r>
-            <w:r>
-              <w:rPr>
-                <w:noProof/>
+                <w:webHidden/>
+              </w:rPr>
+              <w:instrText xml:space="preserve"> PAGEREF _Toc231352530 \h </w:instrText>
+            </w:r>
+            <w:r>
+              <w:rPr>
+                <w:noProof/>
+                <w:webHidden/>
+              </w:rPr>
+            </w:r>
+            <w:r>
+              <w:rPr>
+                <w:noProof/>
+                <w:webHidden/>
               </w:rPr>
               <w:fldChar w:fldCharType="separate"/>
             </w:r>
             <w:r>
               <w:rPr>
                 <w:noProof/>
+                <w:webHidden/>
               </w:rPr>
               <w:t>5</w:t>
             </w:r>
             <w:r>
               <w:rPr>
                 <w:noProof/>
+                <w:webHidden/>
               </w:rPr>
               <w:fldChar w:fldCharType="end"/>
             </w:r>
@@ -628,14 +697,16 @@
             <w:pStyle w:val="T1"/>
             <w:tabs>
               <w:tab w:val="left" w:pos="480"/>
-              <w:tab w:val="right" w:leader="dot" w:pos="9060"/>
+              <w:tab w:val="right" w:leader="dot" w:pos="9063"/>
             </w:tabs>
             <w:rPr>
-              <w:rStyle w:val="Kpr"/>
+              <w:rFonts w:asciiTheme="minorHAnsi" w:eastAsiaTheme="minorEastAsia" w:hAnsiTheme="minorHAnsi" w:cstheme="minorBidi"/>
               <w:noProof/>
+              <w:kern w:val="2"/>
+              <w14:ligatures w14:val="standardContextual"/>
             </w:rPr>
           </w:pPr>
-          <w:hyperlink w:anchor="_Toc1372895990">
+          <w:hyperlink w:anchor="_Toc231352531" w:history="1">
             <w:r>
               <w:rPr>
                 <w:rStyle w:val="Kpr"/>
@@ -645,7 +716,10 @@
             </w:r>
             <w:r>
               <w:rPr>
-                <w:noProof/>
+                <w:rFonts w:asciiTheme="minorHAnsi" w:eastAsiaTheme="minorEastAsia" w:hAnsiTheme="minorHAnsi" w:cstheme="minorBidi"/>
+                <w:noProof/>
+                <w:kern w:val="2"/>
+                <w14:ligatures w14:val="standardContextual"/>
               </w:rPr>
               <w:tab/>
             </w:r>
@@ -659,41 +733,48 @@
             <w:r>
               <w:rPr>
                 <w:noProof/>
+                <w:webHidden/>
               </w:rPr>
               <w:tab/>
             </w:r>
             <w:r>
               <w:rPr>
                 <w:noProof/>
+                <w:webHidden/>
               </w:rPr>
               <w:fldChar w:fldCharType="begin"/>
             </w:r>
             <w:r>
               <w:rPr>
                 <w:noProof/>
-              </w:rPr>
-              <w:instrText>PAGEREF _Toc1372895990 \h</w:instrText>
-            </w:r>
-            <w:r>
-              <w:rPr>
-                <w:noProof/>
-              </w:rPr>
-            </w:r>
-            <w:r>
-              <w:rPr>
-                <w:noProof/>
+                <w:webHidden/>
+              </w:rPr>
+              <w:instrText xml:space="preserve"> PAGEREF _Toc231352531 \h </w:instrText>
+            </w:r>
+            <w:r>
+              <w:rPr>
+                <w:noProof/>
+                <w:webHidden/>
+              </w:rPr>
+            </w:r>
+            <w:r>
+              <w:rPr>
+                <w:noProof/>
+                <w:webHidden/>
               </w:rPr>
               <w:fldChar w:fldCharType="separate"/>
             </w:r>
             <w:r>
               <w:rPr>
                 <w:noProof/>
+                <w:webHidden/>
               </w:rPr>
               <w:t>5</w:t>
             </w:r>
             <w:r>
               <w:rPr>
                 <w:noProof/>
+                <w:webHidden/>
               </w:rPr>
               <w:fldChar w:fldCharType="end"/>
             </w:r>
@@ -703,17 +784,20 @@
           <w:pPr>
             <w:pStyle w:val="T2"/>
             <w:tabs>
-              <w:tab w:val="right" w:leader="dot" w:pos="9060"/>
+              <w:tab w:val="right" w:leader="dot" w:pos="9063"/>
             </w:tabs>
             <w:rPr>
-              <w:rStyle w:val="Kpr"/>
+              <w:rFonts w:asciiTheme="minorHAnsi" w:eastAsiaTheme="minorEastAsia" w:hAnsiTheme="minorHAnsi" w:cstheme="minorBidi"/>
               <w:noProof/>
+              <w:kern w:val="2"/>
+              <w14:ligatures w14:val="standardContextual"/>
             </w:rPr>
           </w:pPr>
-          <w:hyperlink w:anchor="_Toc345680876">
+          <w:hyperlink w:anchor="_Toc231352532" w:history="1">
             <w:r>
               <w:rPr>
                 <w:rStyle w:val="Kpr"/>
+                <w:bCs/>
                 <w:noProof/>
               </w:rPr>
               <w:t>2.1. Projenin Amacı ve Çözüm Sunduğu Problemler</w:t>
@@ -721,41 +805,48 @@
             <w:r>
               <w:rPr>
                 <w:noProof/>
+                <w:webHidden/>
               </w:rPr>
               <w:tab/>
             </w:r>
             <w:r>
               <w:rPr>
                 <w:noProof/>
+                <w:webHidden/>
               </w:rPr>
               <w:fldChar w:fldCharType="begin"/>
             </w:r>
             <w:r>
               <w:rPr>
                 <w:noProof/>
-              </w:rPr>
-              <w:instrText>PAGEREF _Toc345680876 \h</w:instrText>
-            </w:r>
-            <w:r>
-              <w:rPr>
-                <w:noProof/>
-              </w:rPr>
-            </w:r>
-            <w:r>
-              <w:rPr>
-                <w:noProof/>
+                <w:webHidden/>
+              </w:rPr>
+              <w:instrText xml:space="preserve"> PAGEREF _Toc231352532 \h </w:instrText>
+            </w:r>
+            <w:r>
+              <w:rPr>
+                <w:noProof/>
+                <w:webHidden/>
+              </w:rPr>
+            </w:r>
+            <w:r>
+              <w:rPr>
+                <w:noProof/>
+                <w:webHidden/>
               </w:rPr>
               <w:fldChar w:fldCharType="separate"/>
             </w:r>
             <w:r>
               <w:rPr>
                 <w:noProof/>
+                <w:webHidden/>
               </w:rPr>
               <w:t>5</w:t>
             </w:r>
             <w:r>
               <w:rPr>
                 <w:noProof/>
+                <w:webHidden/>
               </w:rPr>
               <w:fldChar w:fldCharType="end"/>
             </w:r>
@@ -765,17 +856,20 @@
           <w:pPr>
             <w:pStyle w:val="T2"/>
             <w:tabs>
-              <w:tab w:val="right" w:leader="dot" w:pos="9060"/>
+              <w:tab w:val="right" w:leader="dot" w:pos="9063"/>
             </w:tabs>
             <w:rPr>
-              <w:rStyle w:val="Kpr"/>
+              <w:rFonts w:asciiTheme="minorHAnsi" w:eastAsiaTheme="minorEastAsia" w:hAnsiTheme="minorHAnsi" w:cstheme="minorBidi"/>
               <w:noProof/>
+              <w:kern w:val="2"/>
+              <w14:ligatures w14:val="standardContextual"/>
             </w:rPr>
           </w:pPr>
-          <w:hyperlink w:anchor="_Toc1508506478">
+          <w:hyperlink w:anchor="_Toc231352533" w:history="1">
             <w:r>
               <w:rPr>
                 <w:rStyle w:val="Kpr"/>
+                <w:bCs/>
                 <w:noProof/>
               </w:rPr>
               <w:t>2.2. Hedef Kitle, Kullanıcı Rolleri ve Yenilikçi Yönü</w:t>
@@ -783,41 +877,48 @@
             <w:r>
               <w:rPr>
                 <w:noProof/>
+                <w:webHidden/>
               </w:rPr>
               <w:tab/>
             </w:r>
             <w:r>
               <w:rPr>
                 <w:noProof/>
+                <w:webHidden/>
               </w:rPr>
               <w:fldChar w:fldCharType="begin"/>
             </w:r>
             <w:r>
               <w:rPr>
                 <w:noProof/>
-              </w:rPr>
-              <w:instrText>PAGEREF _Toc1508506478 \h</w:instrText>
-            </w:r>
-            <w:r>
-              <w:rPr>
-                <w:noProof/>
-              </w:rPr>
-            </w:r>
-            <w:r>
-              <w:rPr>
-                <w:noProof/>
+                <w:webHidden/>
+              </w:rPr>
+              <w:instrText xml:space="preserve"> PAGEREF _Toc231352533 \h </w:instrText>
+            </w:r>
+            <w:r>
+              <w:rPr>
+                <w:noProof/>
+                <w:webHidden/>
+              </w:rPr>
+            </w:r>
+            <w:r>
+              <w:rPr>
+                <w:noProof/>
+                <w:webHidden/>
               </w:rPr>
               <w:fldChar w:fldCharType="separate"/>
             </w:r>
             <w:r>
               <w:rPr>
                 <w:noProof/>
+                <w:webHidden/>
               </w:rPr>
               <w:t>5</w:t>
             </w:r>
             <w:r>
               <w:rPr>
                 <w:noProof/>
+                <w:webHidden/>
               </w:rPr>
               <w:fldChar w:fldCharType="end"/>
             </w:r>
@@ -827,17 +928,20 @@
           <w:pPr>
             <w:pStyle w:val="T2"/>
             <w:tabs>
-              <w:tab w:val="right" w:leader="dot" w:pos="9060"/>
+              <w:tab w:val="right" w:leader="dot" w:pos="9063"/>
             </w:tabs>
             <w:rPr>
-              <w:rStyle w:val="Kpr"/>
+              <w:rFonts w:asciiTheme="minorHAnsi" w:eastAsiaTheme="minorEastAsia" w:hAnsiTheme="minorHAnsi" w:cstheme="minorBidi"/>
               <w:noProof/>
+              <w:kern w:val="2"/>
+              <w14:ligatures w14:val="standardContextual"/>
             </w:rPr>
           </w:pPr>
-          <w:hyperlink w:anchor="_Toc584072329">
+          <w:hyperlink w:anchor="_Toc231352534" w:history="1">
             <w:r>
               <w:rPr>
                 <w:rStyle w:val="Kpr"/>
+                <w:bCs/>
                 <w:noProof/>
               </w:rPr>
               <w:t>2.3. Platform, İşletim Sistemi ve Donanım Gereksinimleri</w:t>
@@ -845,41 +949,48 @@
             <w:r>
               <w:rPr>
                 <w:noProof/>
+                <w:webHidden/>
               </w:rPr>
               <w:tab/>
             </w:r>
             <w:r>
               <w:rPr>
                 <w:noProof/>
+                <w:webHidden/>
               </w:rPr>
               <w:fldChar w:fldCharType="begin"/>
             </w:r>
             <w:r>
               <w:rPr>
                 <w:noProof/>
-              </w:rPr>
-              <w:instrText>PAGEREF _Toc584072329 \h</w:instrText>
-            </w:r>
-            <w:r>
-              <w:rPr>
-                <w:noProof/>
-              </w:rPr>
-            </w:r>
-            <w:r>
-              <w:rPr>
-                <w:noProof/>
+                <w:webHidden/>
+              </w:rPr>
+              <w:instrText xml:space="preserve"> PAGEREF _Toc231352534 \h </w:instrText>
+            </w:r>
+            <w:r>
+              <w:rPr>
+                <w:noProof/>
+                <w:webHidden/>
+              </w:rPr>
+            </w:r>
+            <w:r>
+              <w:rPr>
+                <w:noProof/>
+                <w:webHidden/>
               </w:rPr>
               <w:fldChar w:fldCharType="separate"/>
             </w:r>
             <w:r>
               <w:rPr>
                 <w:noProof/>
+                <w:webHidden/>
               </w:rPr>
               <w:t>6</w:t>
             </w:r>
             <w:r>
               <w:rPr>
                 <w:noProof/>
+                <w:webHidden/>
               </w:rPr>
               <w:fldChar w:fldCharType="end"/>
             </w:r>
@@ -889,17 +1000,20 @@
           <w:pPr>
             <w:pStyle w:val="T2"/>
             <w:tabs>
-              <w:tab w:val="right" w:leader="dot" w:pos="9060"/>
+              <w:tab w:val="right" w:leader="dot" w:pos="9063"/>
             </w:tabs>
             <w:rPr>
-              <w:rStyle w:val="Kpr"/>
+              <w:rFonts w:asciiTheme="minorHAnsi" w:eastAsiaTheme="minorEastAsia" w:hAnsiTheme="minorHAnsi" w:cstheme="minorBidi"/>
               <w:noProof/>
+              <w:kern w:val="2"/>
+              <w14:ligatures w14:val="standardContextual"/>
             </w:rPr>
           </w:pPr>
-          <w:hyperlink w:anchor="_Toc809625097">
+          <w:hyperlink w:anchor="_Toc231352535" w:history="1">
             <w:r>
               <w:rPr>
                 <w:rStyle w:val="Kpr"/>
+                <w:bCs/>
                 <w:noProof/>
               </w:rPr>
               <w:t>2.4. Kullanılan Araçlar, Teknolojiler ve Tercih Nedenleri</w:t>
@@ -907,41 +1021,48 @@
             <w:r>
               <w:rPr>
                 <w:noProof/>
+                <w:webHidden/>
               </w:rPr>
               <w:tab/>
             </w:r>
             <w:r>
               <w:rPr>
                 <w:noProof/>
+                <w:webHidden/>
               </w:rPr>
               <w:fldChar w:fldCharType="begin"/>
             </w:r>
             <w:r>
               <w:rPr>
                 <w:noProof/>
-              </w:rPr>
-              <w:instrText>PAGEREF _Toc809625097 \h</w:instrText>
-            </w:r>
-            <w:r>
-              <w:rPr>
-                <w:noProof/>
-              </w:rPr>
-            </w:r>
-            <w:r>
-              <w:rPr>
-                <w:noProof/>
+                <w:webHidden/>
+              </w:rPr>
+              <w:instrText xml:space="preserve"> PAGEREF _Toc231352535 \h </w:instrText>
+            </w:r>
+            <w:r>
+              <w:rPr>
+                <w:noProof/>
+                <w:webHidden/>
+              </w:rPr>
+            </w:r>
+            <w:r>
+              <w:rPr>
+                <w:noProof/>
+                <w:webHidden/>
               </w:rPr>
               <w:fldChar w:fldCharType="separate"/>
             </w:r>
             <w:r>
               <w:rPr>
                 <w:noProof/>
-              </w:rPr>
-              <w:t>6</w:t>
-            </w:r>
-            <w:r>
-              <w:rPr>
-                <w:noProof/>
+                <w:webHidden/>
+              </w:rPr>
+              <w:t>7</w:t>
+            </w:r>
+            <w:r>
+              <w:rPr>
+                <w:noProof/>
+                <w:webHidden/>
               </w:rPr>
               <w:fldChar w:fldCharType="end"/>
             </w:r>
@@ -951,17 +1072,20 @@
           <w:pPr>
             <w:pStyle w:val="T2"/>
             <w:tabs>
-              <w:tab w:val="right" w:leader="dot" w:pos="9060"/>
+              <w:tab w:val="right" w:leader="dot" w:pos="9063"/>
             </w:tabs>
             <w:rPr>
-              <w:rStyle w:val="Kpr"/>
+              <w:rFonts w:asciiTheme="minorHAnsi" w:eastAsiaTheme="minorEastAsia" w:hAnsiTheme="minorHAnsi" w:cstheme="minorBidi"/>
               <w:noProof/>
+              <w:kern w:val="2"/>
+              <w14:ligatures w14:val="standardContextual"/>
             </w:rPr>
           </w:pPr>
-          <w:hyperlink w:anchor="_Toc2039626095">
+          <w:hyperlink w:anchor="_Toc231352536" w:history="1">
             <w:r>
               <w:rPr>
                 <w:rStyle w:val="Kpr"/>
+                <w:bCs/>
                 <w:noProof/>
               </w:rPr>
               <w:t>2.5. Kaynak Kısıtları ve Çözüm Önerileri</w:t>
@@ -969,41 +1093,48 @@
             <w:r>
               <w:rPr>
                 <w:noProof/>
+                <w:webHidden/>
               </w:rPr>
               <w:tab/>
             </w:r>
             <w:r>
               <w:rPr>
                 <w:noProof/>
+                <w:webHidden/>
               </w:rPr>
               <w:fldChar w:fldCharType="begin"/>
             </w:r>
             <w:r>
               <w:rPr>
                 <w:noProof/>
-              </w:rPr>
-              <w:instrText>PAGEREF _Toc2039626095 \h</w:instrText>
-            </w:r>
-            <w:r>
-              <w:rPr>
-                <w:noProof/>
-              </w:rPr>
-            </w:r>
-            <w:r>
-              <w:rPr>
-                <w:noProof/>
+                <w:webHidden/>
+              </w:rPr>
+              <w:instrText xml:space="preserve"> PAGEREF _Toc231352536 \h </w:instrText>
+            </w:r>
+            <w:r>
+              <w:rPr>
+                <w:noProof/>
+                <w:webHidden/>
+              </w:rPr>
+            </w:r>
+            <w:r>
+              <w:rPr>
+                <w:noProof/>
+                <w:webHidden/>
               </w:rPr>
               <w:fldChar w:fldCharType="separate"/>
             </w:r>
             <w:r>
               <w:rPr>
                 <w:noProof/>
+                <w:webHidden/>
               </w:rPr>
               <w:t>8</w:t>
             </w:r>
             <w:r>
               <w:rPr>
                 <w:noProof/>
+                <w:webHidden/>
               </w:rPr>
               <w:fldChar w:fldCharType="end"/>
             </w:r>
@@ -1013,14 +1144,16 @@
           <w:pPr>
             <w:pStyle w:val="T2"/>
             <w:tabs>
-              <w:tab w:val="right" w:leader="dot" w:pos="9060"/>
+              <w:tab w:val="right" w:leader="dot" w:pos="9063"/>
             </w:tabs>
             <w:rPr>
-              <w:rStyle w:val="Kpr"/>
+              <w:rFonts w:asciiTheme="minorHAnsi" w:eastAsiaTheme="minorEastAsia" w:hAnsiTheme="minorHAnsi" w:cstheme="minorBidi"/>
               <w:noProof/>
+              <w:kern w:val="2"/>
+              <w14:ligatures w14:val="standardContextual"/>
             </w:rPr>
           </w:pPr>
-          <w:hyperlink w:anchor="_Toc14994191">
+          <w:hyperlink w:anchor="_Toc231352537" w:history="1">
             <w:r>
               <w:rPr>
                 <w:rStyle w:val="Kpr"/>
@@ -1031,41 +1164,48 @@
             <w:r>
               <w:rPr>
                 <w:noProof/>
+                <w:webHidden/>
               </w:rPr>
               <w:tab/>
             </w:r>
             <w:r>
               <w:rPr>
                 <w:noProof/>
+                <w:webHidden/>
               </w:rPr>
               <w:fldChar w:fldCharType="begin"/>
             </w:r>
             <w:r>
               <w:rPr>
                 <w:noProof/>
-              </w:rPr>
-              <w:instrText>PAGEREF _Toc14994191 \h</w:instrText>
-            </w:r>
-            <w:r>
-              <w:rPr>
-                <w:noProof/>
-              </w:rPr>
-            </w:r>
-            <w:r>
-              <w:rPr>
-                <w:noProof/>
+                <w:webHidden/>
+              </w:rPr>
+              <w:instrText xml:space="preserve"> PAGEREF _Toc231352537 \h </w:instrText>
+            </w:r>
+            <w:r>
+              <w:rPr>
+                <w:noProof/>
+                <w:webHidden/>
+              </w:rPr>
+            </w:r>
+            <w:r>
+              <w:rPr>
+                <w:noProof/>
+                <w:webHidden/>
               </w:rPr>
               <w:fldChar w:fldCharType="separate"/>
             </w:r>
             <w:r>
               <w:rPr>
                 <w:noProof/>
+                <w:webHidden/>
               </w:rPr>
               <w:t>9</w:t>
             </w:r>
             <w:r>
               <w:rPr>
                 <w:noProof/>
+                <w:webHidden/>
               </w:rPr>
               <w:fldChar w:fldCharType="end"/>
             </w:r>
@@ -1076,14 +1216,16 @@
             <w:pStyle w:val="T1"/>
             <w:tabs>
               <w:tab w:val="left" w:pos="480"/>
-              <w:tab w:val="right" w:leader="dot" w:pos="9060"/>
+              <w:tab w:val="right" w:leader="dot" w:pos="9063"/>
             </w:tabs>
             <w:rPr>
-              <w:rStyle w:val="Kpr"/>
+              <w:rFonts w:asciiTheme="minorHAnsi" w:eastAsiaTheme="minorEastAsia" w:hAnsiTheme="minorHAnsi" w:cstheme="minorBidi"/>
               <w:noProof/>
+              <w:kern w:val="2"/>
+              <w14:ligatures w14:val="standardContextual"/>
             </w:rPr>
           </w:pPr>
-          <w:hyperlink w:anchor="_Toc1818580880">
+          <w:hyperlink w:anchor="_Toc231352538" w:history="1">
             <w:r>
               <w:rPr>
                 <w:rStyle w:val="Kpr"/>
@@ -1093,7 +1235,10 @@
             </w:r>
             <w:r>
               <w:rPr>
-                <w:noProof/>
+                <w:rFonts w:asciiTheme="minorHAnsi" w:eastAsiaTheme="minorEastAsia" w:hAnsiTheme="minorHAnsi" w:cstheme="minorBidi"/>
+                <w:noProof/>
+                <w:kern w:val="2"/>
+                <w14:ligatures w14:val="standardContextual"/>
               </w:rPr>
               <w:tab/>
             </w:r>
@@ -1107,41 +1252,48 @@
             <w:r>
               <w:rPr>
                 <w:noProof/>
+                <w:webHidden/>
               </w:rPr>
               <w:tab/>
             </w:r>
             <w:r>
               <w:rPr>
                 <w:noProof/>
+                <w:webHidden/>
               </w:rPr>
               <w:fldChar w:fldCharType="begin"/>
             </w:r>
             <w:r>
               <w:rPr>
                 <w:noProof/>
-              </w:rPr>
-              <w:instrText>PAGEREF _Toc1818580880 \h</w:instrText>
-            </w:r>
-            <w:r>
-              <w:rPr>
-                <w:noProof/>
-              </w:rPr>
-            </w:r>
-            <w:r>
-              <w:rPr>
-                <w:noProof/>
+                <w:webHidden/>
+              </w:rPr>
+              <w:instrText xml:space="preserve"> PAGEREF _Toc231352538 \h </w:instrText>
+            </w:r>
+            <w:r>
+              <w:rPr>
+                <w:noProof/>
+                <w:webHidden/>
+              </w:rPr>
+            </w:r>
+            <w:r>
+              <w:rPr>
+                <w:noProof/>
+                <w:webHidden/>
               </w:rPr>
               <w:fldChar w:fldCharType="separate"/>
             </w:r>
             <w:r>
               <w:rPr>
                 <w:noProof/>
+                <w:webHidden/>
               </w:rPr>
               <w:t>9</w:t>
             </w:r>
             <w:r>
               <w:rPr>
                 <w:noProof/>
+                <w:webHidden/>
               </w:rPr>
               <w:fldChar w:fldCharType="end"/>
             </w:r>
@@ -1151,59 +1303,70 @@
           <w:pPr>
             <w:pStyle w:val="T2"/>
             <w:tabs>
-              <w:tab w:val="right" w:leader="dot" w:pos="9060"/>
+              <w:tab w:val="right" w:leader="dot" w:pos="9063"/>
             </w:tabs>
             <w:rPr>
-              <w:rStyle w:val="Kpr"/>
+              <w:rFonts w:asciiTheme="minorHAnsi" w:eastAsiaTheme="minorEastAsia" w:hAnsiTheme="minorHAnsi" w:cstheme="minorBidi"/>
               <w:noProof/>
+              <w:kern w:val="2"/>
+              <w14:ligatures w14:val="standardContextual"/>
             </w:rPr>
           </w:pPr>
-          <w:hyperlink w:anchor="_Toc2031287166">
+          <w:hyperlink w:anchor="_Toc231352539" w:history="1">
             <w:r>
               <w:rPr>
                 <w:rStyle w:val="Kpr"/>
-                <w:noProof/>
+                <w:bCs/>
+                <w:noProof/>
+                <w:lang w:val="en-US"/>
               </w:rPr>
               <w:t>3.1. Genel Sistem Mimarisi</w:t>
             </w:r>
             <w:r>
               <w:rPr>
                 <w:noProof/>
+                <w:webHidden/>
               </w:rPr>
               <w:tab/>
             </w:r>
             <w:r>
               <w:rPr>
                 <w:noProof/>
+                <w:webHidden/>
               </w:rPr>
               <w:fldChar w:fldCharType="begin"/>
             </w:r>
             <w:r>
               <w:rPr>
                 <w:noProof/>
-              </w:rPr>
-              <w:instrText>PAGEREF _Toc2031287166 \h</w:instrText>
-            </w:r>
-            <w:r>
-              <w:rPr>
-                <w:noProof/>
-              </w:rPr>
-            </w:r>
-            <w:r>
-              <w:rPr>
-                <w:noProof/>
+                <w:webHidden/>
+              </w:rPr>
+              <w:instrText xml:space="preserve"> PAGEREF _Toc231352539 \h </w:instrText>
+            </w:r>
+            <w:r>
+              <w:rPr>
+                <w:noProof/>
+                <w:webHidden/>
+              </w:rPr>
+            </w:r>
+            <w:r>
+              <w:rPr>
+                <w:noProof/>
+                <w:webHidden/>
               </w:rPr>
               <w:fldChar w:fldCharType="separate"/>
             </w:r>
             <w:r>
               <w:rPr>
                 <w:noProof/>
+                <w:webHidden/>
               </w:rPr>
               <w:t>9</w:t>
             </w:r>
             <w:r>
               <w:rPr>
                 <w:noProof/>
+                <w:webHidden/>
               </w:rPr>
               <w:fldChar w:fldCharType="end"/>
             </w:r>
@@ -1213,59 +1376,70 @@
           <w:pPr>
             <w:pStyle w:val="T2"/>
             <w:tabs>
-              <w:tab w:val="right" w:leader="dot" w:pos="9060"/>
+              <w:tab w:val="right" w:leader="dot" w:pos="9063"/>
             </w:tabs>
             <w:rPr>
-              <w:rStyle w:val="Kpr"/>
+              <w:rFonts w:asciiTheme="minorHAnsi" w:eastAsiaTheme="minorEastAsia" w:hAnsiTheme="minorHAnsi" w:cstheme="minorBidi"/>
               <w:noProof/>
+              <w:kern w:val="2"/>
+              <w14:ligatures w14:val="standardContextual"/>
             </w:rPr>
           </w:pPr>
-          <w:hyperlink w:anchor="_Toc1344636733">
+          <w:hyperlink w:anchor="_Toc231352540" w:history="1">
             <w:r>
               <w:rPr>
                 <w:rStyle w:val="Kpr"/>
-                <w:noProof/>
+                <w:bCs/>
+                <w:noProof/>
+                <w:lang w:val="en-US"/>
               </w:rPr>
               <w:t>3.2. Veri İşleme ve Durum Uzayı Tasarımı</w:t>
             </w:r>
             <w:r>
               <w:rPr>
                 <w:noProof/>
+                <w:webHidden/>
               </w:rPr>
               <w:tab/>
             </w:r>
             <w:r>
               <w:rPr>
                 <w:noProof/>
+                <w:webHidden/>
               </w:rPr>
               <w:fldChar w:fldCharType="begin"/>
             </w:r>
             <w:r>
               <w:rPr>
                 <w:noProof/>
-              </w:rPr>
-              <w:instrText>PAGEREF _Toc1344636733 \h</w:instrText>
-            </w:r>
-            <w:r>
-              <w:rPr>
-                <w:noProof/>
-              </w:rPr>
-            </w:r>
-            <w:r>
-              <w:rPr>
-                <w:noProof/>
+                <w:webHidden/>
+              </w:rPr>
+              <w:instrText xml:space="preserve"> PAGEREF _Toc231352540 \h </w:instrText>
+            </w:r>
+            <w:r>
+              <w:rPr>
+                <w:noProof/>
+                <w:webHidden/>
+              </w:rPr>
+            </w:r>
+            <w:r>
+              <w:rPr>
+                <w:noProof/>
+                <w:webHidden/>
               </w:rPr>
               <w:fldChar w:fldCharType="separate"/>
             </w:r>
             <w:r>
               <w:rPr>
                 <w:noProof/>
+                <w:webHidden/>
               </w:rPr>
               <w:t>10</w:t>
             </w:r>
             <w:r>
               <w:rPr>
                 <w:noProof/>
+                <w:webHidden/>
               </w:rPr>
               <w:fldChar w:fldCharType="end"/>
             </w:r>
@@ -1275,59 +1449,70 @@
           <w:pPr>
             <w:pStyle w:val="T2"/>
             <w:tabs>
-              <w:tab w:val="right" w:leader="dot" w:pos="9060"/>
+              <w:tab w:val="right" w:leader="dot" w:pos="9063"/>
             </w:tabs>
             <w:rPr>
-              <w:rStyle w:val="Kpr"/>
+              <w:rFonts w:asciiTheme="minorHAnsi" w:eastAsiaTheme="minorEastAsia" w:hAnsiTheme="minorHAnsi" w:cstheme="minorBidi"/>
               <w:noProof/>
+              <w:kern w:val="2"/>
+              <w14:ligatures w14:val="standardContextual"/>
             </w:rPr>
           </w:pPr>
-          <w:hyperlink w:anchor="_Toc240700466">
+          <w:hyperlink w:anchor="_Toc231352541" w:history="1">
             <w:r>
               <w:rPr>
                 <w:rStyle w:val="Kpr"/>
-                <w:noProof/>
+                <w:bCs/>
+                <w:noProof/>
+                <w:lang w:val="en-US"/>
               </w:rPr>
               <w:t>3.3. Pekiştirmeli Öğrenme Ortamı Tasarımı</w:t>
             </w:r>
             <w:r>
               <w:rPr>
                 <w:noProof/>
+                <w:webHidden/>
               </w:rPr>
               <w:tab/>
             </w:r>
             <w:r>
               <w:rPr>
                 <w:noProof/>
+                <w:webHidden/>
               </w:rPr>
               <w:fldChar w:fldCharType="begin"/>
             </w:r>
             <w:r>
               <w:rPr>
                 <w:noProof/>
-              </w:rPr>
-              <w:instrText>PAGEREF _Toc240700466 \h</w:instrText>
-            </w:r>
-            <w:r>
-              <w:rPr>
-                <w:noProof/>
-              </w:rPr>
-            </w:r>
-            <w:r>
-              <w:rPr>
-                <w:noProof/>
+                <w:webHidden/>
+              </w:rPr>
+              <w:instrText xml:space="preserve"> PAGEREF _Toc231352541 \h </w:instrText>
+            </w:r>
+            <w:r>
+              <w:rPr>
+                <w:noProof/>
+                <w:webHidden/>
+              </w:rPr>
+            </w:r>
+            <w:r>
+              <w:rPr>
+                <w:noProof/>
+                <w:webHidden/>
               </w:rPr>
               <w:fldChar w:fldCharType="separate"/>
             </w:r>
             <w:r>
               <w:rPr>
                 <w:noProof/>
+                <w:webHidden/>
               </w:rPr>
               <w:t>11</w:t>
             </w:r>
             <w:r>
               <w:rPr>
                 <w:noProof/>
+                <w:webHidden/>
               </w:rPr>
               <w:fldChar w:fldCharType="end"/>
             </w:r>
@@ -1337,17 +1522,20 @@
           <w:pPr>
             <w:pStyle w:val="T2"/>
             <w:tabs>
-              <w:tab w:val="right" w:leader="dot" w:pos="9060"/>
+              <w:tab w:val="right" w:leader="dot" w:pos="9063"/>
             </w:tabs>
             <w:rPr>
-              <w:rStyle w:val="Kpr"/>
+              <w:rFonts w:asciiTheme="minorHAnsi" w:eastAsiaTheme="minorEastAsia" w:hAnsiTheme="minorHAnsi" w:cstheme="minorBidi"/>
               <w:noProof/>
+              <w:kern w:val="2"/>
+              <w14:ligatures w14:val="standardContextual"/>
             </w:rPr>
           </w:pPr>
-          <w:hyperlink w:anchor="_Toc216114201">
+          <w:hyperlink w:anchor="_Toc231352542" w:history="1">
             <w:r>
               <w:rPr>
                 <w:rStyle w:val="Kpr"/>
+                <w:bCs/>
                 <w:noProof/>
               </w:rPr>
               <w:t>3.4. Web Dashboard Arayüz Tasarımı</w:t>
@@ -1355,41 +1543,48 @@
             <w:r>
               <w:rPr>
                 <w:noProof/>
+                <w:webHidden/>
               </w:rPr>
               <w:tab/>
             </w:r>
             <w:r>
               <w:rPr>
                 <w:noProof/>
+                <w:webHidden/>
               </w:rPr>
               <w:fldChar w:fldCharType="begin"/>
             </w:r>
             <w:r>
               <w:rPr>
                 <w:noProof/>
-              </w:rPr>
-              <w:instrText>PAGEREF _Toc216114201 \h</w:instrText>
-            </w:r>
-            <w:r>
-              <w:rPr>
-                <w:noProof/>
-              </w:rPr>
-            </w:r>
-            <w:r>
-              <w:rPr>
-                <w:noProof/>
+                <w:webHidden/>
+              </w:rPr>
+              <w:instrText xml:space="preserve"> PAGEREF _Toc231352542 \h </w:instrText>
+            </w:r>
+            <w:r>
+              <w:rPr>
+                <w:noProof/>
+                <w:webHidden/>
+              </w:rPr>
+            </w:r>
+            <w:r>
+              <w:rPr>
+                <w:noProof/>
+                <w:webHidden/>
               </w:rPr>
               <w:fldChar w:fldCharType="separate"/>
             </w:r>
             <w:r>
               <w:rPr>
                 <w:noProof/>
+                <w:webHidden/>
               </w:rPr>
               <w:t>11</w:t>
             </w:r>
             <w:r>
               <w:rPr>
                 <w:noProof/>
+                <w:webHidden/>
               </w:rPr>
               <w:fldChar w:fldCharType="end"/>
             </w:r>
@@ -1399,14 +1594,16 @@
           <w:pPr>
             <w:pStyle w:val="T1"/>
             <w:tabs>
-              <w:tab w:val="right" w:leader="dot" w:pos="9060"/>
+              <w:tab w:val="right" w:leader="dot" w:pos="9063"/>
             </w:tabs>
             <w:rPr>
-              <w:rStyle w:val="Kpr"/>
+              <w:rFonts w:asciiTheme="minorHAnsi" w:eastAsiaTheme="minorEastAsia" w:hAnsiTheme="minorHAnsi" w:cstheme="minorBidi"/>
               <w:noProof/>
+              <w:kern w:val="2"/>
+              <w14:ligatures w14:val="standardContextual"/>
             </w:rPr>
           </w:pPr>
-          <w:hyperlink w:anchor="_Toc465849580">
+          <w:hyperlink w:anchor="_Toc231352543" w:history="1">
             <w:r>
               <w:rPr>
                 <w:rStyle w:val="Kpr"/>
@@ -1417,41 +1614,48 @@
             <w:r>
               <w:rPr>
                 <w:noProof/>
+                <w:webHidden/>
               </w:rPr>
               <w:tab/>
             </w:r>
             <w:r>
               <w:rPr>
                 <w:noProof/>
+                <w:webHidden/>
               </w:rPr>
               <w:fldChar w:fldCharType="begin"/>
             </w:r>
             <w:r>
               <w:rPr>
                 <w:noProof/>
-              </w:rPr>
-              <w:instrText>PAGEREF _Toc465849580 \h</w:instrText>
-            </w:r>
-            <w:r>
-              <w:rPr>
-                <w:noProof/>
-              </w:rPr>
-            </w:r>
-            <w:r>
-              <w:rPr>
-                <w:noProof/>
+                <w:webHidden/>
+              </w:rPr>
+              <w:instrText xml:space="preserve"> PAGEREF _Toc231352543 \h </w:instrText>
+            </w:r>
+            <w:r>
+              <w:rPr>
+                <w:noProof/>
+                <w:webHidden/>
+              </w:rPr>
+            </w:r>
+            <w:r>
+              <w:rPr>
+                <w:noProof/>
+                <w:webHidden/>
               </w:rPr>
               <w:fldChar w:fldCharType="separate"/>
             </w:r>
             <w:r>
               <w:rPr>
                 <w:noProof/>
-              </w:rPr>
-              <w:t>11</w:t>
-            </w:r>
-            <w:r>
-              <w:rPr>
-                <w:noProof/>
+                <w:webHidden/>
+              </w:rPr>
+              <w:t>12</w:t>
+            </w:r>
+            <w:r>
+              <w:rPr>
+                <w:noProof/>
+                <w:webHidden/>
               </w:rPr>
               <w:fldChar w:fldCharType="end"/>
             </w:r>
@@ -1461,17 +1665,20 @@
           <w:pPr>
             <w:pStyle w:val="T2"/>
             <w:tabs>
-              <w:tab w:val="right" w:leader="dot" w:pos="9060"/>
+              <w:tab w:val="right" w:leader="dot" w:pos="9063"/>
             </w:tabs>
             <w:rPr>
-              <w:rStyle w:val="Kpr"/>
+              <w:rFonts w:asciiTheme="minorHAnsi" w:eastAsiaTheme="minorEastAsia" w:hAnsiTheme="minorHAnsi" w:cstheme="minorBidi"/>
               <w:noProof/>
+              <w:kern w:val="2"/>
+              <w14:ligatures w14:val="standardContextual"/>
             </w:rPr>
           </w:pPr>
-          <w:hyperlink w:anchor="_Toc1217007189">
+          <w:hyperlink w:anchor="_Toc231352544" w:history="1">
             <w:r>
               <w:rPr>
                 <w:rStyle w:val="Kpr"/>
+                <w:bCs/>
                 <w:noProof/>
               </w:rPr>
               <w:t>4.1. Model Mimarileri ve Yenilikçi Geliştirme Süreçleri</w:t>
@@ -1479,41 +1686,48 @@
             <w:r>
               <w:rPr>
                 <w:noProof/>
+                <w:webHidden/>
               </w:rPr>
               <w:tab/>
             </w:r>
             <w:r>
               <w:rPr>
                 <w:noProof/>
+                <w:webHidden/>
               </w:rPr>
               <w:fldChar w:fldCharType="begin"/>
             </w:r>
             <w:r>
               <w:rPr>
                 <w:noProof/>
-              </w:rPr>
-              <w:instrText>PAGEREF _Toc1217007189 \h</w:instrText>
-            </w:r>
-            <w:r>
-              <w:rPr>
-                <w:noProof/>
-              </w:rPr>
-            </w:r>
-            <w:r>
-              <w:rPr>
-                <w:noProof/>
+                <w:webHidden/>
+              </w:rPr>
+              <w:instrText xml:space="preserve"> PAGEREF _Toc231352544 \h </w:instrText>
+            </w:r>
+            <w:r>
+              <w:rPr>
+                <w:noProof/>
+                <w:webHidden/>
+              </w:rPr>
+            </w:r>
+            <w:r>
+              <w:rPr>
+                <w:noProof/>
+                <w:webHidden/>
               </w:rPr>
               <w:fldChar w:fldCharType="separate"/>
             </w:r>
             <w:r>
               <w:rPr>
                 <w:noProof/>
+                <w:webHidden/>
               </w:rPr>
               <w:t>12</w:t>
             </w:r>
             <w:r>
               <w:rPr>
                 <w:noProof/>
+                <w:webHidden/>
               </w:rPr>
               <w:fldChar w:fldCharType="end"/>
             </w:r>
@@ -1523,14 +1737,16 @@
           <w:pPr>
             <w:pStyle w:val="T3"/>
             <w:tabs>
-              <w:tab w:val="right" w:leader="dot" w:pos="9060"/>
+              <w:tab w:val="right" w:leader="dot" w:pos="9063"/>
             </w:tabs>
             <w:rPr>
-              <w:rStyle w:val="Kpr"/>
+              <w:rFonts w:asciiTheme="minorHAnsi" w:eastAsiaTheme="minorEastAsia" w:hAnsiTheme="minorHAnsi" w:cstheme="minorBidi"/>
               <w:noProof/>
+              <w:kern w:val="2"/>
+              <w14:ligatures w14:val="standardContextual"/>
             </w:rPr>
           </w:pPr>
-          <w:hyperlink w:anchor="_Toc522200880">
+          <w:hyperlink w:anchor="_Toc231352545" w:history="1">
             <w:r>
               <w:rPr>
                 <w:rStyle w:val="Kpr"/>
@@ -1541,41 +1757,48 @@
             <w:r>
               <w:rPr>
                 <w:noProof/>
+                <w:webHidden/>
               </w:rPr>
               <w:tab/>
             </w:r>
             <w:r>
               <w:rPr>
                 <w:noProof/>
+                <w:webHidden/>
               </w:rPr>
               <w:fldChar w:fldCharType="begin"/>
             </w:r>
             <w:r>
               <w:rPr>
                 <w:noProof/>
-              </w:rPr>
-              <w:instrText>PAGEREF _Toc522200880 \h</w:instrText>
-            </w:r>
-            <w:r>
-              <w:rPr>
-                <w:noProof/>
-              </w:rPr>
-            </w:r>
-            <w:r>
-              <w:rPr>
-                <w:noProof/>
+                <w:webHidden/>
+              </w:rPr>
+              <w:instrText xml:space="preserve"> PAGEREF _Toc231352545 \h </w:instrText>
+            </w:r>
+            <w:r>
+              <w:rPr>
+                <w:noProof/>
+                <w:webHidden/>
+              </w:rPr>
+            </w:r>
+            <w:r>
+              <w:rPr>
+                <w:noProof/>
+                <w:webHidden/>
               </w:rPr>
               <w:fldChar w:fldCharType="separate"/>
             </w:r>
             <w:r>
               <w:rPr>
                 <w:noProof/>
+                <w:webHidden/>
               </w:rPr>
               <w:t>12</w:t>
             </w:r>
             <w:r>
               <w:rPr>
                 <w:noProof/>
+                <w:webHidden/>
               </w:rPr>
               <w:fldChar w:fldCharType="end"/>
             </w:r>
@@ -1585,14 +1808,16 @@
           <w:pPr>
             <w:pStyle w:val="T4"/>
             <w:tabs>
-              <w:tab w:val="right" w:leader="dot" w:pos="9060"/>
+              <w:tab w:val="right" w:leader="dot" w:pos="9063"/>
             </w:tabs>
             <w:rPr>
-              <w:rStyle w:val="Kpr"/>
+              <w:rFonts w:asciiTheme="minorHAnsi" w:eastAsiaTheme="minorEastAsia" w:hAnsiTheme="minorHAnsi" w:cstheme="minorBidi"/>
               <w:noProof/>
+              <w:kern w:val="2"/>
+              <w14:ligatures w14:val="standardContextual"/>
             </w:rPr>
           </w:pPr>
-          <w:hyperlink w:anchor="_Toc259247210">
+          <w:hyperlink w:anchor="_Toc231352546" w:history="1">
             <w:r>
               <w:rPr>
                 <w:rStyle w:val="Kpr"/>
@@ -1603,41 +1828,48 @@
             <w:r>
               <w:rPr>
                 <w:noProof/>
+                <w:webHidden/>
               </w:rPr>
               <w:tab/>
             </w:r>
             <w:r>
               <w:rPr>
                 <w:noProof/>
+                <w:webHidden/>
               </w:rPr>
               <w:fldChar w:fldCharType="begin"/>
             </w:r>
             <w:r>
               <w:rPr>
                 <w:noProof/>
-              </w:rPr>
-              <w:instrText>PAGEREF _Toc259247210 \h</w:instrText>
-            </w:r>
-            <w:r>
-              <w:rPr>
-                <w:noProof/>
-              </w:rPr>
-            </w:r>
-            <w:r>
-              <w:rPr>
-                <w:noProof/>
+                <w:webHidden/>
+              </w:rPr>
+              <w:instrText xml:space="preserve"> PAGEREF _Toc231352546 \h </w:instrText>
+            </w:r>
+            <w:r>
+              <w:rPr>
+                <w:noProof/>
+                <w:webHidden/>
+              </w:rPr>
+            </w:r>
+            <w:r>
+              <w:rPr>
+                <w:noProof/>
+                <w:webHidden/>
               </w:rPr>
               <w:fldChar w:fldCharType="separate"/>
             </w:r>
             <w:r>
               <w:rPr>
                 <w:noProof/>
+                <w:webHidden/>
               </w:rPr>
               <w:t>13</w:t>
             </w:r>
             <w:r>
               <w:rPr>
                 <w:noProof/>
+                <w:webHidden/>
               </w:rPr>
               <w:fldChar w:fldCharType="end"/>
             </w:r>
@@ -1647,14 +1879,16 @@
           <w:pPr>
             <w:pStyle w:val="T4"/>
             <w:tabs>
-              <w:tab w:val="right" w:leader="dot" w:pos="9060"/>
+              <w:tab w:val="right" w:leader="dot" w:pos="9063"/>
             </w:tabs>
             <w:rPr>
-              <w:rStyle w:val="Kpr"/>
+              <w:rFonts w:asciiTheme="minorHAnsi" w:eastAsiaTheme="minorEastAsia" w:hAnsiTheme="minorHAnsi" w:cstheme="minorBidi"/>
               <w:noProof/>
+              <w:kern w:val="2"/>
+              <w14:ligatures w14:val="standardContextual"/>
             </w:rPr>
           </w:pPr>
-          <w:hyperlink w:anchor="_Toc1134968727">
+          <w:hyperlink w:anchor="_Toc231352547" w:history="1">
             <w:r>
               <w:rPr>
                 <w:rStyle w:val="Kpr"/>
@@ -1665,41 +1899,48 @@
             <w:r>
               <w:rPr>
                 <w:noProof/>
+                <w:webHidden/>
               </w:rPr>
               <w:tab/>
             </w:r>
             <w:r>
               <w:rPr>
                 <w:noProof/>
+                <w:webHidden/>
               </w:rPr>
               <w:fldChar w:fldCharType="begin"/>
             </w:r>
             <w:r>
               <w:rPr>
                 <w:noProof/>
-              </w:rPr>
-              <w:instrText>PAGEREF _Toc1134968727 \h</w:instrText>
-            </w:r>
-            <w:r>
-              <w:rPr>
-                <w:noProof/>
-              </w:rPr>
-            </w:r>
-            <w:r>
-              <w:rPr>
-                <w:noProof/>
+                <w:webHidden/>
+              </w:rPr>
+              <w:instrText xml:space="preserve"> PAGEREF _Toc231352547 \h </w:instrText>
+            </w:r>
+            <w:r>
+              <w:rPr>
+                <w:noProof/>
+                <w:webHidden/>
+              </w:rPr>
+            </w:r>
+            <w:r>
+              <w:rPr>
+                <w:noProof/>
+                <w:webHidden/>
               </w:rPr>
               <w:fldChar w:fldCharType="separate"/>
             </w:r>
             <w:r>
               <w:rPr>
                 <w:noProof/>
-              </w:rPr>
-              <w:t>13</w:t>
-            </w:r>
-            <w:r>
-              <w:rPr>
-                <w:noProof/>
+                <w:webHidden/>
+              </w:rPr>
+              <w:t>14</w:t>
+            </w:r>
+            <w:r>
+              <w:rPr>
+                <w:noProof/>
+                <w:webHidden/>
               </w:rPr>
               <w:fldChar w:fldCharType="end"/>
             </w:r>
@@ -1709,14 +1950,16 @@
           <w:pPr>
             <w:pStyle w:val="T3"/>
             <w:tabs>
-              <w:tab w:val="right" w:leader="dot" w:pos="9060"/>
+              <w:tab w:val="right" w:leader="dot" w:pos="9063"/>
             </w:tabs>
             <w:rPr>
-              <w:rStyle w:val="Kpr"/>
+              <w:rFonts w:asciiTheme="minorHAnsi" w:eastAsiaTheme="minorEastAsia" w:hAnsiTheme="minorHAnsi" w:cstheme="minorBidi"/>
               <w:noProof/>
+              <w:kern w:val="2"/>
+              <w14:ligatures w14:val="standardContextual"/>
             </w:rPr>
           </w:pPr>
-          <w:hyperlink w:anchor="_Toc182447093">
+          <w:hyperlink w:anchor="_Toc231352548" w:history="1">
             <w:r>
               <w:rPr>
                 <w:rStyle w:val="Kpr"/>
@@ -1727,41 +1970,48 @@
             <w:r>
               <w:rPr>
                 <w:noProof/>
+                <w:webHidden/>
               </w:rPr>
               <w:tab/>
             </w:r>
             <w:r>
               <w:rPr>
                 <w:noProof/>
+                <w:webHidden/>
               </w:rPr>
               <w:fldChar w:fldCharType="begin"/>
             </w:r>
             <w:r>
               <w:rPr>
                 <w:noProof/>
-              </w:rPr>
-              <w:instrText>PAGEREF _Toc182447093 \h</w:instrText>
-            </w:r>
-            <w:r>
-              <w:rPr>
-                <w:noProof/>
-              </w:rPr>
-            </w:r>
-            <w:r>
-              <w:rPr>
-                <w:noProof/>
+                <w:webHidden/>
+              </w:rPr>
+              <w:instrText xml:space="preserve"> PAGEREF _Toc231352548 \h </w:instrText>
+            </w:r>
+            <w:r>
+              <w:rPr>
+                <w:noProof/>
+                <w:webHidden/>
+              </w:rPr>
+            </w:r>
+            <w:r>
+              <w:rPr>
+                <w:noProof/>
+                <w:webHidden/>
               </w:rPr>
               <w:fldChar w:fldCharType="separate"/>
             </w:r>
             <w:r>
               <w:rPr>
                 <w:noProof/>
+                <w:webHidden/>
               </w:rPr>
               <w:t>15</w:t>
             </w:r>
             <w:r>
               <w:rPr>
                 <w:noProof/>
+                <w:webHidden/>
               </w:rPr>
               <w:fldChar w:fldCharType="end"/>
             </w:r>
@@ -1771,14 +2021,16 @@
           <w:pPr>
             <w:pStyle w:val="T4"/>
             <w:tabs>
-              <w:tab w:val="right" w:leader="dot" w:pos="9060"/>
+              <w:tab w:val="right" w:leader="dot" w:pos="9063"/>
             </w:tabs>
             <w:rPr>
-              <w:rStyle w:val="Kpr"/>
+              <w:rFonts w:asciiTheme="minorHAnsi" w:eastAsiaTheme="minorEastAsia" w:hAnsiTheme="minorHAnsi" w:cstheme="minorBidi"/>
               <w:noProof/>
+              <w:kern w:val="2"/>
+              <w14:ligatures w14:val="standardContextual"/>
             </w:rPr>
           </w:pPr>
-          <w:hyperlink w:anchor="_Toc1714762002">
+          <w:hyperlink w:anchor="_Toc231352549" w:history="1">
             <w:r>
               <w:rPr>
                 <w:rStyle w:val="Kpr"/>
@@ -1789,41 +2041,48 @@
             <w:r>
               <w:rPr>
                 <w:noProof/>
+                <w:webHidden/>
               </w:rPr>
               <w:tab/>
             </w:r>
             <w:r>
               <w:rPr>
                 <w:noProof/>
+                <w:webHidden/>
               </w:rPr>
               <w:fldChar w:fldCharType="begin"/>
             </w:r>
             <w:r>
               <w:rPr>
                 <w:noProof/>
-              </w:rPr>
-              <w:instrText>PAGEREF _Toc1714762002 \h</w:instrText>
-            </w:r>
-            <w:r>
-              <w:rPr>
-                <w:noProof/>
-              </w:rPr>
-            </w:r>
-            <w:r>
-              <w:rPr>
-                <w:noProof/>
+                <w:webHidden/>
+              </w:rPr>
+              <w:instrText xml:space="preserve"> PAGEREF _Toc231352549 \h </w:instrText>
+            </w:r>
+            <w:r>
+              <w:rPr>
+                <w:noProof/>
+                <w:webHidden/>
+              </w:rPr>
+            </w:r>
+            <w:r>
+              <w:rPr>
+                <w:noProof/>
+                <w:webHidden/>
               </w:rPr>
               <w:fldChar w:fldCharType="separate"/>
             </w:r>
             <w:r>
               <w:rPr>
                 <w:noProof/>
-              </w:rPr>
-              <w:t>16</w:t>
-            </w:r>
-            <w:r>
-              <w:rPr>
-                <w:noProof/>
+                <w:webHidden/>
+              </w:rPr>
+              <w:t>17</w:t>
+            </w:r>
+            <w:r>
+              <w:rPr>
+                <w:noProof/>
+                <w:webHidden/>
               </w:rPr>
               <w:fldChar w:fldCharType="end"/>
             </w:r>
@@ -1833,14 +2092,16 @@
           <w:pPr>
             <w:pStyle w:val="T4"/>
             <w:tabs>
-              <w:tab w:val="right" w:leader="dot" w:pos="9060"/>
+              <w:tab w:val="right" w:leader="dot" w:pos="9063"/>
             </w:tabs>
             <w:rPr>
-              <w:rStyle w:val="Kpr"/>
+              <w:rFonts w:asciiTheme="minorHAnsi" w:eastAsiaTheme="minorEastAsia" w:hAnsiTheme="minorHAnsi" w:cstheme="minorBidi"/>
               <w:noProof/>
+              <w:kern w:val="2"/>
+              <w14:ligatures w14:val="standardContextual"/>
             </w:rPr>
           </w:pPr>
-          <w:hyperlink w:anchor="_Toc438134317">
+          <w:hyperlink w:anchor="_Toc231352550" w:history="1">
             <w:r>
               <w:rPr>
                 <w:rStyle w:val="Kpr"/>
@@ -1851,41 +2112,48 @@
             <w:r>
               <w:rPr>
                 <w:noProof/>
+                <w:webHidden/>
               </w:rPr>
               <w:tab/>
             </w:r>
             <w:r>
               <w:rPr>
                 <w:noProof/>
+                <w:webHidden/>
               </w:rPr>
               <w:fldChar w:fldCharType="begin"/>
             </w:r>
             <w:r>
               <w:rPr>
                 <w:noProof/>
-              </w:rPr>
-              <w:instrText>PAGEREF _Toc438134317 \h</w:instrText>
-            </w:r>
-            <w:r>
-              <w:rPr>
-                <w:noProof/>
-              </w:rPr>
-            </w:r>
-            <w:r>
-              <w:rPr>
-                <w:noProof/>
+                <w:webHidden/>
+              </w:rPr>
+              <w:instrText xml:space="preserve"> PAGEREF _Toc231352550 \h </w:instrText>
+            </w:r>
+            <w:r>
+              <w:rPr>
+                <w:noProof/>
+                <w:webHidden/>
+              </w:rPr>
+            </w:r>
+            <w:r>
+              <w:rPr>
+                <w:noProof/>
+                <w:webHidden/>
               </w:rPr>
               <w:fldChar w:fldCharType="separate"/>
             </w:r>
             <w:r>
               <w:rPr>
                 <w:noProof/>
+                <w:webHidden/>
               </w:rPr>
               <w:t>17</w:t>
             </w:r>
             <w:r>
               <w:rPr>
                 <w:noProof/>
+                <w:webHidden/>
               </w:rPr>
               <w:fldChar w:fldCharType="end"/>
             </w:r>
@@ -1895,14 +2163,16 @@
           <w:pPr>
             <w:pStyle w:val="T3"/>
             <w:tabs>
-              <w:tab w:val="right" w:leader="dot" w:pos="9060"/>
+              <w:tab w:val="right" w:leader="dot" w:pos="9063"/>
             </w:tabs>
             <w:rPr>
-              <w:rStyle w:val="Kpr"/>
+              <w:rFonts w:asciiTheme="minorHAnsi" w:eastAsiaTheme="minorEastAsia" w:hAnsiTheme="minorHAnsi" w:cstheme="minorBidi"/>
               <w:noProof/>
+              <w:kern w:val="2"/>
+              <w14:ligatures w14:val="standardContextual"/>
             </w:rPr>
           </w:pPr>
-          <w:hyperlink w:anchor="_Toc585048789">
+          <w:hyperlink w:anchor="_Toc231352551" w:history="1">
             <w:r>
               <w:rPr>
                 <w:rStyle w:val="Kpr"/>
@@ -1913,41 +2183,48 @@
             <w:r>
               <w:rPr>
                 <w:noProof/>
+                <w:webHidden/>
               </w:rPr>
               <w:tab/>
             </w:r>
             <w:r>
               <w:rPr>
                 <w:noProof/>
+                <w:webHidden/>
               </w:rPr>
               <w:fldChar w:fldCharType="begin"/>
             </w:r>
             <w:r>
               <w:rPr>
                 <w:noProof/>
-              </w:rPr>
-              <w:instrText>PAGEREF _Toc585048789 \h</w:instrText>
-            </w:r>
-            <w:r>
-              <w:rPr>
-                <w:noProof/>
-              </w:rPr>
-            </w:r>
-            <w:r>
-              <w:rPr>
-                <w:noProof/>
+                <w:webHidden/>
+              </w:rPr>
+              <w:instrText xml:space="preserve"> PAGEREF _Toc231352551 \h </w:instrText>
+            </w:r>
+            <w:r>
+              <w:rPr>
+                <w:noProof/>
+                <w:webHidden/>
+              </w:rPr>
+            </w:r>
+            <w:r>
+              <w:rPr>
+                <w:noProof/>
+                <w:webHidden/>
               </w:rPr>
               <w:fldChar w:fldCharType="separate"/>
             </w:r>
             <w:r>
               <w:rPr>
                 <w:noProof/>
+                <w:webHidden/>
               </w:rPr>
               <w:t>18</w:t>
             </w:r>
             <w:r>
               <w:rPr>
                 <w:noProof/>
+                <w:webHidden/>
               </w:rPr>
               <w:fldChar w:fldCharType="end"/>
             </w:r>
@@ -1957,14 +2234,16 @@
           <w:pPr>
             <w:pStyle w:val="T4"/>
             <w:tabs>
-              <w:tab w:val="right" w:leader="dot" w:pos="9060"/>
+              <w:tab w:val="right" w:leader="dot" w:pos="9063"/>
             </w:tabs>
             <w:rPr>
-              <w:rStyle w:val="Kpr"/>
+              <w:rFonts w:asciiTheme="minorHAnsi" w:eastAsiaTheme="minorEastAsia" w:hAnsiTheme="minorHAnsi" w:cstheme="minorBidi"/>
               <w:noProof/>
+              <w:kern w:val="2"/>
+              <w14:ligatures w14:val="standardContextual"/>
             </w:rPr>
           </w:pPr>
-          <w:hyperlink w:anchor="_Toc297277730">
+          <w:hyperlink w:anchor="_Toc231352552" w:history="1">
             <w:r>
               <w:rPr>
                 <w:rStyle w:val="Kpr"/>
@@ -1975,41 +2254,48 @@
             <w:r>
               <w:rPr>
                 <w:noProof/>
+                <w:webHidden/>
               </w:rPr>
               <w:tab/>
             </w:r>
             <w:r>
               <w:rPr>
                 <w:noProof/>
+                <w:webHidden/>
               </w:rPr>
               <w:fldChar w:fldCharType="begin"/>
             </w:r>
             <w:r>
               <w:rPr>
                 <w:noProof/>
-              </w:rPr>
-              <w:instrText>PAGEREF _Toc297277730 \h</w:instrText>
-            </w:r>
-            <w:r>
-              <w:rPr>
-                <w:noProof/>
-              </w:rPr>
-            </w:r>
-            <w:r>
-              <w:rPr>
-                <w:noProof/>
+                <w:webHidden/>
+              </w:rPr>
+              <w:instrText xml:space="preserve"> PAGEREF _Toc231352552 \h </w:instrText>
+            </w:r>
+            <w:r>
+              <w:rPr>
+                <w:noProof/>
+                <w:webHidden/>
+              </w:rPr>
+            </w:r>
+            <w:r>
+              <w:rPr>
+                <w:noProof/>
+                <w:webHidden/>
               </w:rPr>
               <w:fldChar w:fldCharType="separate"/>
             </w:r>
             <w:r>
               <w:rPr>
                 <w:noProof/>
+                <w:webHidden/>
               </w:rPr>
               <w:t>18</w:t>
             </w:r>
             <w:r>
               <w:rPr>
                 <w:noProof/>
+                <w:webHidden/>
               </w:rPr>
               <w:fldChar w:fldCharType="end"/>
             </w:r>
@@ -2019,14 +2305,16 @@
           <w:pPr>
             <w:pStyle w:val="T4"/>
             <w:tabs>
-              <w:tab w:val="right" w:leader="dot" w:pos="9060"/>
+              <w:tab w:val="right" w:leader="dot" w:pos="9063"/>
             </w:tabs>
             <w:rPr>
-              <w:rStyle w:val="Kpr"/>
+              <w:rFonts w:asciiTheme="minorHAnsi" w:eastAsiaTheme="minorEastAsia" w:hAnsiTheme="minorHAnsi" w:cstheme="minorBidi"/>
               <w:noProof/>
+              <w:kern w:val="2"/>
+              <w14:ligatures w14:val="standardContextual"/>
             </w:rPr>
           </w:pPr>
-          <w:hyperlink w:anchor="_Toc1552305477">
+          <w:hyperlink w:anchor="_Toc231352553" w:history="1">
             <w:r>
               <w:rPr>
                 <w:rStyle w:val="Kpr"/>
@@ -2037,41 +2325,48 @@
             <w:r>
               <w:rPr>
                 <w:noProof/>
+                <w:webHidden/>
               </w:rPr>
               <w:tab/>
             </w:r>
             <w:r>
               <w:rPr>
                 <w:noProof/>
+                <w:webHidden/>
               </w:rPr>
               <w:fldChar w:fldCharType="begin"/>
             </w:r>
             <w:r>
               <w:rPr>
                 <w:noProof/>
-              </w:rPr>
-              <w:instrText>PAGEREF _Toc1552305477 \h</w:instrText>
-            </w:r>
-            <w:r>
-              <w:rPr>
-                <w:noProof/>
-              </w:rPr>
-            </w:r>
-            <w:r>
-              <w:rPr>
-                <w:noProof/>
+                <w:webHidden/>
+              </w:rPr>
+              <w:instrText xml:space="preserve"> PAGEREF _Toc231352553 \h </w:instrText>
+            </w:r>
+            <w:r>
+              <w:rPr>
+                <w:noProof/>
+                <w:webHidden/>
+              </w:rPr>
+            </w:r>
+            <w:r>
+              <w:rPr>
+                <w:noProof/>
+                <w:webHidden/>
               </w:rPr>
               <w:fldChar w:fldCharType="separate"/>
             </w:r>
             <w:r>
               <w:rPr>
                 <w:noProof/>
+                <w:webHidden/>
               </w:rPr>
               <w:t>19</w:t>
             </w:r>
             <w:r>
               <w:rPr>
                 <w:noProof/>
+                <w:webHidden/>
               </w:rPr>
               <w:fldChar w:fldCharType="end"/>
             </w:r>
@@ -2081,14 +2376,16 @@
           <w:pPr>
             <w:pStyle w:val="T4"/>
             <w:tabs>
-              <w:tab w:val="right" w:leader="dot" w:pos="9060"/>
+              <w:tab w:val="right" w:leader="dot" w:pos="9063"/>
             </w:tabs>
             <w:rPr>
-              <w:rStyle w:val="Kpr"/>
+              <w:rFonts w:asciiTheme="minorHAnsi" w:eastAsiaTheme="minorEastAsia" w:hAnsiTheme="minorHAnsi" w:cstheme="minorBidi"/>
               <w:noProof/>
+              <w:kern w:val="2"/>
+              <w14:ligatures w14:val="standardContextual"/>
             </w:rPr>
           </w:pPr>
-          <w:hyperlink w:anchor="_Toc1809476506">
+          <w:hyperlink w:anchor="_Toc231352554" w:history="1">
             <w:r>
               <w:rPr>
                 <w:rStyle w:val="Kpr"/>
@@ -2099,41 +2396,119 @@
             <w:r>
               <w:rPr>
                 <w:noProof/>
+                <w:webHidden/>
               </w:rPr>
               <w:tab/>
             </w:r>
             <w:r>
               <w:rPr>
                 <w:noProof/>
+                <w:webHidden/>
               </w:rPr>
               <w:fldChar w:fldCharType="begin"/>
             </w:r>
             <w:r>
               <w:rPr>
                 <w:noProof/>
-              </w:rPr>
-              <w:instrText>PAGEREF _Toc1809476506 \h</w:instrText>
-            </w:r>
-            <w:r>
-              <w:rPr>
-                <w:noProof/>
-              </w:rPr>
-            </w:r>
-            <w:r>
-              <w:rPr>
-                <w:noProof/>
+                <w:webHidden/>
+              </w:rPr>
+              <w:instrText xml:space="preserve"> PAGEREF _Toc231352554 \h </w:instrText>
+            </w:r>
+            <w:r>
+              <w:rPr>
+                <w:noProof/>
+                <w:webHidden/>
+              </w:rPr>
+            </w:r>
+            <w:r>
+              <w:rPr>
+                <w:noProof/>
+                <w:webHidden/>
               </w:rPr>
               <w:fldChar w:fldCharType="separate"/>
             </w:r>
             <w:r>
               <w:rPr>
                 <w:noProof/>
+                <w:webHidden/>
               </w:rPr>
               <w:t>19</w:t>
             </w:r>
             <w:r>
               <w:rPr>
                 <w:noProof/>
+                <w:webHidden/>
+              </w:rPr>
+              <w:fldChar w:fldCharType="end"/>
+            </w:r>
+          </w:hyperlink>
+        </w:p>
+        <w:p>
+          <w:pPr>
+            <w:pStyle w:val="T4"/>
+            <w:tabs>
+              <w:tab w:val="right" w:leader="dot" w:pos="9063"/>
+            </w:tabs>
+            <w:rPr>
+              <w:rFonts w:asciiTheme="minorHAnsi" w:eastAsiaTheme="minorEastAsia" w:hAnsiTheme="minorHAnsi" w:cstheme="minorBidi"/>
+              <w:noProof/>
+              <w:kern w:val="2"/>
+              <w14:ligatures w14:val="standardContextual"/>
+            </w:rPr>
+          </w:pPr>
+          <w:hyperlink w:anchor="_Toc231352555" w:history="1">
+            <w:r>
+              <w:rPr>
+                <w:rStyle w:val="Kpr"/>
+                <w:noProof/>
+              </w:rPr>
+              <w:t>4.1.3.4 Test Sonuçları ve Performans Değerlendirmesi</w:t>
+            </w:r>
+            <w:r>
+              <w:rPr>
+                <w:noProof/>
+                <w:webHidden/>
+              </w:rPr>
+              <w:tab/>
+            </w:r>
+            <w:r>
+              <w:rPr>
+                <w:noProof/>
+                <w:webHidden/>
+              </w:rPr>
+              <w:fldChar w:fldCharType="begin"/>
+            </w:r>
+            <w:r>
+              <w:rPr>
+                <w:noProof/>
+                <w:webHidden/>
+              </w:rPr>
+              <w:instrText xml:space="preserve"> PAGEREF _Toc231352555 \h </w:instrText>
+            </w:r>
+            <w:r>
+              <w:rPr>
+                <w:noProof/>
+                <w:webHidden/>
+              </w:rPr>
+            </w:r>
+            <w:r>
+              <w:rPr>
+                <w:noProof/>
+                <w:webHidden/>
+              </w:rPr>
+              <w:fldChar w:fldCharType="separate"/>
+            </w:r>
+            <w:r>
+              <w:rPr>
+                <w:noProof/>
+                <w:webHidden/>
+              </w:rPr>
+              <w:t>20</w:t>
+            </w:r>
+            <w:r>
+              <w:rPr>
+                <w:noProof/>
+                <w:webHidden/>
               </w:rPr>
               <w:fldChar w:fldCharType="end"/>
             </w:r>
@@ -2143,14 +2518,16 @@
           <w:pPr>
             <w:pStyle w:val="T3"/>
             <w:tabs>
-              <w:tab w:val="right" w:leader="dot" w:pos="9060"/>
+              <w:tab w:val="right" w:leader="dot" w:pos="9063"/>
             </w:tabs>
             <w:rPr>
-              <w:rStyle w:val="Kpr"/>
+              <w:rFonts w:asciiTheme="minorHAnsi" w:eastAsiaTheme="minorEastAsia" w:hAnsiTheme="minorHAnsi" w:cstheme="minorBidi"/>
               <w:noProof/>
+              <w:kern w:val="2"/>
+              <w14:ligatures w14:val="standardContextual"/>
             </w:rPr>
           </w:pPr>
-          <w:hyperlink w:anchor="_Toc1903256306">
+          <w:hyperlink w:anchor="_Toc231352556" w:history="1">
             <w:r>
               <w:rPr>
                 <w:rStyle w:val="Kpr"/>
@@ -2161,41 +2538,48 @@
             <w:r>
               <w:rPr>
                 <w:noProof/>
+                <w:webHidden/>
               </w:rPr>
               <w:tab/>
             </w:r>
             <w:r>
               <w:rPr>
                 <w:noProof/>
+                <w:webHidden/>
               </w:rPr>
               <w:fldChar w:fldCharType="begin"/>
             </w:r>
             <w:r>
               <w:rPr>
                 <w:noProof/>
-              </w:rPr>
-              <w:instrText>PAGEREF _Toc1903256306 \h</w:instrText>
-            </w:r>
-            <w:r>
-              <w:rPr>
-                <w:noProof/>
-              </w:rPr>
-            </w:r>
-            <w:r>
-              <w:rPr>
-                <w:noProof/>
+                <w:webHidden/>
+              </w:rPr>
+              <w:instrText xml:space="preserve"> PAGEREF _Toc231352556 \h </w:instrText>
+            </w:r>
+            <w:r>
+              <w:rPr>
+                <w:noProof/>
+                <w:webHidden/>
+              </w:rPr>
+            </w:r>
+            <w:r>
+              <w:rPr>
+                <w:noProof/>
+                <w:webHidden/>
               </w:rPr>
               <w:fldChar w:fldCharType="separate"/>
             </w:r>
             <w:r>
               <w:rPr>
                 <w:noProof/>
-              </w:rPr>
-              <w:t>20</w:t>
-            </w:r>
-            <w:r>
-              <w:rPr>
-                <w:noProof/>
+                <w:webHidden/>
+              </w:rPr>
+              <w:t>21</w:t>
+            </w:r>
+            <w:r>
+              <w:rPr>
+                <w:noProof/>
+                <w:webHidden/>
               </w:rPr>
               <w:fldChar w:fldCharType="end"/>
             </w:r>
@@ -2205,14 +2589,16 @@
           <w:pPr>
             <w:pStyle w:val="T4"/>
             <w:tabs>
-              <w:tab w:val="right" w:leader="dot" w:pos="9060"/>
+              <w:tab w:val="right" w:leader="dot" w:pos="9063"/>
             </w:tabs>
             <w:rPr>
-              <w:rStyle w:val="Kpr"/>
+              <w:rFonts w:asciiTheme="minorHAnsi" w:eastAsiaTheme="minorEastAsia" w:hAnsiTheme="minorHAnsi" w:cstheme="minorBidi"/>
               <w:noProof/>
+              <w:kern w:val="2"/>
+              <w14:ligatures w14:val="standardContextual"/>
             </w:rPr>
           </w:pPr>
-          <w:hyperlink w:anchor="_Toc170906971">
+          <w:hyperlink w:anchor="_Toc231352557" w:history="1">
             <w:r>
               <w:rPr>
                 <w:rStyle w:val="Kpr"/>
@@ -2223,41 +2609,48 @@
             <w:r>
               <w:rPr>
                 <w:noProof/>
+                <w:webHidden/>
               </w:rPr>
               <w:tab/>
             </w:r>
             <w:r>
               <w:rPr>
                 <w:noProof/>
+                <w:webHidden/>
               </w:rPr>
               <w:fldChar w:fldCharType="begin"/>
             </w:r>
             <w:r>
               <w:rPr>
                 <w:noProof/>
-              </w:rPr>
-              <w:instrText>PAGEREF _Toc170906971 \h</w:instrText>
-            </w:r>
-            <w:r>
-              <w:rPr>
-                <w:noProof/>
-              </w:rPr>
-            </w:r>
-            <w:r>
-              <w:rPr>
-                <w:noProof/>
+                <w:webHidden/>
+              </w:rPr>
+              <w:instrText xml:space="preserve"> PAGEREF _Toc231352557 \h </w:instrText>
+            </w:r>
+            <w:r>
+              <w:rPr>
+                <w:noProof/>
+                <w:webHidden/>
+              </w:rPr>
+            </w:r>
+            <w:r>
+              <w:rPr>
+                <w:noProof/>
+                <w:webHidden/>
               </w:rPr>
               <w:fldChar w:fldCharType="separate"/>
             </w:r>
             <w:r>
               <w:rPr>
                 <w:noProof/>
-              </w:rPr>
-              <w:t>20</w:t>
-            </w:r>
-            <w:r>
-              <w:rPr>
-                <w:noProof/>
+                <w:webHidden/>
+              </w:rPr>
+              <w:t>21</w:t>
+            </w:r>
+            <w:r>
+              <w:rPr>
+                <w:noProof/>
+                <w:webHidden/>
               </w:rPr>
               <w:fldChar w:fldCharType="end"/>
             </w:r>
@@ -2267,14 +2660,16 @@
           <w:pPr>
             <w:pStyle w:val="T4"/>
             <w:tabs>
-              <w:tab w:val="right" w:leader="dot" w:pos="9060"/>
+              <w:tab w:val="right" w:leader="dot" w:pos="9063"/>
             </w:tabs>
             <w:rPr>
-              <w:rStyle w:val="Kpr"/>
+              <w:rFonts w:asciiTheme="minorHAnsi" w:eastAsiaTheme="minorEastAsia" w:hAnsiTheme="minorHAnsi" w:cstheme="minorBidi"/>
               <w:noProof/>
+              <w:kern w:val="2"/>
+              <w14:ligatures w14:val="standardContextual"/>
             </w:rPr>
           </w:pPr>
-          <w:hyperlink w:anchor="_Toc947275368">
+          <w:hyperlink w:anchor="_Toc231352558" w:history="1">
             <w:r>
               <w:rPr>
                 <w:rStyle w:val="Kpr"/>
@@ -2285,41 +2680,48 @@
             <w:r>
               <w:rPr>
                 <w:noProof/>
+                <w:webHidden/>
               </w:rPr>
               <w:tab/>
             </w:r>
             <w:r>
               <w:rPr>
                 <w:noProof/>
+                <w:webHidden/>
               </w:rPr>
               <w:fldChar w:fldCharType="begin"/>
             </w:r>
             <w:r>
               <w:rPr>
                 <w:noProof/>
-              </w:rPr>
-              <w:instrText>PAGEREF _Toc947275368 \h</w:instrText>
-            </w:r>
-            <w:r>
-              <w:rPr>
-                <w:noProof/>
-              </w:rPr>
-            </w:r>
-            <w:r>
-              <w:rPr>
-                <w:noProof/>
+                <w:webHidden/>
+              </w:rPr>
+              <w:instrText xml:space="preserve"> PAGEREF _Toc231352558 \h </w:instrText>
+            </w:r>
+            <w:r>
+              <w:rPr>
+                <w:noProof/>
+                <w:webHidden/>
+              </w:rPr>
+            </w:r>
+            <w:r>
+              <w:rPr>
+                <w:noProof/>
+                <w:webHidden/>
               </w:rPr>
               <w:fldChar w:fldCharType="separate"/>
             </w:r>
             <w:r>
               <w:rPr>
                 <w:noProof/>
-              </w:rPr>
-              <w:t>20</w:t>
-            </w:r>
-            <w:r>
-              <w:rPr>
-                <w:noProof/>
+                <w:webHidden/>
+              </w:rPr>
+              <w:t>21</w:t>
+            </w:r>
+            <w:r>
+              <w:rPr>
+                <w:noProof/>
+                <w:webHidden/>
               </w:rPr>
               <w:fldChar w:fldCharType="end"/>
             </w:r>
@@ -2329,14 +2731,16 @@
           <w:pPr>
             <w:pStyle w:val="T4"/>
             <w:tabs>
-              <w:tab w:val="right" w:leader="dot" w:pos="9060"/>
+              <w:tab w:val="right" w:leader="dot" w:pos="9063"/>
             </w:tabs>
             <w:rPr>
-              <w:rStyle w:val="Kpr"/>
+              <w:rFonts w:asciiTheme="minorHAnsi" w:eastAsiaTheme="minorEastAsia" w:hAnsiTheme="minorHAnsi" w:cstheme="minorBidi"/>
               <w:noProof/>
+              <w:kern w:val="2"/>
+              <w14:ligatures w14:val="standardContextual"/>
             </w:rPr>
           </w:pPr>
-          <w:hyperlink w:anchor="_Toc1831557681">
+          <w:hyperlink w:anchor="_Toc231352559" w:history="1">
             <w:r>
               <w:rPr>
                 <w:rStyle w:val="Kpr"/>
@@ -2347,41 +2751,48 @@
             <w:r>
               <w:rPr>
                 <w:noProof/>
+                <w:webHidden/>
               </w:rPr>
               <w:tab/>
             </w:r>
             <w:r>
               <w:rPr>
                 <w:noProof/>
+                <w:webHidden/>
               </w:rPr>
               <w:fldChar w:fldCharType="begin"/>
             </w:r>
             <w:r>
               <w:rPr>
                 <w:noProof/>
-              </w:rPr>
-              <w:instrText>PAGEREF _Toc1831557681 \h</w:instrText>
-            </w:r>
-            <w:r>
-              <w:rPr>
-                <w:noProof/>
-              </w:rPr>
-            </w:r>
-            <w:r>
-              <w:rPr>
-                <w:noProof/>
+                <w:webHidden/>
+              </w:rPr>
+              <w:instrText xml:space="preserve"> PAGEREF _Toc231352559 \h </w:instrText>
+            </w:r>
+            <w:r>
+              <w:rPr>
+                <w:noProof/>
+                <w:webHidden/>
+              </w:rPr>
+            </w:r>
+            <w:r>
+              <w:rPr>
+                <w:noProof/>
+                <w:webHidden/>
               </w:rPr>
               <w:fldChar w:fldCharType="separate"/>
             </w:r>
             <w:r>
               <w:rPr>
                 <w:noProof/>
-              </w:rPr>
-              <w:t>21</w:t>
-            </w:r>
-            <w:r>
-              <w:rPr>
-                <w:noProof/>
+                <w:webHidden/>
+              </w:rPr>
+              <w:t>22</w:t>
+            </w:r>
+            <w:r>
+              <w:rPr>
+                <w:noProof/>
+                <w:webHidden/>
               </w:rPr>
               <w:fldChar w:fldCharType="end"/>
             </w:r>
@@ -2391,14 +2802,16 @@
           <w:pPr>
             <w:pStyle w:val="T3"/>
             <w:tabs>
-              <w:tab w:val="right" w:leader="dot" w:pos="9060"/>
+              <w:tab w:val="right" w:leader="dot" w:pos="9063"/>
             </w:tabs>
             <w:rPr>
-              <w:rStyle w:val="Kpr"/>
+              <w:rFonts w:asciiTheme="minorHAnsi" w:eastAsiaTheme="minorEastAsia" w:hAnsiTheme="minorHAnsi" w:cstheme="minorBidi"/>
               <w:noProof/>
+              <w:kern w:val="2"/>
+              <w14:ligatures w14:val="standardContextual"/>
             </w:rPr>
           </w:pPr>
-          <w:hyperlink w:anchor="_Toc1599793109">
+          <w:hyperlink w:anchor="_Toc231352560" w:history="1">
             <w:r>
               <w:rPr>
                 <w:rStyle w:val="Kpr"/>
@@ -2409,41 +2822,48 @@
             <w:r>
               <w:rPr>
                 <w:noProof/>
+                <w:webHidden/>
               </w:rPr>
               <w:tab/>
             </w:r>
             <w:r>
               <w:rPr>
                 <w:noProof/>
+                <w:webHidden/>
               </w:rPr>
               <w:fldChar w:fldCharType="begin"/>
             </w:r>
             <w:r>
               <w:rPr>
                 <w:noProof/>
-              </w:rPr>
-              <w:instrText>PAGEREF _Toc1599793109 \h</w:instrText>
-            </w:r>
-            <w:r>
-              <w:rPr>
-                <w:noProof/>
-              </w:rPr>
-            </w:r>
-            <w:r>
-              <w:rPr>
-                <w:noProof/>
+                <w:webHidden/>
+              </w:rPr>
+              <w:instrText xml:space="preserve"> PAGEREF _Toc231352560 \h </w:instrText>
+            </w:r>
+            <w:r>
+              <w:rPr>
+                <w:noProof/>
+                <w:webHidden/>
+              </w:rPr>
+            </w:r>
+            <w:r>
+              <w:rPr>
+                <w:noProof/>
+                <w:webHidden/>
               </w:rPr>
               <w:fldChar w:fldCharType="separate"/>
             </w:r>
             <w:r>
               <w:rPr>
                 <w:noProof/>
-              </w:rPr>
-              <w:t>21</w:t>
-            </w:r>
-            <w:r>
-              <w:rPr>
-                <w:noProof/>
+                <w:webHidden/>
+              </w:rPr>
+              <w:t>22</w:t>
+            </w:r>
+            <w:r>
+              <w:rPr>
+                <w:noProof/>
+                <w:webHidden/>
               </w:rPr>
               <w:fldChar w:fldCharType="end"/>
             </w:r>
@@ -2453,14 +2873,16 @@
           <w:pPr>
             <w:pStyle w:val="T4"/>
             <w:tabs>
-              <w:tab w:val="right" w:leader="dot" w:pos="9060"/>
+              <w:tab w:val="right" w:leader="dot" w:pos="9063"/>
             </w:tabs>
             <w:rPr>
-              <w:rStyle w:val="Kpr"/>
+              <w:rFonts w:asciiTheme="minorHAnsi" w:eastAsiaTheme="minorEastAsia" w:hAnsiTheme="minorHAnsi" w:cstheme="minorBidi"/>
               <w:noProof/>
+              <w:kern w:val="2"/>
+              <w14:ligatures w14:val="standardContextual"/>
             </w:rPr>
           </w:pPr>
-          <w:hyperlink w:anchor="_Toc1616580551">
+          <w:hyperlink w:anchor="_Toc231352561" w:history="1">
             <w:r>
               <w:rPr>
                 <w:rStyle w:val="Kpr"/>
@@ -2471,41 +2893,48 @@
             <w:r>
               <w:rPr>
                 <w:noProof/>
+                <w:webHidden/>
               </w:rPr>
               <w:tab/>
             </w:r>
             <w:r>
               <w:rPr>
                 <w:noProof/>
+                <w:webHidden/>
               </w:rPr>
               <w:fldChar w:fldCharType="begin"/>
             </w:r>
             <w:r>
               <w:rPr>
                 <w:noProof/>
-              </w:rPr>
-              <w:instrText>PAGEREF _Toc1616580551 \h</w:instrText>
-            </w:r>
-            <w:r>
-              <w:rPr>
-                <w:noProof/>
-              </w:rPr>
-            </w:r>
-            <w:r>
-              <w:rPr>
-                <w:noProof/>
+                <w:webHidden/>
+              </w:rPr>
+              <w:instrText xml:space="preserve"> PAGEREF _Toc231352561 \h </w:instrText>
+            </w:r>
+            <w:r>
+              <w:rPr>
+                <w:noProof/>
+                <w:webHidden/>
+              </w:rPr>
+            </w:r>
+            <w:r>
+              <w:rPr>
+                <w:noProof/>
+                <w:webHidden/>
               </w:rPr>
               <w:fldChar w:fldCharType="separate"/>
             </w:r>
             <w:r>
               <w:rPr>
                 <w:noProof/>
-              </w:rPr>
-              <w:t>23</w:t>
-            </w:r>
-            <w:r>
-              <w:rPr>
-                <w:noProof/>
+                <w:webHidden/>
+              </w:rPr>
+              <w:t>24</w:t>
+            </w:r>
+            <w:r>
+              <w:rPr>
+                <w:noProof/>
+                <w:webHidden/>
               </w:rPr>
               <w:fldChar w:fldCharType="end"/>
             </w:r>
@@ -2515,17 +2944,20 @@
           <w:pPr>
             <w:pStyle w:val="T2"/>
             <w:tabs>
-              <w:tab w:val="right" w:leader="dot" w:pos="9060"/>
+              <w:tab w:val="right" w:leader="dot" w:pos="9063"/>
             </w:tabs>
             <w:rPr>
-              <w:rStyle w:val="Kpr"/>
+              <w:rFonts w:asciiTheme="minorHAnsi" w:eastAsiaTheme="minorEastAsia" w:hAnsiTheme="minorHAnsi" w:cstheme="minorBidi"/>
               <w:noProof/>
+              <w:kern w:val="2"/>
+              <w14:ligatures w14:val="standardContextual"/>
             </w:rPr>
           </w:pPr>
-          <w:hyperlink w:anchor="_Toc790073904">
+          <w:hyperlink w:anchor="_Toc231352562" w:history="1">
             <w:r>
               <w:rPr>
                 <w:rStyle w:val="Kpr"/>
+                <w:bCs/>
                 <w:noProof/>
               </w:rPr>
               <w:t>4.2. Yazılım Mühendisliği Kazanımları ve Entegrasyon Süreci</w:t>
@@ -2533,41 +2965,48 @@
             <w:r>
               <w:rPr>
                 <w:noProof/>
+                <w:webHidden/>
               </w:rPr>
               <w:tab/>
             </w:r>
             <w:r>
               <w:rPr>
                 <w:noProof/>
+                <w:webHidden/>
               </w:rPr>
               <w:fldChar w:fldCharType="begin"/>
             </w:r>
             <w:r>
               <w:rPr>
                 <w:noProof/>
-              </w:rPr>
-              <w:instrText>PAGEREF _Toc790073904 \h</w:instrText>
-            </w:r>
-            <w:r>
-              <w:rPr>
-                <w:noProof/>
-              </w:rPr>
-            </w:r>
-            <w:r>
-              <w:rPr>
-                <w:noProof/>
+                <w:webHidden/>
+              </w:rPr>
+              <w:instrText xml:space="preserve"> PAGEREF _Toc231352562 \h </w:instrText>
+            </w:r>
+            <w:r>
+              <w:rPr>
+                <w:noProof/>
+                <w:webHidden/>
+              </w:rPr>
+            </w:r>
+            <w:r>
+              <w:rPr>
+                <w:noProof/>
+                <w:webHidden/>
               </w:rPr>
               <w:fldChar w:fldCharType="separate"/>
             </w:r>
             <w:r>
               <w:rPr>
                 <w:noProof/>
-              </w:rPr>
-              <w:t>24</w:t>
-            </w:r>
-            <w:r>
-              <w:rPr>
-                <w:noProof/>
+                <w:webHidden/>
+              </w:rPr>
+              <w:t>25</w:t>
+            </w:r>
+            <w:r>
+              <w:rPr>
+                <w:noProof/>
+                <w:webHidden/>
               </w:rPr>
               <w:fldChar w:fldCharType="end"/>
             </w:r>
@@ -2577,17 +3016,20 @@
           <w:pPr>
             <w:pStyle w:val="T2"/>
             <w:tabs>
-              <w:tab w:val="right" w:leader="dot" w:pos="9060"/>
+              <w:tab w:val="right" w:leader="dot" w:pos="9063"/>
             </w:tabs>
             <w:rPr>
-              <w:rStyle w:val="Kpr"/>
+              <w:rFonts w:asciiTheme="minorHAnsi" w:eastAsiaTheme="minorEastAsia" w:hAnsiTheme="minorHAnsi" w:cstheme="minorBidi"/>
               <w:noProof/>
+              <w:kern w:val="2"/>
+              <w14:ligatures w14:val="standardContextual"/>
             </w:rPr>
           </w:pPr>
-          <w:hyperlink w:anchor="_Toc353382758">
+          <w:hyperlink w:anchor="_Toc231352563" w:history="1">
             <w:r>
               <w:rPr>
                 <w:rStyle w:val="Kpr"/>
+                <w:bCs/>
                 <w:noProof/>
               </w:rPr>
               <w:t>4.3. Projenin Çalıştırılması ve Kurulum Yönergesi</w:t>
@@ -2595,41 +3037,48 @@
             <w:r>
               <w:rPr>
                 <w:noProof/>
+                <w:webHidden/>
               </w:rPr>
               <w:tab/>
             </w:r>
             <w:r>
               <w:rPr>
                 <w:noProof/>
+                <w:webHidden/>
               </w:rPr>
               <w:fldChar w:fldCharType="begin"/>
             </w:r>
             <w:r>
               <w:rPr>
                 <w:noProof/>
-              </w:rPr>
-              <w:instrText>PAGEREF _Toc353382758 \h</w:instrText>
-            </w:r>
-            <w:r>
-              <w:rPr>
-                <w:noProof/>
-              </w:rPr>
-            </w:r>
-            <w:r>
-              <w:rPr>
-                <w:noProof/>
+                <w:webHidden/>
+              </w:rPr>
+              <w:instrText xml:space="preserve"> PAGEREF _Toc231352563 \h </w:instrText>
+            </w:r>
+            <w:r>
+              <w:rPr>
+                <w:noProof/>
+                <w:webHidden/>
+              </w:rPr>
+            </w:r>
+            <w:r>
+              <w:rPr>
+                <w:noProof/>
+                <w:webHidden/>
               </w:rPr>
               <w:fldChar w:fldCharType="separate"/>
             </w:r>
             <w:r>
               <w:rPr>
                 <w:noProof/>
-              </w:rPr>
-              <w:t>24</w:t>
-            </w:r>
-            <w:r>
-              <w:rPr>
-                <w:noProof/>
+                <w:webHidden/>
+              </w:rPr>
+              <w:t>25</w:t>
+            </w:r>
+            <w:r>
+              <w:rPr>
+                <w:noProof/>
+                <w:webHidden/>
               </w:rPr>
               <w:fldChar w:fldCharType="end"/>
             </w:r>
@@ -2639,14 +3088,16 @@
           <w:pPr>
             <w:pStyle w:val="T3"/>
             <w:tabs>
-              <w:tab w:val="right" w:leader="dot" w:pos="9060"/>
+              <w:tab w:val="right" w:leader="dot" w:pos="9063"/>
             </w:tabs>
             <w:rPr>
-              <w:rStyle w:val="Kpr"/>
+              <w:rFonts w:asciiTheme="minorHAnsi" w:eastAsiaTheme="minorEastAsia" w:hAnsiTheme="minorHAnsi" w:cstheme="minorBidi"/>
               <w:noProof/>
+              <w:kern w:val="2"/>
+              <w14:ligatures w14:val="standardContextual"/>
             </w:rPr>
           </w:pPr>
-          <w:hyperlink w:anchor="_Toc6119481">
+          <w:hyperlink w:anchor="_Toc231352564" w:history="1">
             <w:r>
               <w:rPr>
                 <w:rStyle w:val="Kpr"/>
@@ -2657,41 +3108,48 @@
             <w:r>
               <w:rPr>
                 <w:noProof/>
+                <w:webHidden/>
               </w:rPr>
               <w:tab/>
             </w:r>
             <w:r>
               <w:rPr>
                 <w:noProof/>
+                <w:webHidden/>
               </w:rPr>
               <w:fldChar w:fldCharType="begin"/>
             </w:r>
             <w:r>
               <w:rPr>
                 <w:noProof/>
-              </w:rPr>
-              <w:instrText>PAGEREF _Toc6119481 \h</w:instrText>
-            </w:r>
-            <w:r>
-              <w:rPr>
-                <w:noProof/>
-              </w:rPr>
-            </w:r>
-            <w:r>
-              <w:rPr>
-                <w:noProof/>
+                <w:webHidden/>
+              </w:rPr>
+              <w:instrText xml:space="preserve"> PAGEREF _Toc231352564 \h </w:instrText>
+            </w:r>
+            <w:r>
+              <w:rPr>
+                <w:noProof/>
+                <w:webHidden/>
+              </w:rPr>
+            </w:r>
+            <w:r>
+              <w:rPr>
+                <w:noProof/>
+                <w:webHidden/>
               </w:rPr>
               <w:fldChar w:fldCharType="separate"/>
             </w:r>
             <w:r>
               <w:rPr>
                 <w:noProof/>
-              </w:rPr>
-              <w:t>24</w:t>
-            </w:r>
-            <w:r>
-              <w:rPr>
-                <w:noProof/>
+                <w:webHidden/>
+              </w:rPr>
+              <w:t>25</w:t>
+            </w:r>
+            <w:r>
+              <w:rPr>
+                <w:noProof/>
+                <w:webHidden/>
               </w:rPr>
               <w:fldChar w:fldCharType="end"/>
             </w:r>
@@ -2701,14 +3159,16 @@
           <w:pPr>
             <w:pStyle w:val="T3"/>
             <w:tabs>
-              <w:tab w:val="right" w:leader="dot" w:pos="9060"/>
+              <w:tab w:val="right" w:leader="dot" w:pos="9063"/>
             </w:tabs>
             <w:rPr>
-              <w:rStyle w:val="Kpr"/>
+              <w:rFonts w:asciiTheme="minorHAnsi" w:eastAsiaTheme="minorEastAsia" w:hAnsiTheme="minorHAnsi" w:cstheme="minorBidi"/>
               <w:noProof/>
+              <w:kern w:val="2"/>
+              <w14:ligatures w14:val="standardContextual"/>
             </w:rPr>
           </w:pPr>
-          <w:hyperlink w:anchor="_Toc404640639">
+          <w:hyperlink w:anchor="_Toc231352565" w:history="1">
             <w:r>
               <w:rPr>
                 <w:rStyle w:val="Kpr"/>
@@ -2719,41 +3179,48 @@
             <w:r>
               <w:rPr>
                 <w:noProof/>
+                <w:webHidden/>
               </w:rPr>
               <w:tab/>
             </w:r>
             <w:r>
               <w:rPr>
                 <w:noProof/>
+                <w:webHidden/>
               </w:rPr>
               <w:fldChar w:fldCharType="begin"/>
             </w:r>
             <w:r>
               <w:rPr>
                 <w:noProof/>
-              </w:rPr>
-              <w:instrText>PAGEREF _Toc404640639 \h</w:instrText>
-            </w:r>
-            <w:r>
-              <w:rPr>
-                <w:noProof/>
-              </w:rPr>
-            </w:r>
-            <w:r>
-              <w:rPr>
-                <w:noProof/>
+                <w:webHidden/>
+              </w:rPr>
+              <w:instrText xml:space="preserve"> PAGEREF _Toc231352565 \h </w:instrText>
+            </w:r>
+            <w:r>
+              <w:rPr>
+                <w:noProof/>
+                <w:webHidden/>
+              </w:rPr>
+            </w:r>
+            <w:r>
+              <w:rPr>
+                <w:noProof/>
+                <w:webHidden/>
               </w:rPr>
               <w:fldChar w:fldCharType="separate"/>
             </w:r>
             <w:r>
               <w:rPr>
                 <w:noProof/>
-              </w:rPr>
-              <w:t>24</w:t>
-            </w:r>
-            <w:r>
-              <w:rPr>
-                <w:noProof/>
+                <w:webHidden/>
+              </w:rPr>
+              <w:t>25</w:t>
+            </w:r>
+            <w:r>
+              <w:rPr>
+                <w:noProof/>
+                <w:webHidden/>
               </w:rPr>
               <w:fldChar w:fldCharType="end"/>
             </w:r>
@@ -2763,14 +3230,16 @@
           <w:pPr>
             <w:pStyle w:val="T3"/>
             <w:tabs>
-              <w:tab w:val="right" w:leader="dot" w:pos="9060"/>
+              <w:tab w:val="right" w:leader="dot" w:pos="9063"/>
             </w:tabs>
             <w:rPr>
-              <w:rStyle w:val="Kpr"/>
+              <w:rFonts w:asciiTheme="minorHAnsi" w:eastAsiaTheme="minorEastAsia" w:hAnsiTheme="minorHAnsi" w:cstheme="minorBidi"/>
               <w:noProof/>
+              <w:kern w:val="2"/>
+              <w14:ligatures w14:val="standardContextual"/>
             </w:rPr>
           </w:pPr>
-          <w:hyperlink w:anchor="_Toc1512330872">
+          <w:hyperlink w:anchor="_Toc231352566" w:history="1">
             <w:r>
               <w:rPr>
                 <w:rStyle w:val="Kpr"/>
@@ -2781,41 +3250,48 @@
             <w:r>
               <w:rPr>
                 <w:noProof/>
+                <w:webHidden/>
               </w:rPr>
               <w:tab/>
             </w:r>
             <w:r>
               <w:rPr>
                 <w:noProof/>
+                <w:webHidden/>
               </w:rPr>
               <w:fldChar w:fldCharType="begin"/>
             </w:r>
             <w:r>
               <w:rPr>
                 <w:noProof/>
-              </w:rPr>
-              <w:instrText>PAGEREF _Toc1512330872 \h</w:instrText>
-            </w:r>
-            <w:r>
-              <w:rPr>
-                <w:noProof/>
-              </w:rPr>
-            </w:r>
-            <w:r>
-              <w:rPr>
-                <w:noProof/>
+                <w:webHidden/>
+              </w:rPr>
+              <w:instrText xml:space="preserve"> PAGEREF _Toc231352566 \h </w:instrText>
+            </w:r>
+            <w:r>
+              <w:rPr>
+                <w:noProof/>
+                <w:webHidden/>
+              </w:rPr>
+            </w:r>
+            <w:r>
+              <w:rPr>
+                <w:noProof/>
+                <w:webHidden/>
               </w:rPr>
               <w:fldChar w:fldCharType="separate"/>
             </w:r>
             <w:r>
               <w:rPr>
                 <w:noProof/>
-              </w:rPr>
-              <w:t>25</w:t>
-            </w:r>
-            <w:r>
-              <w:rPr>
-                <w:noProof/>
+                <w:webHidden/>
+              </w:rPr>
+              <w:t>26</w:t>
+            </w:r>
+            <w:r>
+              <w:rPr>
+                <w:noProof/>
+                <w:webHidden/>
               </w:rPr>
               <w:fldChar w:fldCharType="end"/>
             </w:r>
@@ -2825,14 +3301,16 @@
           <w:pPr>
             <w:pStyle w:val="T3"/>
             <w:tabs>
-              <w:tab w:val="right" w:leader="dot" w:pos="9060"/>
+              <w:tab w:val="right" w:leader="dot" w:pos="9063"/>
             </w:tabs>
             <w:rPr>
-              <w:rStyle w:val="Kpr"/>
+              <w:rFonts w:asciiTheme="minorHAnsi" w:eastAsiaTheme="minorEastAsia" w:hAnsiTheme="minorHAnsi" w:cstheme="minorBidi"/>
               <w:noProof/>
+              <w:kern w:val="2"/>
+              <w14:ligatures w14:val="standardContextual"/>
             </w:rPr>
           </w:pPr>
-          <w:hyperlink w:anchor="_Toc1189246337">
+          <w:hyperlink w:anchor="_Toc231352567" w:history="1">
             <w:r>
               <w:rPr>
                 <w:rStyle w:val="Kpr"/>
@@ -2843,41 +3321,48 @@
             <w:r>
               <w:rPr>
                 <w:noProof/>
+                <w:webHidden/>
               </w:rPr>
               <w:tab/>
             </w:r>
             <w:r>
               <w:rPr>
                 <w:noProof/>
+                <w:webHidden/>
               </w:rPr>
               <w:fldChar w:fldCharType="begin"/>
             </w:r>
             <w:r>
               <w:rPr>
                 <w:noProof/>
-              </w:rPr>
-              <w:instrText>PAGEREF _Toc1189246337 \h</w:instrText>
-            </w:r>
-            <w:r>
-              <w:rPr>
-                <w:noProof/>
-              </w:rPr>
-            </w:r>
-            <w:r>
-              <w:rPr>
-                <w:noProof/>
+                <w:webHidden/>
+              </w:rPr>
+              <w:instrText xml:space="preserve"> PAGEREF _Toc231352567 \h </w:instrText>
+            </w:r>
+            <w:r>
+              <w:rPr>
+                <w:noProof/>
+                <w:webHidden/>
+              </w:rPr>
+            </w:r>
+            <w:r>
+              <w:rPr>
+                <w:noProof/>
+                <w:webHidden/>
               </w:rPr>
               <w:fldChar w:fldCharType="separate"/>
             </w:r>
             <w:r>
               <w:rPr>
                 <w:noProof/>
-              </w:rPr>
-              <w:t>25</w:t>
-            </w:r>
-            <w:r>
-              <w:rPr>
-                <w:noProof/>
+                <w:webHidden/>
+              </w:rPr>
+              <w:t>26</w:t>
+            </w:r>
+            <w:r>
+              <w:rPr>
+                <w:noProof/>
+                <w:webHidden/>
               </w:rPr>
               <w:fldChar w:fldCharType="end"/>
             </w:r>
@@ -2887,14 +3372,16 @@
           <w:pPr>
             <w:pStyle w:val="T1"/>
             <w:tabs>
-              <w:tab w:val="right" w:leader="dot" w:pos="9060"/>
+              <w:tab w:val="right" w:leader="dot" w:pos="9063"/>
             </w:tabs>
             <w:rPr>
-              <w:rStyle w:val="Kpr"/>
+              <w:rFonts w:asciiTheme="minorHAnsi" w:eastAsiaTheme="minorEastAsia" w:hAnsiTheme="minorHAnsi" w:cstheme="minorBidi"/>
               <w:noProof/>
+              <w:kern w:val="2"/>
+              <w14:ligatures w14:val="standardContextual"/>
             </w:rPr>
           </w:pPr>
-          <w:hyperlink w:anchor="_Toc838633606">
+          <w:hyperlink w:anchor="_Toc231352568" w:history="1">
             <w:r>
               <w:rPr>
                 <w:rStyle w:val="Kpr"/>
@@ -2905,41 +3392,48 @@
             <w:r>
               <w:rPr>
                 <w:noProof/>
+                <w:webHidden/>
               </w:rPr>
               <w:tab/>
             </w:r>
             <w:r>
               <w:rPr>
                 <w:noProof/>
+                <w:webHidden/>
               </w:rPr>
               <w:fldChar w:fldCharType="begin"/>
             </w:r>
             <w:r>
               <w:rPr>
                 <w:noProof/>
-              </w:rPr>
-              <w:instrText>PAGEREF _Toc838633606 \h</w:instrText>
-            </w:r>
-            <w:r>
-              <w:rPr>
-                <w:noProof/>
-              </w:rPr>
-            </w:r>
-            <w:r>
-              <w:rPr>
-                <w:noProof/>
+                <w:webHidden/>
+              </w:rPr>
+              <w:instrText xml:space="preserve"> PAGEREF _Toc231352568 \h </w:instrText>
+            </w:r>
+            <w:r>
+              <w:rPr>
+                <w:noProof/>
+                <w:webHidden/>
+              </w:rPr>
+            </w:r>
+            <w:r>
+              <w:rPr>
+                <w:noProof/>
+                <w:webHidden/>
               </w:rPr>
               <w:fldChar w:fldCharType="separate"/>
             </w:r>
             <w:r>
               <w:rPr>
                 <w:noProof/>
-              </w:rPr>
-              <w:t>25</w:t>
-            </w:r>
-            <w:r>
-              <w:rPr>
-                <w:noProof/>
+                <w:webHidden/>
+              </w:rPr>
+              <w:t>26</w:t>
+            </w:r>
+            <w:r>
+              <w:rPr>
+                <w:noProof/>
+                <w:webHidden/>
               </w:rPr>
               <w:fldChar w:fldCharType="end"/>
             </w:r>
@@ -2949,13 +3443,16 @@
           <w:pPr>
             <w:pStyle w:val="T2"/>
             <w:tabs>
-              <w:tab w:val="right" w:leader="dot" w:pos="9060"/>
+              <w:tab w:val="right" w:leader="dot" w:pos="9063"/>
             </w:tabs>
             <w:rPr>
+              <w:rFonts w:asciiTheme="minorHAnsi" w:eastAsiaTheme="minorEastAsia" w:hAnsiTheme="minorHAnsi" w:cstheme="minorBidi"/>
               <w:noProof/>
+              <w:kern w:val="2"/>
+              <w14:ligatures w14:val="standardContextual"/>
             </w:rPr>
           </w:pPr>
-          <w:hyperlink w:anchor="_Toc1437943379">
+          <w:hyperlink w:anchor="_Toc231352569" w:history="1">
             <w:r>
               <w:rPr>
                 <w:rStyle w:val="Kpr"/>
@@ -2966,41 +3463,48 @@
             <w:r>
               <w:rPr>
                 <w:noProof/>
+                <w:webHidden/>
               </w:rPr>
               <w:tab/>
             </w:r>
             <w:r>
               <w:rPr>
                 <w:noProof/>
+                <w:webHidden/>
               </w:rPr>
               <w:fldChar w:fldCharType="begin"/>
             </w:r>
             <w:r>
               <w:rPr>
                 <w:noProof/>
-              </w:rPr>
-              <w:instrText>PAGEREF _Toc1437943379 \h</w:instrText>
-            </w:r>
-            <w:r>
-              <w:rPr>
-                <w:noProof/>
-              </w:rPr>
-            </w:r>
-            <w:r>
-              <w:rPr>
-                <w:noProof/>
+                <w:webHidden/>
+              </w:rPr>
+              <w:instrText xml:space="preserve"> PAGEREF _Toc231352569 \h </w:instrText>
+            </w:r>
+            <w:r>
+              <w:rPr>
+                <w:noProof/>
+                <w:webHidden/>
+              </w:rPr>
+            </w:r>
+            <w:r>
+              <w:rPr>
+                <w:noProof/>
+                <w:webHidden/>
               </w:rPr>
               <w:fldChar w:fldCharType="separate"/>
             </w:r>
             <w:r>
               <w:rPr>
                 <w:noProof/>
-              </w:rPr>
-              <w:t>25</w:t>
-            </w:r>
-            <w:r>
-              <w:rPr>
-                <w:noProof/>
+                <w:webHidden/>
+              </w:rPr>
+              <w:t>26</w:t>
+            </w:r>
+            <w:r>
+              <w:rPr>
+                <w:noProof/>
+                <w:webHidden/>
               </w:rPr>
               <w:fldChar w:fldCharType="end"/>
             </w:r>
@@ -3010,13 +3514,16 @@
           <w:pPr>
             <w:pStyle w:val="T2"/>
             <w:tabs>
-              <w:tab w:val="right" w:leader="dot" w:pos="9060"/>
+              <w:tab w:val="right" w:leader="dot" w:pos="9063"/>
             </w:tabs>
             <w:rPr>
+              <w:rFonts w:asciiTheme="minorHAnsi" w:eastAsiaTheme="minorEastAsia" w:hAnsiTheme="minorHAnsi" w:cstheme="minorBidi"/>
               <w:noProof/>
+              <w:kern w:val="2"/>
+              <w14:ligatures w14:val="standardContextual"/>
             </w:rPr>
           </w:pPr>
-          <w:hyperlink w:anchor="_Toc277056527">
+          <w:hyperlink w:anchor="_Toc231352570" w:history="1">
             <w:r>
               <w:rPr>
                 <w:rStyle w:val="Kpr"/>
@@ -3027,41 +3534,48 @@
             <w:r>
               <w:rPr>
                 <w:noProof/>
+                <w:webHidden/>
               </w:rPr>
               <w:tab/>
             </w:r>
             <w:r>
               <w:rPr>
                 <w:noProof/>
+                <w:webHidden/>
               </w:rPr>
               <w:fldChar w:fldCharType="begin"/>
             </w:r>
             <w:r>
               <w:rPr>
                 <w:noProof/>
-              </w:rPr>
-              <w:instrText>PAGEREF _Toc277056527 \h</w:instrText>
-            </w:r>
-            <w:r>
-              <w:rPr>
-                <w:noProof/>
-              </w:rPr>
-            </w:r>
-            <w:r>
-              <w:rPr>
-                <w:noProof/>
+                <w:webHidden/>
+              </w:rPr>
+              <w:instrText xml:space="preserve"> PAGEREF _Toc231352570 \h </w:instrText>
+            </w:r>
+            <w:r>
+              <w:rPr>
+                <w:noProof/>
+                <w:webHidden/>
+              </w:rPr>
+            </w:r>
+            <w:r>
+              <w:rPr>
+                <w:noProof/>
+                <w:webHidden/>
               </w:rPr>
               <w:fldChar w:fldCharType="separate"/>
             </w:r>
             <w:r>
               <w:rPr>
                 <w:noProof/>
-              </w:rPr>
-              <w:t>26</w:t>
-            </w:r>
-            <w:r>
-              <w:rPr>
-                <w:noProof/>
+                <w:webHidden/>
+              </w:rPr>
+              <w:t>27</w:t>
+            </w:r>
+            <w:r>
+              <w:rPr>
+                <w:noProof/>
+                <w:webHidden/>
               </w:rPr>
               <w:fldChar w:fldCharType="end"/>
             </w:r>
@@ -3071,13 +3585,16 @@
           <w:pPr>
             <w:pStyle w:val="T3"/>
             <w:tabs>
-              <w:tab w:val="right" w:leader="dot" w:pos="9060"/>
+              <w:tab w:val="right" w:leader="dot" w:pos="9063"/>
             </w:tabs>
             <w:rPr>
+              <w:rFonts w:asciiTheme="minorHAnsi" w:eastAsiaTheme="minorEastAsia" w:hAnsiTheme="minorHAnsi" w:cstheme="minorBidi"/>
               <w:noProof/>
+              <w:kern w:val="2"/>
+              <w14:ligatures w14:val="standardContextual"/>
             </w:rPr>
           </w:pPr>
-          <w:hyperlink w:anchor="_Toc197488136">
+          <w:hyperlink w:anchor="_Toc231352571" w:history="1">
             <w:r>
               <w:rPr>
                 <w:rStyle w:val="Kpr"/>
@@ -3088,41 +3605,48 @@
             <w:r>
               <w:rPr>
                 <w:noProof/>
+                <w:webHidden/>
               </w:rPr>
               <w:tab/>
             </w:r>
             <w:r>
               <w:rPr>
                 <w:noProof/>
+                <w:webHidden/>
               </w:rPr>
               <w:fldChar w:fldCharType="begin"/>
             </w:r>
             <w:r>
               <w:rPr>
                 <w:noProof/>
-              </w:rPr>
-              <w:instrText>PAGEREF _Toc197488136 \h</w:instrText>
-            </w:r>
-            <w:r>
-              <w:rPr>
-                <w:noProof/>
-              </w:rPr>
-            </w:r>
-            <w:r>
-              <w:rPr>
-                <w:noProof/>
+                <w:webHidden/>
+              </w:rPr>
+              <w:instrText xml:space="preserve"> PAGEREF _Toc231352571 \h </w:instrText>
+            </w:r>
+            <w:r>
+              <w:rPr>
+                <w:noProof/>
+                <w:webHidden/>
+              </w:rPr>
+            </w:r>
+            <w:r>
+              <w:rPr>
+                <w:noProof/>
+                <w:webHidden/>
               </w:rPr>
               <w:fldChar w:fldCharType="separate"/>
             </w:r>
             <w:r>
               <w:rPr>
                 <w:noProof/>
-              </w:rPr>
-              <w:t>26</w:t>
-            </w:r>
-            <w:r>
-              <w:rPr>
-                <w:noProof/>
+                <w:webHidden/>
+              </w:rPr>
+              <w:t>27</w:t>
+            </w:r>
+            <w:r>
+              <w:rPr>
+                <w:noProof/>
+                <w:webHidden/>
               </w:rPr>
               <w:fldChar w:fldCharType="end"/>
             </w:r>
@@ -3132,58 +3656,82 @@
           <w:pPr>
             <w:pStyle w:val="T3"/>
             <w:tabs>
-              <w:tab w:val="right" w:leader="dot" w:pos="9060"/>
+              <w:tab w:val="right" w:leader="dot" w:pos="9063"/>
             </w:tabs>
             <w:rPr>
+              <w:rFonts w:asciiTheme="minorHAnsi" w:eastAsiaTheme="minorEastAsia" w:hAnsiTheme="minorHAnsi" w:cstheme="minorBidi"/>
               <w:noProof/>
+              <w:kern w:val="2"/>
+              <w14:ligatures w14:val="standardContextual"/>
             </w:rPr>
           </w:pPr>
-          <w:hyperlink w:anchor="_Toc219860074">
+          <w:hyperlink w:anchor="_Toc231352572" w:history="1">
             <w:r>
               <w:rPr>
                 <w:rStyle w:val="Kpr"/>
                 <w:noProof/>
               </w:rPr>
-              <w:t>5.2.2. Borsa Simülasyon Ortamı (TradingEnvironment) Mantıksal Doğrulama Testleri</w:t>
-            </w:r>
-            <w:r>
-              <w:rPr>
-                <w:noProof/>
+              <w:t>5.2.2. Borsa Simülasyon Ortamı (Trad</w:t>
+            </w:r>
+            <w:r>
+              <w:rPr>
+                <w:rStyle w:val="Kpr"/>
+                <w:noProof/>
+              </w:rPr>
+              <w:t>i</w:t>
+            </w:r>
+            <w:r>
+              <w:rPr>
+                <w:rStyle w:val="Kpr"/>
+                <w:noProof/>
+              </w:rPr>
+              <w:t>ngEnvironment) Mantıksal Doğrulama Testleri</w:t>
+            </w:r>
+            <w:r>
+              <w:rPr>
+                <w:noProof/>
+                <w:webHidden/>
               </w:rPr>
               <w:tab/>
             </w:r>
             <w:r>
               <w:rPr>
                 <w:noProof/>
+                <w:webHidden/>
               </w:rPr>
               <w:fldChar w:fldCharType="begin"/>
             </w:r>
             <w:r>
               <w:rPr>
                 <w:noProof/>
-              </w:rPr>
-              <w:instrText>PAGEREF _Toc219860074 \h</w:instrText>
-            </w:r>
-            <w:r>
-              <w:rPr>
-                <w:noProof/>
-              </w:rPr>
-            </w:r>
-            <w:r>
-              <w:rPr>
-                <w:noProof/>
+                <w:webHidden/>
+              </w:rPr>
+              <w:instrText xml:space="preserve"> PAGEREF _Toc231352572 \h </w:instrText>
+            </w:r>
+            <w:r>
+              <w:rPr>
+                <w:noProof/>
+                <w:webHidden/>
+              </w:rPr>
+            </w:r>
+            <w:r>
+              <w:rPr>
+                <w:noProof/>
+                <w:webHidden/>
               </w:rPr>
               <w:fldChar w:fldCharType="separate"/>
             </w:r>
             <w:r>
               <w:rPr>
                 <w:noProof/>
-              </w:rPr>
-              <w:t>26</w:t>
-            </w:r>
-            <w:r>
-              <w:rPr>
-                <w:noProof/>
+                <w:webHidden/>
+              </w:rPr>
+              <w:t>27</w:t>
+            </w:r>
+            <w:r>
+              <w:rPr>
+                <w:noProof/>
+                <w:webHidden/>
               </w:rPr>
               <w:fldChar w:fldCharType="end"/>
             </w:r>
@@ -3193,13 +3741,16 @@
           <w:pPr>
             <w:pStyle w:val="T3"/>
             <w:tabs>
-              <w:tab w:val="right" w:leader="dot" w:pos="9060"/>
+              <w:tab w:val="right" w:leader="dot" w:pos="9063"/>
             </w:tabs>
             <w:rPr>
+              <w:rFonts w:asciiTheme="minorHAnsi" w:eastAsiaTheme="minorEastAsia" w:hAnsiTheme="minorHAnsi" w:cstheme="minorBidi"/>
               <w:noProof/>
+              <w:kern w:val="2"/>
+              <w14:ligatures w14:val="standardContextual"/>
             </w:rPr>
           </w:pPr>
-          <w:hyperlink w:anchor="_Toc1402516831">
+          <w:hyperlink w:anchor="_Toc231352573" w:history="1">
             <w:r>
               <w:rPr>
                 <w:rStyle w:val="Kpr"/>
@@ -3210,41 +3761,48 @@
             <w:r>
               <w:rPr>
                 <w:noProof/>
+                <w:webHidden/>
               </w:rPr>
               <w:tab/>
             </w:r>
             <w:r>
               <w:rPr>
                 <w:noProof/>
+                <w:webHidden/>
               </w:rPr>
               <w:fldChar w:fldCharType="begin"/>
             </w:r>
             <w:r>
               <w:rPr>
                 <w:noProof/>
-              </w:rPr>
-              <w:instrText>PAGEREF _Toc1402516831 \h</w:instrText>
-            </w:r>
-            <w:r>
-              <w:rPr>
-                <w:noProof/>
-              </w:rPr>
-            </w:r>
-            <w:r>
-              <w:rPr>
-                <w:noProof/>
+                <w:webHidden/>
+              </w:rPr>
+              <w:instrText xml:space="preserve"> PAGEREF _Toc231352573 \h </w:instrText>
+            </w:r>
+            <w:r>
+              <w:rPr>
+                <w:noProof/>
+                <w:webHidden/>
+              </w:rPr>
+            </w:r>
+            <w:r>
+              <w:rPr>
+                <w:noProof/>
+                <w:webHidden/>
               </w:rPr>
               <w:fldChar w:fldCharType="separate"/>
             </w:r>
             <w:r>
               <w:rPr>
                 <w:noProof/>
-              </w:rPr>
-              <w:t>27</w:t>
-            </w:r>
-            <w:r>
-              <w:rPr>
-                <w:noProof/>
+                <w:webHidden/>
+              </w:rPr>
+              <w:t>28</w:t>
+            </w:r>
+            <w:r>
+              <w:rPr>
+                <w:noProof/>
+                <w:webHidden/>
               </w:rPr>
               <w:fldChar w:fldCharType="end"/>
             </w:r>
@@ -3254,72 +3812,68 @@
           <w:pPr>
             <w:pStyle w:val="T3"/>
             <w:tabs>
-              <w:tab w:val="right" w:leader="dot" w:pos="9060"/>
+              <w:tab w:val="right" w:leader="dot" w:pos="9063"/>
             </w:tabs>
             <w:rPr>
+              <w:rFonts w:asciiTheme="minorHAnsi" w:eastAsiaTheme="minorEastAsia" w:hAnsiTheme="minorHAnsi" w:cstheme="minorBidi"/>
               <w:noProof/>
+              <w:kern w:val="2"/>
+              <w14:ligatures w14:val="standardContextual"/>
             </w:rPr>
           </w:pPr>
-          <w:hyperlink w:anchor="_Toc668895084">
+          <w:hyperlink w:anchor="_Toc231352574" w:history="1">
             <w:r>
               <w:rPr>
                 <w:rStyle w:val="Kpr"/>
                 <w:noProof/>
               </w:rPr>
-              <w:t>5.2.4. BatchNor</w:t>
-            </w:r>
-            <w:r>
-              <w:rPr>
-                <w:rStyle w:val="Kpr"/>
-                <w:noProof/>
-              </w:rPr>
-              <w:t>m</w:t>
-            </w:r>
-            <w:r>
-              <w:rPr>
-                <w:rStyle w:val="Kpr"/>
-                <w:noProof/>
-              </w:rPr>
-              <w:t xml:space="preserve"> Kararsızlığı ve Mühendislik Çözüm Testleri</w:t>
-            </w:r>
-            <w:r>
-              <w:rPr>
-                <w:noProof/>
+              <w:t>5.2.4. BatchNorm Kararsızlığı ve Mühendislik Çözüm Testleri</w:t>
+            </w:r>
+            <w:r>
+              <w:rPr>
+                <w:noProof/>
+                <w:webHidden/>
               </w:rPr>
               <w:tab/>
             </w:r>
             <w:r>
               <w:rPr>
                 <w:noProof/>
+                <w:webHidden/>
               </w:rPr>
               <w:fldChar w:fldCharType="begin"/>
             </w:r>
             <w:r>
               <w:rPr>
                 <w:noProof/>
-              </w:rPr>
-              <w:instrText>PAGEREF _Toc668895084 \h</w:instrText>
-            </w:r>
-            <w:r>
-              <w:rPr>
-                <w:noProof/>
-              </w:rPr>
-            </w:r>
-            <w:r>
-              <w:rPr>
-                <w:noProof/>
+                <w:webHidden/>
+              </w:rPr>
+              <w:instrText xml:space="preserve"> PAGEREF _Toc231352574 \h </w:instrText>
+            </w:r>
+            <w:r>
+              <w:rPr>
+                <w:noProof/>
+                <w:webHidden/>
+              </w:rPr>
+            </w:r>
+            <w:r>
+              <w:rPr>
+                <w:noProof/>
+                <w:webHidden/>
               </w:rPr>
               <w:fldChar w:fldCharType="separate"/>
             </w:r>
             <w:r>
               <w:rPr>
                 <w:noProof/>
-              </w:rPr>
-              <w:t>27</w:t>
-            </w:r>
-            <w:r>
-              <w:rPr>
-                <w:noProof/>
+                <w:webHidden/>
+              </w:rPr>
+              <w:t>28</w:t>
+            </w:r>
+            <w:r>
+              <w:rPr>
+                <w:noProof/>
+                <w:webHidden/>
               </w:rPr>
               <w:fldChar w:fldCharType="end"/>
             </w:r>
@@ -3329,13 +3883,16 @@
           <w:pPr>
             <w:pStyle w:val="T2"/>
             <w:tabs>
-              <w:tab w:val="right" w:leader="dot" w:pos="9060"/>
+              <w:tab w:val="right" w:leader="dot" w:pos="9063"/>
             </w:tabs>
             <w:rPr>
+              <w:rFonts w:asciiTheme="minorHAnsi" w:eastAsiaTheme="minorEastAsia" w:hAnsiTheme="minorHAnsi" w:cstheme="minorBidi"/>
               <w:noProof/>
+              <w:kern w:val="2"/>
+              <w14:ligatures w14:val="standardContextual"/>
             </w:rPr>
           </w:pPr>
-          <w:hyperlink w:anchor="_Toc819485265">
+          <w:hyperlink w:anchor="_Toc231352575" w:history="1">
             <w:r>
               <w:rPr>
                 <w:rStyle w:val="Kpr"/>
@@ -3346,41 +3903,48 @@
             <w:r>
               <w:rPr>
                 <w:noProof/>
+                <w:webHidden/>
               </w:rPr>
               <w:tab/>
             </w:r>
             <w:r>
               <w:rPr>
                 <w:noProof/>
+                <w:webHidden/>
               </w:rPr>
               <w:fldChar w:fldCharType="begin"/>
             </w:r>
             <w:r>
               <w:rPr>
                 <w:noProof/>
-              </w:rPr>
-              <w:instrText>PAGEREF _Toc819485265 \h</w:instrText>
-            </w:r>
-            <w:r>
-              <w:rPr>
-                <w:noProof/>
-              </w:rPr>
-            </w:r>
-            <w:r>
-              <w:rPr>
-                <w:noProof/>
+                <w:webHidden/>
+              </w:rPr>
+              <w:instrText xml:space="preserve"> PAGEREF _Toc231352575 \h </w:instrText>
+            </w:r>
+            <w:r>
+              <w:rPr>
+                <w:noProof/>
+                <w:webHidden/>
+              </w:rPr>
+            </w:r>
+            <w:r>
+              <w:rPr>
+                <w:noProof/>
+                <w:webHidden/>
               </w:rPr>
               <w:fldChar w:fldCharType="separate"/>
             </w:r>
             <w:r>
               <w:rPr>
                 <w:noProof/>
-              </w:rPr>
-              <w:t>28</w:t>
-            </w:r>
-            <w:r>
-              <w:rPr>
-                <w:noProof/>
+                <w:webHidden/>
+              </w:rPr>
+              <w:t>29</w:t>
+            </w:r>
+            <w:r>
+              <w:rPr>
+                <w:noProof/>
+                <w:webHidden/>
               </w:rPr>
               <w:fldChar w:fldCharType="end"/>
             </w:r>
@@ -3390,13 +3954,16 @@
           <w:pPr>
             <w:pStyle w:val="T3"/>
             <w:tabs>
-              <w:tab w:val="right" w:leader="dot" w:pos="9060"/>
+              <w:tab w:val="right" w:leader="dot" w:pos="9063"/>
             </w:tabs>
             <w:rPr>
+              <w:rFonts w:asciiTheme="minorHAnsi" w:eastAsiaTheme="minorEastAsia" w:hAnsiTheme="minorHAnsi" w:cstheme="minorBidi"/>
               <w:noProof/>
+              <w:kern w:val="2"/>
+              <w14:ligatures w14:val="standardContextual"/>
             </w:rPr>
           </w:pPr>
-          <w:hyperlink w:anchor="_Toc851940291">
+          <w:hyperlink w:anchor="_Toc231352576" w:history="1">
             <w:r>
               <w:rPr>
                 <w:rStyle w:val="Kpr"/>
@@ -3407,41 +3974,48 @@
             <w:r>
               <w:rPr>
                 <w:noProof/>
+                <w:webHidden/>
               </w:rPr>
               <w:tab/>
             </w:r>
             <w:r>
               <w:rPr>
                 <w:noProof/>
+                <w:webHidden/>
               </w:rPr>
               <w:fldChar w:fldCharType="begin"/>
             </w:r>
             <w:r>
               <w:rPr>
                 <w:noProof/>
-              </w:rPr>
-              <w:instrText>PAGEREF _Toc851940291 \h</w:instrText>
-            </w:r>
-            <w:r>
-              <w:rPr>
-                <w:noProof/>
-              </w:rPr>
-            </w:r>
-            <w:r>
-              <w:rPr>
-                <w:noProof/>
+                <w:webHidden/>
+              </w:rPr>
+              <w:instrText xml:space="preserve"> PAGEREF _Toc231352576 \h </w:instrText>
+            </w:r>
+            <w:r>
+              <w:rPr>
+                <w:noProof/>
+                <w:webHidden/>
+              </w:rPr>
+            </w:r>
+            <w:r>
+              <w:rPr>
+                <w:noProof/>
+                <w:webHidden/>
               </w:rPr>
               <w:fldChar w:fldCharType="separate"/>
             </w:r>
             <w:r>
               <w:rPr>
                 <w:noProof/>
-              </w:rPr>
-              <w:t>29</w:t>
-            </w:r>
-            <w:r>
-              <w:rPr>
-                <w:noProof/>
+                <w:webHidden/>
+              </w:rPr>
+              <w:t>30</w:t>
+            </w:r>
+            <w:r>
+              <w:rPr>
+                <w:noProof/>
+                <w:webHidden/>
               </w:rPr>
               <w:fldChar w:fldCharType="end"/>
             </w:r>
@@ -3451,58 +4025,82 @@
           <w:pPr>
             <w:pStyle w:val="T2"/>
             <w:tabs>
-              <w:tab w:val="right" w:leader="dot" w:pos="9060"/>
+              <w:tab w:val="right" w:leader="dot" w:pos="9063"/>
             </w:tabs>
             <w:rPr>
+              <w:rFonts w:asciiTheme="minorHAnsi" w:eastAsiaTheme="minorEastAsia" w:hAnsiTheme="minorHAnsi" w:cstheme="minorBidi"/>
               <w:noProof/>
+              <w:kern w:val="2"/>
+              <w14:ligatures w14:val="standardContextual"/>
             </w:rPr>
           </w:pPr>
-          <w:hyperlink w:anchor="_Toc1228770491">
+          <w:hyperlink w:anchor="_Toc231352577" w:history="1">
             <w:r>
               <w:rPr>
                 <w:rStyle w:val="Kpr"/>
                 <w:noProof/>
               </w:rPr>
-              <w:t>5.4. Performans Görselleştirmeleri</w:t>
-            </w:r>
-            <w:r>
-              <w:rPr>
-                <w:noProof/>
+              <w:t>5.4. Performan</w:t>
+            </w:r>
+            <w:r>
+              <w:rPr>
+                <w:rStyle w:val="Kpr"/>
+                <w:noProof/>
+              </w:rPr>
+              <w:t>s</w:t>
+            </w:r>
+            <w:r>
+              <w:rPr>
+                <w:rStyle w:val="Kpr"/>
+                <w:noProof/>
+              </w:rPr>
+              <w:t xml:space="preserve"> Görselleştirmeleri</w:t>
+            </w:r>
+            <w:r>
+              <w:rPr>
+                <w:noProof/>
+                <w:webHidden/>
               </w:rPr>
               <w:tab/>
             </w:r>
             <w:r>
               <w:rPr>
                 <w:noProof/>
+                <w:webHidden/>
               </w:rPr>
               <w:fldChar w:fldCharType="begin"/>
             </w:r>
             <w:r>
               <w:rPr>
                 <w:noProof/>
-              </w:rPr>
-              <w:instrText>PAGEREF _Toc1228770491 \h</w:instrText>
-            </w:r>
-            <w:r>
-              <w:rPr>
-                <w:noProof/>
-              </w:rPr>
-            </w:r>
-            <w:r>
-              <w:rPr>
-                <w:noProof/>
+                <w:webHidden/>
+              </w:rPr>
+              <w:instrText xml:space="preserve"> PAGEREF _Toc231352577 \h </w:instrText>
+            </w:r>
+            <w:r>
+              <w:rPr>
+                <w:noProof/>
+                <w:webHidden/>
+              </w:rPr>
+            </w:r>
+            <w:r>
+              <w:rPr>
+                <w:noProof/>
+                <w:webHidden/>
               </w:rPr>
               <w:fldChar w:fldCharType="separate"/>
             </w:r>
             <w:r>
               <w:rPr>
                 <w:noProof/>
-              </w:rPr>
-              <w:t>29</w:t>
-            </w:r>
-            <w:r>
-              <w:rPr>
-                <w:noProof/>
+                <w:webHidden/>
+              </w:rPr>
+              <w:t>30</w:t>
+            </w:r>
+            <w:r>
+              <w:rPr>
+                <w:noProof/>
+                <w:webHidden/>
               </w:rPr>
               <w:fldChar w:fldCharType="end"/>
             </w:r>
@@ -3512,13 +4110,16 @@
           <w:pPr>
             <w:pStyle w:val="T1"/>
             <w:tabs>
-              <w:tab w:val="right" w:leader="dot" w:pos="9060"/>
+              <w:tab w:val="right" w:leader="dot" w:pos="9063"/>
             </w:tabs>
             <w:rPr>
+              <w:rFonts w:asciiTheme="minorHAnsi" w:eastAsiaTheme="minorEastAsia" w:hAnsiTheme="minorHAnsi" w:cstheme="minorBidi"/>
               <w:noProof/>
+              <w:kern w:val="2"/>
+              <w14:ligatures w14:val="standardContextual"/>
             </w:rPr>
           </w:pPr>
-          <w:hyperlink w:anchor="_Toc2109423447">
+          <w:hyperlink w:anchor="_Toc231352578" w:history="1">
             <w:r>
               <w:rPr>
                 <w:rStyle w:val="Kpr"/>
@@ -3529,41 +4130,48 @@
             <w:r>
               <w:rPr>
                 <w:noProof/>
+                <w:webHidden/>
               </w:rPr>
               <w:tab/>
             </w:r>
             <w:r>
               <w:rPr>
                 <w:noProof/>
+                <w:webHidden/>
               </w:rPr>
               <w:fldChar w:fldCharType="begin"/>
             </w:r>
             <w:r>
               <w:rPr>
                 <w:noProof/>
-              </w:rPr>
-              <w:instrText>PAGEREF _Toc2109423447 \h</w:instrText>
-            </w:r>
-            <w:r>
-              <w:rPr>
-                <w:noProof/>
-              </w:rPr>
-            </w:r>
-            <w:r>
-              <w:rPr>
-                <w:noProof/>
+                <w:webHidden/>
+              </w:rPr>
+              <w:instrText xml:space="preserve"> PAGEREF _Toc231352578 \h </w:instrText>
+            </w:r>
+            <w:r>
+              <w:rPr>
+                <w:noProof/>
+                <w:webHidden/>
+              </w:rPr>
+            </w:r>
+            <w:r>
+              <w:rPr>
+                <w:noProof/>
+                <w:webHidden/>
               </w:rPr>
               <w:fldChar w:fldCharType="separate"/>
             </w:r>
             <w:r>
               <w:rPr>
                 <w:noProof/>
-              </w:rPr>
-              <w:t>30</w:t>
-            </w:r>
-            <w:r>
-              <w:rPr>
-                <w:noProof/>
+                <w:webHidden/>
+              </w:rPr>
+              <w:t>31</w:t>
+            </w:r>
+            <w:r>
+              <w:rPr>
+                <w:noProof/>
+                <w:webHidden/>
               </w:rPr>
               <w:fldChar w:fldCharType="end"/>
             </w:r>
@@ -3583,14 +4191,6 @@
       <w:pPr>
         <w:jc w:val="left"/>
         <w:rPr>
-          <w:noProof/>
-        </w:rPr>
-      </w:pPr>
-    </w:p>
-    <w:p>
-      <w:pPr>
-        <w:jc w:val="left"/>
-        <w:rPr>
           <w:b/>
           <w:bCs/>
           <w:noProof/>
@@ -3601,9 +4201,8 @@
       <w:pPr>
         <w:pStyle w:val="Balk1"/>
       </w:pPr>
-      <w:bookmarkStart w:id="0" w:name="_Toc1948512856"/>
-      <w:r>
-        <w:lastRenderedPageBreak/>
+      <w:bookmarkStart w:id="0" w:name="_Toc231352529"/>
+      <w:r>
         <w:t>GİRİŞ &amp; PROJENİN TANITIMI</w:t>
       </w:r>
       <w:bookmarkEnd w:id="0"/>
@@ -4096,14 +4695,14 @@
         <w:rPr>
           <w:noProof/>
         </w:rPr>
-        <w:t xml:space="preserve">Kullanıcıların sistemi rahatça izleyebilmesi için tasarlanan arayüz (dashboard) ekranı; model, hisse ve tarih seçicilerinden, anlık durum özetlerini gösteren 4 adet KPI kartından, mum grafik panelinden, RSI ve MACD alt göstergelerinden, portföy kâr/zarar eğrisinden ve modeller arası kıyaslama tablosundan oluşmaktadır. Sistem iki katmanlı bir veri akışına sahiptir: Eğitim </w:t>
+        <w:t xml:space="preserve">Kullanıcıların sistemi rahatça izleyebilmesi için tasarlanan arayüz (dashboard) ekranı; model, hisse ve tarih seçicilerinden, anlık durum özetlerini gösteren 4 adet KPI kartından, mum grafik panelinden, RSI ve MACD alt göstergelerinden, portföy kâr/zarar eğrisinden ve modeller arası </w:t>
       </w:r>
       <w:r>
         <w:rPr>
           <w:noProof/>
         </w:rPr>
         <w:lastRenderedPageBreak/>
-        <w:t xml:space="preserve">aşamasında veriler yerel CSV dosyalarından okunarak </w:t>
+        <w:t xml:space="preserve">kıyaslama tablosundan oluşmaktadır. Sistem iki katmanlı bir veri akışına sahiptir: Eğitim aşamasında veriler yerel CSV dosyalarından okunarak </w:t>
       </w:r>
       <w:r>
         <w:rPr>
@@ -4133,7 +4732,7 @@
           <w:szCs w:val="24"/>
         </w:rPr>
       </w:pPr>
-      <w:bookmarkStart w:id="1" w:name="_Toc215627405"/>
+      <w:bookmarkStart w:id="1" w:name="_Toc231352530"/>
       <w:r>
         <w:rPr>
           <w:rFonts w:eastAsia="Times New Roman" w:cs="Times New Roman"/>
@@ -4278,7 +4877,7 @@
       <w:pPr>
         <w:pStyle w:val="Balk1"/>
       </w:pPr>
-      <w:bookmarkStart w:id="2" w:name="_Toc1372895990"/>
+      <w:bookmarkStart w:id="2" w:name="_Toc231352531"/>
       <w:r>
         <w:t>GEREKSİNİM ANALİZİ</w:t>
       </w:r>
@@ -4298,7 +4897,7 @@
           <w:szCs w:val="24"/>
         </w:rPr>
       </w:pPr>
-      <w:bookmarkStart w:id="3" w:name="_Toc345680876"/>
+      <w:bookmarkStart w:id="3" w:name="_Toc231352532"/>
       <w:r>
         <w:rPr>
           <w:rFonts w:eastAsia="Times New Roman" w:cs="Times New Roman"/>
@@ -4352,7 +4951,7 @@
           <w:szCs w:val="24"/>
         </w:rPr>
       </w:pPr>
-      <w:bookmarkStart w:id="4" w:name="_Toc1508506478"/>
+      <w:bookmarkStart w:id="4" w:name="_Toc231352533"/>
       <w:r>
         <w:rPr>
           <w:rFonts w:eastAsia="Times New Roman" w:cs="Times New Roman"/>
@@ -4372,14 +4971,14 @@
         <w:rPr>
           <w:noProof/>
         </w:rPr>
-        <w:t xml:space="preserve">Sistemin hedef kitlesi, finansal piyasalarda veri odaklı analiz yapmak ve makine öğrenmesi tabanlı stratejiler geliştirmek isteyen bireysel yatırımcılar, veri analistleri ve finansal araştırmacılardır. Projenin kapsamı ve kurgusu gereği sistemde roller bazlı karmaşık bir </w:t>
+        <w:t xml:space="preserve">Sistemin hedef kitlesi, finansal piyasalarda veri odaklı analiz yapmak ve makine öğrenmesi tabanlı stratejiler geliştirmek isteyen bireysel yatırımcılar, veri analistleri ve finansal </w:t>
       </w:r>
       <w:r>
         <w:rPr>
           <w:noProof/>
         </w:rPr>
         <w:lastRenderedPageBreak/>
-        <w:t xml:space="preserve">yetkilendirme mimarisi yerine, doğrudan son kullanıcıya odaklanan </w:t>
+        <w:t xml:space="preserve">araştırmacılardır. Projenin kapsamı ve kurgusu gereği sistemde roller bazlı karmaşık bir yetkilendirme mimarisi yerine, doğrudan son kullanıcıya odaklanan </w:t>
       </w:r>
       <w:r>
         <w:rPr>
@@ -4448,7 +5047,7 @@
           <w:szCs w:val="24"/>
         </w:rPr>
       </w:pPr>
-      <w:bookmarkStart w:id="5" w:name="_Toc584072329"/>
+      <w:bookmarkStart w:id="5" w:name="_Toc231352534"/>
       <w:r>
         <w:rPr>
           <w:rFonts w:eastAsia="Times New Roman" w:cs="Times New Roman"/>
@@ -4549,7 +5148,7 @@
           <w:szCs w:val="24"/>
         </w:rPr>
       </w:pPr>
-      <w:bookmarkStart w:id="6" w:name="_Toc809625097"/>
+      <w:bookmarkStart w:id="6" w:name="_Toc231352535"/>
       <w:r>
         <w:rPr>
           <w:rFonts w:eastAsia="Times New Roman" w:cs="Times New Roman"/>
@@ -4557,6 +5156,7 @@
           <w:noProof/>
           <w:szCs w:val="24"/>
         </w:rPr>
+        <w:lastRenderedPageBreak/>
         <w:t>2.4. Kullanılan Araçlar, Teknolojiler ve Tercih Nedenleri</w:t>
       </w:r>
       <w:bookmarkEnd w:id="6"/>
@@ -4592,7 +5192,6 @@
           <w:bCs/>
           <w:noProof/>
         </w:rPr>
-        <w:lastRenderedPageBreak/>
         <w:t>Çizelge 2.1.</w:t>
       </w:r>
       <w:r>
@@ -5121,6 +5720,7 @@
           </w:tcPr>
           <w:p>
             <w:r>
+              <w:lastRenderedPageBreak/>
               <w:t xml:space="preserve"> </w:t>
             </w:r>
           </w:p>
@@ -5258,7 +5858,7 @@
           <w:szCs w:val="24"/>
         </w:rPr>
       </w:pPr>
-      <w:bookmarkStart w:id="7" w:name="_Toc2039626095"/>
+      <w:bookmarkStart w:id="7" w:name="_Toc231352536"/>
       <w:r>
         <w:rPr>
           <w:rFonts w:eastAsia="Times New Roman" w:cs="Times New Roman"/>
@@ -5266,7 +5866,6 @@
           <w:noProof/>
           <w:szCs w:val="24"/>
         </w:rPr>
-        <w:lastRenderedPageBreak/>
         <w:t>2</w:t>
       </w:r>
       <w:r>
@@ -5455,6 +6054,7 @@
           <w:bCs/>
           <w:noProof/>
         </w:rPr>
+        <w:lastRenderedPageBreak/>
         <w:t>Uygulanan Çözüm (JSON Serialization ve Hafif Veri Aktarımı):</w:t>
       </w:r>
       <w:r>
@@ -5492,12 +6092,11 @@
           <w:szCs w:val="24"/>
         </w:rPr>
       </w:pPr>
-      <w:bookmarkStart w:id="8" w:name="_Toc14994191"/>
-      <w:r>
-        <w:rPr>
-          <w:noProof/>
-        </w:rPr>
-        <w:lastRenderedPageBreak/>
+      <w:bookmarkStart w:id="8" w:name="_Toc231352537"/>
+      <w:r>
+        <w:rPr>
+          <w:noProof/>
+        </w:rPr>
         <w:t>2.6. Pr</w:t>
       </w:r>
       <w:r>
@@ -5595,7 +6194,7 @@
       <w:r>
         <w:t xml:space="preserve"> </w:t>
       </w:r>
-      <w:bookmarkStart w:id="9" w:name="_Toc1818580880"/>
+      <w:bookmarkStart w:id="9" w:name="_Toc231352538"/>
       <w:r>
         <w:t>TASARIM</w:t>
       </w:r>
@@ -5629,7 +6228,7 @@
           <w:lang w:val="en-US"/>
         </w:rPr>
       </w:pPr>
-      <w:bookmarkStart w:id="10" w:name="_Toc2031287166"/>
+      <w:bookmarkStart w:id="10" w:name="_Toc231352539"/>
       <w:r>
         <w:rPr>
           <w:rFonts w:eastAsia="Times New Roman" w:cs="Times New Roman"/>
@@ -5730,6 +6329,7 @@
           <w:noProof/>
           <w:lang w:val="en-US"/>
         </w:rPr>
+        <w:lastRenderedPageBreak/>
         <w:t>Projede geleneksel bir ilişkisel veritabanı kullanılmamaktadır. Eğitim tamamlandıktan sonra her modelin test dönemi metrikleri, portföy geçmişi ve işlem sinyalleri outputs/dashboard/{SEMBOL}/ altında JSON dosyaları olarak saklanır; FastAPI bu dosyaları okuyarak frontend’e iletir. Bu yaklaşım, Gereksinim Analizi bölümünde (Bölüm 2.5) belirtildiği gibi büyük model ağırlık dosyalarının (.pth) web sunucusunda yüklenmesini gerektirmez ve dashboard’un hafif kalmasını sağlar.</w:t>
       </w:r>
     </w:p>
@@ -5747,7 +6347,6 @@
           <w:noProof/>
           <w:lang w:val="en-US"/>
         </w:rPr>
-        <w:lastRenderedPageBreak/>
         <w:t>Çizelge 3.1. Katmanlar ve sorumlulukları</w:t>
       </w:r>
     </w:p>
@@ -6336,7 +6935,7 @@
           <w:lang w:val="en-US"/>
         </w:rPr>
       </w:pPr>
-      <w:bookmarkStart w:id="11" w:name="_Toc1344636733"/>
+      <w:bookmarkStart w:id="11" w:name="_Toc231352540"/>
       <w:r>
         <w:rPr>
           <w:rFonts w:eastAsia="Times New Roman" w:cs="Times New Roman"/>
@@ -6468,6 +7067,7 @@
           <w:noProof/>
           <w:lang w:val="en-US"/>
         </w:rPr>
+        <w:lastRenderedPageBreak/>
         <w:t>Anti-data leakage: MinMaxScaler yalnızca eğitim diliminde fit edilir; test verisi bu parametrelerle transform edilir.</w:t>
       </w:r>
     </w:p>
@@ -6551,7 +7151,7 @@
           <w:lang w:val="en-US"/>
         </w:rPr>
       </w:pPr>
-      <w:bookmarkStart w:id="12" w:name="_Toc240700466"/>
+      <w:bookmarkStart w:id="12" w:name="_Toc231352541"/>
       <w:r>
         <w:rPr>
           <w:rFonts w:eastAsia="Times New Roman" w:cs="Times New Roman"/>
@@ -6560,7 +7160,6 @@
           <w:szCs w:val="24"/>
           <w:lang w:val="en-US"/>
         </w:rPr>
-        <w:lastRenderedPageBreak/>
         <w:t>3</w:t>
       </w:r>
       <w:r>
@@ -6928,7 +7527,7 @@
           <w:szCs w:val="24"/>
         </w:rPr>
       </w:pPr>
-      <w:bookmarkStart w:id="13" w:name="_Toc216114201"/>
+      <w:bookmarkStart w:id="13" w:name="_Toc231352542"/>
       <w:r>
         <w:rPr>
           <w:rFonts w:eastAsia="Times New Roman" w:cs="Times New Roman"/>
@@ -7068,6 +7667,7 @@
         <w:rPr>
           <w:noProof/>
         </w:rPr>
+        <w:lastRenderedPageBreak/>
         <w:t>Modeller arası kıyaslama tablosu.</w:t>
       </w:r>
     </w:p>
@@ -7095,7 +7695,7 @@
           <w:numId w:val="0"/>
         </w:numPr>
       </w:pPr>
-      <w:bookmarkStart w:id="14" w:name="_Toc465849580"/>
+      <w:bookmarkStart w:id="14" w:name="_Toc231352543"/>
       <w:r>
         <w:t>4</w:t>
       </w:r>
@@ -7116,14 +7716,7 @@
         <w:rPr>
           <w:noProof/>
         </w:rPr>
-        <w:t xml:space="preserve">Yapay Sinir Ağları tabanlı borsa algoritmik ticaret sisteminin genel mimari yapısı, kod mimarisinde hayata geçirilen kritik optimizasyon süreçleri ve projenin yerel ortamda sorunsuz </w:t>
-      </w:r>
-      <w:r>
-        <w:rPr>
-          <w:noProof/>
-        </w:rPr>
-        <w:lastRenderedPageBreak/>
-        <w:t>bir şekilde ayağa kaldırılabilmesi için takip edilmesi gereken kurulum adımları bu başlık altında ele alınmıştır.</w:t>
+        <w:t>Yapay Sinir Ağları tabanlı borsa algoritmik ticaret sisteminin genel mimari yapısı, kod mimarisinde hayata geçirilen kritik optimizasyon süreçleri ve projenin yerel ortamda sorunsuz bir şekilde ayağa kaldırılabilmesi için takip edilmesi gereken kurulum adımları bu başlık altında ele alınmıştır.</w:t>
       </w:r>
     </w:p>
     <w:p>
@@ -7141,7 +7734,7 @@
           <w:szCs w:val="24"/>
         </w:rPr>
       </w:pPr>
-      <w:bookmarkStart w:id="15" w:name="_Toc1217007189"/>
+      <w:bookmarkStart w:id="15" w:name="_Toc231352544"/>
       <w:r>
         <w:rPr>
           <w:rFonts w:eastAsia="Times New Roman" w:cs="Times New Roman"/>
@@ -7200,7 +7793,7 @@
           <w:szCs w:val="24"/>
         </w:rPr>
       </w:pPr>
-      <w:bookmarkStart w:id="16" w:name="_Toc522200880"/>
+      <w:bookmarkStart w:id="16" w:name="_Toc231352545"/>
       <w:r>
         <w:rPr>
           <w:noProof/>
@@ -7264,7 +7857,14 @@
         <w:rPr>
           <w:noProof/>
         </w:rPr>
-        <w:t xml:space="preserve"> Model, doğrusal olmayan karmaşık piyasa ilişkilerini çözebilmek adına ardışık tam bağlı katmanlar ve ReLU aktivasyon fonksiyonları üzerine inşa edilmiştir. Verideki piyasa gürültüsünü filtrelemek ve modelin geçmiş verileri ezberlemesini (overfitting) engellemek amacıyla katmanlar arasında dinamik ağırlık regülasyonları uygulanmıştır.</w:t>
+        <w:t xml:space="preserve"> Model, doğrusal olmayan karmaşık piyasa ilişkilerini çözebilmek adına ardışık tam bağlı katmanlar ve ReLU aktivasyon </w:t>
+      </w:r>
+      <w:r>
+        <w:rPr>
+          <w:noProof/>
+        </w:rPr>
+        <w:lastRenderedPageBreak/>
+        <w:t>fonksiyonları üzerine inşa edilmiştir. Verideki piyasa gürültüsünü filtrelemek ve modelin geçmiş verileri ezberlemesini (overfitting) engellemek amacıyla katmanlar arasında dinamik ağırlık regülasyonları uygulanmıştır.</w:t>
       </w:r>
     </w:p>
     <w:p>
@@ -7304,14 +7904,7 @@
         <w:rPr>
           <w:noProof/>
         </w:rPr>
-        <w:t xml:space="preserve">Modelin borsa verilerindeki yüksek ardışık korelasyonu (bağımlılığı) kırıp kararlı öğrenebilmesi için 2.000 deneyim kapasiteli bir Replay Buffer (Deneyim Havuzu) kurulmuş </w:t>
-      </w:r>
-      <w:r>
-        <w:rPr>
-          <w:noProof/>
-        </w:rPr>
-        <w:lastRenderedPageBreak/>
-        <w:t>ve eğitim esnasında bu havuzdan rastgele 32'lik örnek blokları (batch) seçilmiştir. Öğrenme sürecini sabitlemek adına, hedef değerleri hesaplayan Target Network her adımda %0.5 ($\tau = 0.005$) oranında yumuşak bir şekilde (Soft Update) güncellenmiştir. Aksiyon seçiminde ise %100 rastgele keşifle başlayan, her adımda azalarak en son %1 minimum keşif koridoruna oturan bir Epsilon-Greedy politikası izlenmiştir.</w:t>
+        <w:t>Modelin borsa verilerindeki yüksek ardışık korelasyonu (bağımlılığı) kırıp kararlı öğrenebilmesi için 2.000 deneyim kapasiteli bir Replay Buffer (Deneyim Havuzu) kurulmuş ve eğitim esnasında bu havuzdan rastgele 32'lik örnek blokları (batch) seçilmiştir. Öğrenme sürecini sabitlemek adına, hedef değerleri hesaplayan Target Network her adımda %0.5 ($\tau = 0.005$) oranında yumuşak bir şekilde (Soft Update) güncellenmiştir. Aksiyon seçiminde ise %100 rastgele keşifle başlayan, her adımda azalarak en son %1 minimum keşif koridoruna oturan bir Epsilon-Greedy politikası izlenmiştir.</w:t>
       </w:r>
     </w:p>
     <w:p>
@@ -7328,7 +7921,7 @@
           <w:szCs w:val="24"/>
         </w:rPr>
       </w:pPr>
-      <w:bookmarkStart w:id="17" w:name="_Toc259247210"/>
+      <w:bookmarkStart w:id="17" w:name="_Toc231352546"/>
       <w:r>
         <w:rPr>
           <w:noProof/>
@@ -7501,11 +8094,12 @@
           <w:szCs w:val="24"/>
         </w:rPr>
       </w:pPr>
-      <w:bookmarkStart w:id="18" w:name="_Toc1134968727"/>
-      <w:r>
-        <w:rPr>
-          <w:noProof/>
-        </w:rPr>
+      <w:bookmarkStart w:id="18" w:name="_Toc231352547"/>
+      <w:r>
+        <w:rPr>
+          <w:noProof/>
+        </w:rPr>
+        <w:lastRenderedPageBreak/>
         <w:t>4.1.1.2. Hiperparametre Optimizasyon Deneyleri (Grid Search) ve Analizi</w:t>
       </w:r>
       <w:bookmarkEnd w:id="18"/>
@@ -7542,7 +8136,6 @@
         <w:jc w:val="left"/>
       </w:pPr>
       <w:r>
-        <w:lastRenderedPageBreak/>
         <w:t xml:space="preserve">              </w:t>
       </w:r>
       <w:r>
@@ -7661,6 +8254,7 @@
           <w:bCs/>
           <w:noProof/>
         </w:rPr>
+        <w:lastRenderedPageBreak/>
         <w:t>B) Öğrenme Hızının (LR) ve Riskin Etkisi Analizi:</w:t>
       </w:r>
     </w:p>
@@ -7673,14 +8267,7 @@
         <w:rPr>
           <w:noProof/>
         </w:rPr>
-        <w:t xml:space="preserve">Yüksek öğrenme hızları ($LR = 0.001$), modelin finansal gürültülere aşırı tepki vermesine ve lokal minimumlara sıkışmasına neden olarak risk-getiri dengesini bozmuştur. $LR = 0.0005$ gibi daha temkinli bir adım büyüklüğü ise ajanın piyasa kalıplarını daha kararlı öğrenmesini sağlamıştır. En başarılı kombinasyonun seçilmesindeki ana kriter sadece elde ettiği kâr oranı </w:t>
-      </w:r>
-      <w:r>
-        <w:rPr>
-          <w:noProof/>
-        </w:rPr>
-        <w:lastRenderedPageBreak/>
-        <w:t xml:space="preserve">değil, Sharpe oranının 1.0 barajını aşarak </w:t>
+        <w:t xml:space="preserve">Yüksek öğrenme hızları ($LR = 0.001$), modelin finansal gürültülere aşırı tepki vermesine ve lokal minimumlara sıkışmasına neden olarak risk-getiri dengesini bozmuştur. $LR = 0.0005$ gibi daha temkinli bir adım büyüklüğü ise ajanın piyasa kalıplarını daha kararlı öğrenmesini sağlamıştır. En başarılı kombinasyonun seçilmesindeki ana kriter sadece elde ettiği kâr oranı değil, Sharpe oranının 1.0 barajını aşarak </w:t>
       </w:r>
       <w:r>
         <w:rPr>
@@ -7748,7 +8335,7 @@
           <w:noProof/>
         </w:rPr>
       </w:pPr>
-      <w:bookmarkStart w:id="19" w:name="_Toc182447093"/>
+      <w:bookmarkStart w:id="19" w:name="_Toc231352548"/>
       <w:r>
         <w:rPr>
           <w:noProof/>
@@ -7884,6 +8471,7 @@
           <w:bCs/>
           <w:noProof/>
         </w:rPr>
+        <w:lastRenderedPageBreak/>
         <w:t>Karar ve Çıktı Katmanı:</w:t>
       </w:r>
       <w:r>
@@ -7914,7 +8502,6 @@
         <w:rPr>
           <w:noProof/>
         </w:rPr>
-        <w:lastRenderedPageBreak/>
         <w:t xml:space="preserve">Modelin borsa verilerindeki yüksek bağımlılığı kırıp kararlı öğrenebilmesi için </w:t>
       </w:r>
       <w:r>
@@ -8877,11 +9464,12 @@
           <w:noProof/>
         </w:rPr>
       </w:pPr>
-      <w:bookmarkStart w:id="20" w:name="_Toc1714762002"/>
-      <w:r>
-        <w:rPr>
-          <w:noProof/>
-        </w:rPr>
+      <w:bookmarkStart w:id="20" w:name="_Toc231352549"/>
+      <w:r>
+        <w:rPr>
+          <w:noProof/>
+        </w:rPr>
+        <w:lastRenderedPageBreak/>
         <w:t>4.1.2.1. Modül Yapısı</w:t>
       </w:r>
       <w:bookmarkEnd w:id="20"/>
@@ -8927,7 +9515,6 @@
           <w:rFonts w:ascii="Consolas" w:eastAsia="Consolas" w:hAnsi="Consolas" w:cs="Consolas"/>
           <w:noProof/>
         </w:rPr>
-        <w:lastRenderedPageBreak/>
         <w:t>agent.py</w:t>
       </w:r>
       <w:r>
@@ -9027,7 +9614,7 @@
           <w:szCs w:val="24"/>
         </w:rPr>
       </w:pPr>
-      <w:bookmarkStart w:id="21" w:name="_Toc438134317"/>
+      <w:bookmarkStart w:id="21" w:name="_Toc231352550"/>
       <w:r>
         <w:rPr>
           <w:noProof/>
@@ -9584,20 +10171,26 @@
         <w:rPr>
           <w:noProof/>
         </w:rPr>
-        <w:t xml:space="preserve"> Finansal zaman serilerindeki yüksek gürültülü yapı sebebiyle, ağ kapasitesini gereğinden fazla artırmak modelin veriyi ezberlemesine (overfitting) yol açmıştır. Yapay zeka ajanı, fiyat gürültülerini birer trend kuralı gibi ezberlediği için test setinde karar üretemez hale gelmiştir. Bu doğrultuda, daha küçük ve esnek bir mimari olan 32 nöron yapısı tercih edilmiştir.</w:t>
-      </w:r>
-    </w:p>
-    <w:p>
-      <w:pPr>
-        <w:rPr>
-          <w:noProof/>
-        </w:rPr>
-      </w:pPr>
+        <w:t xml:space="preserve"> Finansal zaman serilerindeki yüksek gürültülü yapı sebebiyle, ağ kapasitesini gereğinden fazla artırmak modelin veriyi ezberlemesine (overfitting) yol </w:t>
+      </w:r>
       <w:r>
         <w:rPr>
           <w:noProof/>
         </w:rPr>
         <w:lastRenderedPageBreak/>
+        <w:t>açmıştır. Yapay zeka ajanı, fiyat gürültülerini birer trend kuralı gibi ezberlediği için test setinde karar üretemez hale gelmiştir. Bu doğrultuda, daha küçük ve esnek bir mimari olan 32 nöron yapısı tercih edilmiştir.</w:t>
+      </w:r>
+    </w:p>
+    <w:p>
+      <w:pPr>
+        <w:rPr>
+          <w:noProof/>
+        </w:rPr>
+      </w:pPr>
+      <w:r>
+        <w:rPr>
+          <w:noProof/>
+        </w:rPr>
         <w:t>B) Öğrenme Hızı (LR) Karşılaştırması (Deney 1 vs Deney 3)</w:t>
       </w:r>
     </w:p>
@@ -9731,7 +10324,7 @@
           <w:noProof/>
         </w:rPr>
       </w:pPr>
-      <w:bookmarkStart w:id="22" w:name="_Toc585048789"/>
+      <w:bookmarkStart w:id="22" w:name="_Toc231352551"/>
       <w:r>
         <w:rPr>
           <w:noProof/>
@@ -9793,7 +10386,7 @@
           <w:noProof/>
         </w:rPr>
       </w:pPr>
-      <w:bookmarkStart w:id="23" w:name="_Toc297277730"/>
+      <w:bookmarkStart w:id="23" w:name="_Toc231352552"/>
       <w:r>
         <w:rPr>
           <w:noProof/>
@@ -9908,6 +10501,7 @@
           <w:bCs/>
           <w:noProof/>
         </w:rPr>
+        <w:lastRenderedPageBreak/>
         <w:t>Linear(128 → 32) + ReLU:</w:t>
       </w:r>
       <w:r>
@@ -9955,12 +10549,11 @@
           <w:noProof/>
         </w:rPr>
       </w:pPr>
-      <w:bookmarkStart w:id="24" w:name="_Toc1552305477"/>
-      <w:r>
-        <w:rPr>
-          <w:noProof/>
-        </w:rPr>
-        <w:lastRenderedPageBreak/>
+      <w:bookmarkStart w:id="24" w:name="_Toc231352553"/>
+      <w:r>
+        <w:rPr>
+          <w:noProof/>
+        </w:rPr>
         <w:t>4.1.3.2 Modül Yapısı</w:t>
       </w:r>
       <w:bookmarkEnd w:id="24"/>
@@ -10130,7 +10723,7 @@
           <w:noProof/>
         </w:rPr>
       </w:pPr>
-      <w:bookmarkStart w:id="25" w:name="_Toc1809476506"/>
+      <w:bookmarkStart w:id="25" w:name="_Toc231352554"/>
       <w:r>
         <w:rPr>
           <w:noProof/>
@@ -10561,6 +11154,7 @@
               <w:rPr>
                 <w:noProof/>
               </w:rPr>
+              <w:lastRenderedPageBreak/>
               <w:t>Toplam İşlem Sayısı</w:t>
             </w:r>
           </w:p>
@@ -10580,6 +11174,789 @@
         </w:tc>
       </w:tr>
     </w:tbl>
+    <w:p>
+      <w:pPr>
+        <w:pStyle w:val="Balk4"/>
+        <w:numPr>
+          <w:ilvl w:val="0"/>
+          <w:numId w:val="0"/>
+        </w:numPr>
+        <w:ind w:left="720" w:hanging="720"/>
+        <w:rPr>
+          <w:noProof/>
+        </w:rPr>
+      </w:pPr>
+      <w:bookmarkStart w:id="26" w:name="_Toc231352555"/>
+      <w:r>
+        <w:rPr>
+          <w:noProof/>
+        </w:rPr>
+        <w:t>4.1.3.4 Test Sonuçları ve Performans Değerlendirmesi</w:t>
+      </w:r>
+      <w:bookmarkEnd w:id="26"/>
+      <w:r>
+        <w:rPr>
+          <w:noProof/>
+        </w:rPr>
+        <w:t> </w:t>
+      </w:r>
+    </w:p>
+    <w:p>
+      <w:pPr>
+        <w:rPr>
+          <w:rFonts w:eastAsiaTheme="majorEastAsia"/>
+          <w:noProof/>
+        </w:rPr>
+      </w:pPr>
+      <w:r>
+        <w:rPr>
+          <w:rFonts w:eastAsiaTheme="majorEastAsia"/>
+          <w:noProof/>
+        </w:rPr>
+        <w:t>GRU-DQN modelinin, daha önce hiç karşılaşmadığı test verisi (THYAO) üzerindeki performansı incelendiğinde, yüksek getiri hedefi ile risk yönetimi arasında başarılı bir denge kurduğu görülmüştür. Ajanın test periyodu sonuçları Çizelge 4.4’te özetlenmiştir. </w:t>
+      </w:r>
+    </w:p>
+    <w:p>
+      <w:pPr>
+        <w:rPr>
+          <w:rFonts w:eastAsiaTheme="majorEastAsia"/>
+          <w:noProof/>
+        </w:rPr>
+      </w:pPr>
+      <w:r>
+        <w:rPr>
+          <w:rFonts w:eastAsiaTheme="majorEastAsia"/>
+          <w:b/>
+          <w:noProof/>
+        </w:rPr>
+        <w:t>Çizelge 4.4.</w:t>
+      </w:r>
+      <w:r>
+        <w:rPr>
+          <w:rFonts w:eastAsiaTheme="majorEastAsia"/>
+          <w:bCs/>
+          <w:noProof/>
+        </w:rPr>
+        <w:t> </w:t>
+      </w:r>
+      <w:r>
+        <w:rPr>
+          <w:rFonts w:eastAsiaTheme="majorEastAsia"/>
+          <w:noProof/>
+        </w:rPr>
+        <w:t>Test Sonuçları </w:t>
+      </w:r>
+    </w:p>
+    <w:tbl>
+      <w:tblPr>
+        <w:tblW w:w="9045" w:type="dxa"/>
+        <w:tblBorders>
+          <w:top w:val="outset" w:sz="6" w:space="0" w:color="auto"/>
+          <w:left w:val="outset" w:sz="6" w:space="0" w:color="auto"/>
+          <w:bottom w:val="outset" w:sz="6" w:space="0" w:color="auto"/>
+          <w:right w:val="outset" w:sz="6" w:space="0" w:color="auto"/>
+        </w:tblBorders>
+        <w:tblCellMar>
+          <w:left w:w="0" w:type="dxa"/>
+          <w:right w:w="0" w:type="dxa"/>
+        </w:tblCellMar>
+        <w:tblLook w:val="04A0" w:firstRow="1" w:lastRow="0" w:firstColumn="1" w:lastColumn="0" w:noHBand="0" w:noVBand="1"/>
+      </w:tblPr>
+      <w:tblGrid>
+        <w:gridCol w:w="3015"/>
+        <w:gridCol w:w="2789"/>
+        <w:gridCol w:w="3241"/>
+      </w:tblGrid>
+      <w:tr>
+        <w:trPr>
+          <w:trHeight w:val="300"/>
+        </w:trPr>
+        <w:tc>
+          <w:tcPr>
+            <w:tcW w:w="3015" w:type="dxa"/>
+            <w:tcBorders>
+              <w:top w:val="single" w:sz="6" w:space="0" w:color="auto"/>
+              <w:left w:val="single" w:sz="6" w:space="0" w:color="auto"/>
+              <w:bottom w:val="single" w:sz="6" w:space="0" w:color="auto"/>
+              <w:right w:val="single" w:sz="6" w:space="0" w:color="auto"/>
+            </w:tcBorders>
+            <w:hideMark/>
+          </w:tcPr>
+          <w:p>
+            <w:pPr>
+              <w:rPr>
+                <w:rFonts w:eastAsiaTheme="majorEastAsia"/>
+                <w:noProof/>
+              </w:rPr>
+            </w:pPr>
+            <w:r>
+              <w:rPr>
+                <w:rFonts w:eastAsiaTheme="majorEastAsia"/>
+                <w:noProof/>
+              </w:rPr>
+              <w:t>Performans Metriği </w:t>
+            </w:r>
+          </w:p>
+        </w:tc>
+        <w:tc>
+          <w:tcPr>
+            <w:tcW w:w="2789" w:type="dxa"/>
+            <w:tcBorders>
+              <w:top w:val="single" w:sz="6" w:space="0" w:color="auto"/>
+              <w:left w:val="single" w:sz="6" w:space="0" w:color="auto"/>
+              <w:bottom w:val="single" w:sz="6" w:space="0" w:color="auto"/>
+              <w:right w:val="single" w:sz="6" w:space="0" w:color="auto"/>
+            </w:tcBorders>
+            <w:hideMark/>
+          </w:tcPr>
+          <w:p>
+            <w:pPr>
+              <w:rPr>
+                <w:rFonts w:eastAsiaTheme="majorEastAsia"/>
+                <w:noProof/>
+              </w:rPr>
+            </w:pPr>
+            <w:r>
+              <w:rPr>
+                <w:rFonts w:eastAsiaTheme="majorEastAsia"/>
+                <w:noProof/>
+              </w:rPr>
+              <w:t>Elde Edilen Değer </w:t>
+            </w:r>
+          </w:p>
+        </w:tc>
+        <w:tc>
+          <w:tcPr>
+            <w:tcW w:w="3241" w:type="dxa"/>
+            <w:tcBorders>
+              <w:top w:val="single" w:sz="6" w:space="0" w:color="auto"/>
+              <w:left w:val="single" w:sz="6" w:space="0" w:color="auto"/>
+              <w:bottom w:val="single" w:sz="6" w:space="0" w:color="auto"/>
+              <w:right w:val="single" w:sz="6" w:space="0" w:color="auto"/>
+            </w:tcBorders>
+            <w:hideMark/>
+          </w:tcPr>
+          <w:p>
+            <w:pPr>
+              <w:rPr>
+                <w:rFonts w:eastAsiaTheme="majorEastAsia"/>
+                <w:noProof/>
+              </w:rPr>
+            </w:pPr>
+            <w:r>
+              <w:rPr>
+                <w:rFonts w:eastAsiaTheme="majorEastAsia"/>
+                <w:noProof/>
+              </w:rPr>
+              <w:t>Modelin Stratejik Değerlendirmesi </w:t>
+            </w:r>
+          </w:p>
+        </w:tc>
+      </w:tr>
+      <w:tr>
+        <w:trPr>
+          <w:trHeight w:val="300"/>
+        </w:trPr>
+        <w:tc>
+          <w:tcPr>
+            <w:tcW w:w="3015" w:type="dxa"/>
+            <w:tcBorders>
+              <w:top w:val="single" w:sz="6" w:space="0" w:color="auto"/>
+              <w:left w:val="single" w:sz="6" w:space="0" w:color="auto"/>
+              <w:bottom w:val="single" w:sz="6" w:space="0" w:color="auto"/>
+              <w:right w:val="single" w:sz="6" w:space="0" w:color="auto"/>
+            </w:tcBorders>
+            <w:hideMark/>
+          </w:tcPr>
+          <w:p>
+            <w:pPr>
+              <w:rPr>
+                <w:rFonts w:eastAsiaTheme="majorEastAsia"/>
+                <w:noProof/>
+              </w:rPr>
+            </w:pPr>
+            <w:r>
+              <w:rPr>
+                <w:rFonts w:eastAsiaTheme="majorEastAsia"/>
+                <w:noProof/>
+              </w:rPr>
+              <w:t>Başlangıç Sermayesi </w:t>
+            </w:r>
+          </w:p>
+        </w:tc>
+        <w:tc>
+          <w:tcPr>
+            <w:tcW w:w="2789" w:type="dxa"/>
+            <w:tcBorders>
+              <w:top w:val="single" w:sz="6" w:space="0" w:color="auto"/>
+              <w:left w:val="single" w:sz="6" w:space="0" w:color="auto"/>
+              <w:bottom w:val="single" w:sz="6" w:space="0" w:color="auto"/>
+              <w:right w:val="single" w:sz="6" w:space="0" w:color="auto"/>
+            </w:tcBorders>
+            <w:hideMark/>
+          </w:tcPr>
+          <w:p>
+            <w:pPr>
+              <w:rPr>
+                <w:rFonts w:eastAsiaTheme="majorEastAsia"/>
+                <w:noProof/>
+              </w:rPr>
+            </w:pPr>
+            <w:r>
+              <w:rPr>
+                <w:rFonts w:eastAsiaTheme="majorEastAsia"/>
+                <w:noProof/>
+              </w:rPr>
+              <w:t>10.000,00 TL </w:t>
+            </w:r>
+          </w:p>
+        </w:tc>
+        <w:tc>
+          <w:tcPr>
+            <w:tcW w:w="3241" w:type="dxa"/>
+            <w:tcBorders>
+              <w:top w:val="single" w:sz="6" w:space="0" w:color="auto"/>
+              <w:left w:val="single" w:sz="6" w:space="0" w:color="auto"/>
+              <w:bottom w:val="single" w:sz="6" w:space="0" w:color="auto"/>
+              <w:right w:val="single" w:sz="6" w:space="0" w:color="auto"/>
+            </w:tcBorders>
+            <w:hideMark/>
+          </w:tcPr>
+          <w:p>
+            <w:pPr>
+              <w:rPr>
+                <w:rFonts w:eastAsiaTheme="majorEastAsia"/>
+                <w:noProof/>
+              </w:rPr>
+            </w:pPr>
+            <w:r>
+              <w:rPr>
+                <w:rFonts w:eastAsiaTheme="majorEastAsia"/>
+                <w:noProof/>
+              </w:rPr>
+              <w:t>Simülasyon başlangıç bakiyesi. </w:t>
+            </w:r>
+          </w:p>
+        </w:tc>
+      </w:tr>
+      <w:tr>
+        <w:trPr>
+          <w:trHeight w:val="300"/>
+        </w:trPr>
+        <w:tc>
+          <w:tcPr>
+            <w:tcW w:w="3015" w:type="dxa"/>
+            <w:tcBorders>
+              <w:top w:val="single" w:sz="6" w:space="0" w:color="auto"/>
+              <w:left w:val="single" w:sz="6" w:space="0" w:color="auto"/>
+              <w:bottom w:val="single" w:sz="6" w:space="0" w:color="auto"/>
+              <w:right w:val="single" w:sz="6" w:space="0" w:color="auto"/>
+            </w:tcBorders>
+            <w:hideMark/>
+          </w:tcPr>
+          <w:p>
+            <w:pPr>
+              <w:rPr>
+                <w:rFonts w:eastAsiaTheme="majorEastAsia"/>
+                <w:noProof/>
+              </w:rPr>
+            </w:pPr>
+            <w:r>
+              <w:rPr>
+                <w:rFonts w:eastAsiaTheme="majorEastAsia"/>
+                <w:noProof/>
+              </w:rPr>
+              <w:t>Final Portföy Değeri </w:t>
+            </w:r>
+          </w:p>
+        </w:tc>
+        <w:tc>
+          <w:tcPr>
+            <w:tcW w:w="2789" w:type="dxa"/>
+            <w:tcBorders>
+              <w:top w:val="single" w:sz="6" w:space="0" w:color="auto"/>
+              <w:left w:val="single" w:sz="6" w:space="0" w:color="auto"/>
+              <w:bottom w:val="single" w:sz="6" w:space="0" w:color="auto"/>
+              <w:right w:val="single" w:sz="6" w:space="0" w:color="auto"/>
+            </w:tcBorders>
+            <w:hideMark/>
+          </w:tcPr>
+          <w:p>
+            <w:pPr>
+              <w:rPr>
+                <w:rFonts w:eastAsiaTheme="majorEastAsia"/>
+                <w:noProof/>
+              </w:rPr>
+            </w:pPr>
+            <w:r>
+              <w:rPr>
+                <w:rFonts w:eastAsiaTheme="majorEastAsia"/>
+                <w:noProof/>
+              </w:rPr>
+              <w:t>16.069,64 TL </w:t>
+            </w:r>
+          </w:p>
+        </w:tc>
+        <w:tc>
+          <w:tcPr>
+            <w:tcW w:w="3241" w:type="dxa"/>
+            <w:tcBorders>
+              <w:top w:val="single" w:sz="6" w:space="0" w:color="auto"/>
+              <w:left w:val="single" w:sz="6" w:space="0" w:color="auto"/>
+              <w:bottom w:val="single" w:sz="6" w:space="0" w:color="auto"/>
+              <w:right w:val="single" w:sz="6" w:space="0" w:color="auto"/>
+            </w:tcBorders>
+            <w:hideMark/>
+          </w:tcPr>
+          <w:p>
+            <w:pPr>
+              <w:rPr>
+                <w:rFonts w:eastAsiaTheme="majorEastAsia"/>
+                <w:noProof/>
+              </w:rPr>
+            </w:pPr>
+            <w:r>
+              <w:rPr>
+                <w:rFonts w:eastAsiaTheme="majorEastAsia"/>
+                <w:noProof/>
+              </w:rPr>
+              <w:t>Test süreci sonundaki toplam varlık. </w:t>
+            </w:r>
+          </w:p>
+        </w:tc>
+      </w:tr>
+      <w:tr>
+        <w:trPr>
+          <w:trHeight w:val="572"/>
+        </w:trPr>
+        <w:tc>
+          <w:tcPr>
+            <w:tcW w:w="3015" w:type="dxa"/>
+            <w:tcBorders>
+              <w:top w:val="single" w:sz="6" w:space="0" w:color="auto"/>
+              <w:left w:val="single" w:sz="6" w:space="0" w:color="auto"/>
+              <w:bottom w:val="single" w:sz="6" w:space="0" w:color="auto"/>
+              <w:right w:val="single" w:sz="6" w:space="0" w:color="auto"/>
+            </w:tcBorders>
+            <w:hideMark/>
+          </w:tcPr>
+          <w:p>
+            <w:pPr>
+              <w:rPr>
+                <w:rFonts w:eastAsiaTheme="majorEastAsia"/>
+                <w:noProof/>
+              </w:rPr>
+            </w:pPr>
+            <w:r>
+              <w:rPr>
+                <w:rFonts w:eastAsiaTheme="majorEastAsia"/>
+                <w:noProof/>
+              </w:rPr>
+              <w:t>Net Kâr </w:t>
+            </w:r>
+          </w:p>
+        </w:tc>
+        <w:tc>
+          <w:tcPr>
+            <w:tcW w:w="2789" w:type="dxa"/>
+            <w:tcBorders>
+              <w:top w:val="single" w:sz="6" w:space="0" w:color="auto"/>
+              <w:left w:val="single" w:sz="6" w:space="0" w:color="auto"/>
+              <w:bottom w:val="single" w:sz="6" w:space="0" w:color="auto"/>
+              <w:right w:val="single" w:sz="6" w:space="0" w:color="auto"/>
+            </w:tcBorders>
+            <w:hideMark/>
+          </w:tcPr>
+          <w:p>
+            <w:pPr>
+              <w:rPr>
+                <w:rFonts w:eastAsiaTheme="majorEastAsia"/>
+                <w:noProof/>
+              </w:rPr>
+            </w:pPr>
+            <w:r>
+              <w:rPr>
+                <w:rFonts w:eastAsiaTheme="majorEastAsia"/>
+                <w:noProof/>
+              </w:rPr>
+              <w:t>6.069,64 TL </w:t>
+            </w:r>
+          </w:p>
+        </w:tc>
+        <w:tc>
+          <w:tcPr>
+            <w:tcW w:w="3241" w:type="dxa"/>
+            <w:tcBorders>
+              <w:top w:val="single" w:sz="6" w:space="0" w:color="auto"/>
+              <w:left w:val="single" w:sz="6" w:space="0" w:color="auto"/>
+              <w:bottom w:val="single" w:sz="6" w:space="0" w:color="auto"/>
+              <w:right w:val="single" w:sz="6" w:space="0" w:color="auto"/>
+            </w:tcBorders>
+            <w:hideMark/>
+          </w:tcPr>
+          <w:p>
+            <w:pPr>
+              <w:rPr>
+                <w:rFonts w:eastAsiaTheme="majorEastAsia"/>
+                <w:noProof/>
+              </w:rPr>
+            </w:pPr>
+            <w:r>
+              <w:rPr>
+                <w:rFonts w:eastAsiaTheme="majorEastAsia"/>
+                <w:noProof/>
+              </w:rPr>
+              <w:t>- </w:t>
+            </w:r>
+          </w:p>
+        </w:tc>
+      </w:tr>
+      <w:tr>
+        <w:trPr>
+          <w:trHeight w:val="300"/>
+        </w:trPr>
+        <w:tc>
+          <w:tcPr>
+            <w:tcW w:w="3015" w:type="dxa"/>
+            <w:tcBorders>
+              <w:top w:val="single" w:sz="6" w:space="0" w:color="auto"/>
+              <w:left w:val="single" w:sz="6" w:space="0" w:color="auto"/>
+              <w:bottom w:val="single" w:sz="6" w:space="0" w:color="auto"/>
+              <w:right w:val="single" w:sz="6" w:space="0" w:color="auto"/>
+            </w:tcBorders>
+            <w:hideMark/>
+          </w:tcPr>
+          <w:p>
+            <w:pPr>
+              <w:rPr>
+                <w:rFonts w:eastAsiaTheme="majorEastAsia"/>
+                <w:noProof/>
+              </w:rPr>
+            </w:pPr>
+            <w:r>
+              <w:rPr>
+                <w:rFonts w:eastAsiaTheme="majorEastAsia"/>
+                <w:noProof/>
+              </w:rPr>
+              <w:t>Yüzdesel Getiri </w:t>
+            </w:r>
+          </w:p>
+        </w:tc>
+        <w:tc>
+          <w:tcPr>
+            <w:tcW w:w="2789" w:type="dxa"/>
+            <w:tcBorders>
+              <w:top w:val="single" w:sz="6" w:space="0" w:color="auto"/>
+              <w:left w:val="single" w:sz="6" w:space="0" w:color="auto"/>
+              <w:bottom w:val="single" w:sz="6" w:space="0" w:color="auto"/>
+              <w:right w:val="single" w:sz="6" w:space="0" w:color="auto"/>
+            </w:tcBorders>
+            <w:hideMark/>
+          </w:tcPr>
+          <w:p>
+            <w:pPr>
+              <w:rPr>
+                <w:rFonts w:eastAsiaTheme="majorEastAsia"/>
+                <w:noProof/>
+              </w:rPr>
+            </w:pPr>
+            <w:r>
+              <w:rPr>
+                <w:rFonts w:eastAsiaTheme="majorEastAsia"/>
+                <w:noProof/>
+              </w:rPr>
+              <w:t>%60,70 </w:t>
+            </w:r>
+          </w:p>
+        </w:tc>
+        <w:tc>
+          <w:tcPr>
+            <w:tcW w:w="3241" w:type="dxa"/>
+            <w:tcBorders>
+              <w:top w:val="single" w:sz="6" w:space="0" w:color="auto"/>
+              <w:left w:val="single" w:sz="6" w:space="0" w:color="auto"/>
+              <w:bottom w:val="single" w:sz="6" w:space="0" w:color="auto"/>
+              <w:right w:val="single" w:sz="6" w:space="0" w:color="auto"/>
+            </w:tcBorders>
+            <w:hideMark/>
+          </w:tcPr>
+          <w:p>
+            <w:pPr>
+              <w:rPr>
+                <w:rFonts w:eastAsiaTheme="majorEastAsia"/>
+                <w:noProof/>
+              </w:rPr>
+            </w:pPr>
+            <w:r>
+              <w:rPr>
+                <w:rFonts w:eastAsiaTheme="majorEastAsia"/>
+                <w:noProof/>
+              </w:rPr>
+              <w:t>Modelin oldukça kârlı bir strateji izlediğini gösterir. </w:t>
+            </w:r>
+          </w:p>
+        </w:tc>
+      </w:tr>
+      <w:tr>
+        <w:trPr>
+          <w:trHeight w:val="300"/>
+        </w:trPr>
+        <w:tc>
+          <w:tcPr>
+            <w:tcW w:w="3015" w:type="dxa"/>
+            <w:tcBorders>
+              <w:top w:val="single" w:sz="6" w:space="0" w:color="auto"/>
+              <w:left w:val="single" w:sz="6" w:space="0" w:color="auto"/>
+              <w:bottom w:val="single" w:sz="6" w:space="0" w:color="auto"/>
+              <w:right w:val="single" w:sz="6" w:space="0" w:color="auto"/>
+            </w:tcBorders>
+            <w:hideMark/>
+          </w:tcPr>
+          <w:p>
+            <w:pPr>
+              <w:rPr>
+                <w:rFonts w:eastAsiaTheme="majorEastAsia"/>
+                <w:noProof/>
+              </w:rPr>
+            </w:pPr>
+            <w:r>
+              <w:rPr>
+                <w:rFonts w:eastAsiaTheme="majorEastAsia"/>
+                <w:noProof/>
+              </w:rPr>
+              <w:t>Sharpe Oranı </w:t>
+            </w:r>
+          </w:p>
+        </w:tc>
+        <w:tc>
+          <w:tcPr>
+            <w:tcW w:w="2789" w:type="dxa"/>
+            <w:tcBorders>
+              <w:top w:val="single" w:sz="6" w:space="0" w:color="auto"/>
+              <w:left w:val="single" w:sz="6" w:space="0" w:color="auto"/>
+              <w:bottom w:val="single" w:sz="6" w:space="0" w:color="auto"/>
+              <w:right w:val="single" w:sz="6" w:space="0" w:color="auto"/>
+            </w:tcBorders>
+            <w:hideMark/>
+          </w:tcPr>
+          <w:p>
+            <w:pPr>
+              <w:rPr>
+                <w:rFonts w:eastAsiaTheme="majorEastAsia"/>
+                <w:noProof/>
+              </w:rPr>
+            </w:pPr>
+            <w:r>
+              <w:rPr>
+                <w:rFonts w:eastAsiaTheme="majorEastAsia"/>
+                <w:noProof/>
+              </w:rPr>
+              <w:t>1,55 </w:t>
+            </w:r>
+          </w:p>
+        </w:tc>
+        <w:tc>
+          <w:tcPr>
+            <w:tcW w:w="3241" w:type="dxa"/>
+            <w:tcBorders>
+              <w:top w:val="single" w:sz="6" w:space="0" w:color="auto"/>
+              <w:left w:val="single" w:sz="6" w:space="0" w:color="auto"/>
+              <w:bottom w:val="single" w:sz="6" w:space="0" w:color="auto"/>
+              <w:right w:val="single" w:sz="6" w:space="0" w:color="auto"/>
+            </w:tcBorders>
+            <w:hideMark/>
+          </w:tcPr>
+          <w:p>
+            <w:pPr>
+              <w:rPr>
+                <w:rFonts w:eastAsiaTheme="majorEastAsia"/>
+                <w:noProof/>
+              </w:rPr>
+            </w:pPr>
+            <w:r>
+              <w:rPr>
+                <w:rFonts w:eastAsiaTheme="majorEastAsia"/>
+                <w:noProof/>
+              </w:rPr>
+              <w:t>(Risk/Getiri Dengesi) Üstlenilen riske kıyasla getirinin istikrarlı ve güvenilir olduğunu kanıtlar. </w:t>
+            </w:r>
+          </w:p>
+        </w:tc>
+      </w:tr>
+      <w:tr>
+        <w:trPr>
+          <w:trHeight w:val="300"/>
+        </w:trPr>
+        <w:tc>
+          <w:tcPr>
+            <w:tcW w:w="3015" w:type="dxa"/>
+            <w:tcBorders>
+              <w:top w:val="single" w:sz="6" w:space="0" w:color="auto"/>
+              <w:left w:val="single" w:sz="6" w:space="0" w:color="auto"/>
+              <w:bottom w:val="single" w:sz="6" w:space="0" w:color="auto"/>
+              <w:right w:val="single" w:sz="6" w:space="0" w:color="auto"/>
+            </w:tcBorders>
+            <w:hideMark/>
+          </w:tcPr>
+          <w:p>
+            <w:pPr>
+              <w:rPr>
+                <w:rFonts w:eastAsiaTheme="majorEastAsia"/>
+                <w:noProof/>
+              </w:rPr>
+            </w:pPr>
+            <w:r>
+              <w:rPr>
+                <w:rFonts w:eastAsiaTheme="majorEastAsia"/>
+                <w:noProof/>
+              </w:rPr>
+              <w:t>Maks. Çekilme (MaxDD) </w:t>
+            </w:r>
+          </w:p>
+        </w:tc>
+        <w:tc>
+          <w:tcPr>
+            <w:tcW w:w="2789" w:type="dxa"/>
+            <w:tcBorders>
+              <w:top w:val="single" w:sz="6" w:space="0" w:color="auto"/>
+              <w:left w:val="single" w:sz="6" w:space="0" w:color="auto"/>
+              <w:bottom w:val="single" w:sz="6" w:space="0" w:color="auto"/>
+              <w:right w:val="single" w:sz="6" w:space="0" w:color="auto"/>
+            </w:tcBorders>
+            <w:hideMark/>
+          </w:tcPr>
+          <w:p>
+            <w:pPr>
+              <w:rPr>
+                <w:rFonts w:eastAsiaTheme="majorEastAsia"/>
+                <w:noProof/>
+              </w:rPr>
+            </w:pPr>
+            <w:r>
+              <w:rPr>
+                <w:rFonts w:eastAsiaTheme="majorEastAsia"/>
+                <w:noProof/>
+              </w:rPr>
+              <w:t>-%19,20 </w:t>
+            </w:r>
+          </w:p>
+        </w:tc>
+        <w:tc>
+          <w:tcPr>
+            <w:tcW w:w="3241" w:type="dxa"/>
+            <w:tcBorders>
+              <w:top w:val="single" w:sz="6" w:space="0" w:color="auto"/>
+              <w:left w:val="single" w:sz="6" w:space="0" w:color="auto"/>
+              <w:bottom w:val="single" w:sz="6" w:space="0" w:color="auto"/>
+              <w:right w:val="single" w:sz="6" w:space="0" w:color="auto"/>
+            </w:tcBorders>
+            <w:hideMark/>
+          </w:tcPr>
+          <w:p>
+            <w:pPr>
+              <w:rPr>
+                <w:rFonts w:eastAsiaTheme="majorEastAsia"/>
+                <w:noProof/>
+              </w:rPr>
+            </w:pPr>
+            <w:r>
+              <w:rPr>
+                <w:rFonts w:eastAsiaTheme="majorEastAsia"/>
+                <w:noProof/>
+              </w:rPr>
+              <w:t>Ajanın, sert piyasa düşüşlerinde panik satışlarından kaçınarak sermayeyi koruyabildiğini gösterir. </w:t>
+            </w:r>
+          </w:p>
+        </w:tc>
+      </w:tr>
+      <w:tr>
+        <w:trPr>
+          <w:trHeight w:val="300"/>
+        </w:trPr>
+        <w:tc>
+          <w:tcPr>
+            <w:tcW w:w="3015" w:type="dxa"/>
+            <w:tcBorders>
+              <w:top w:val="single" w:sz="6" w:space="0" w:color="auto"/>
+              <w:left w:val="single" w:sz="6" w:space="0" w:color="auto"/>
+              <w:bottom w:val="single" w:sz="6" w:space="0" w:color="auto"/>
+              <w:right w:val="single" w:sz="6" w:space="0" w:color="auto"/>
+            </w:tcBorders>
+            <w:hideMark/>
+          </w:tcPr>
+          <w:p>
+            <w:pPr>
+              <w:rPr>
+                <w:rFonts w:eastAsiaTheme="majorEastAsia"/>
+                <w:noProof/>
+              </w:rPr>
+            </w:pPr>
+            <w:r>
+              <w:rPr>
+                <w:rFonts w:eastAsiaTheme="majorEastAsia"/>
+                <w:noProof/>
+              </w:rPr>
+              <w:t>Toplam İşlem Adedi </w:t>
+            </w:r>
+          </w:p>
+        </w:tc>
+        <w:tc>
+          <w:tcPr>
+            <w:tcW w:w="2789" w:type="dxa"/>
+            <w:tcBorders>
+              <w:top w:val="single" w:sz="6" w:space="0" w:color="auto"/>
+              <w:left w:val="single" w:sz="6" w:space="0" w:color="auto"/>
+              <w:bottom w:val="single" w:sz="6" w:space="0" w:color="auto"/>
+              <w:right w:val="single" w:sz="6" w:space="0" w:color="auto"/>
+            </w:tcBorders>
+            <w:hideMark/>
+          </w:tcPr>
+          <w:p>
+            <w:pPr>
+              <w:rPr>
+                <w:rFonts w:eastAsiaTheme="majorEastAsia"/>
+                <w:noProof/>
+              </w:rPr>
+            </w:pPr>
+            <w:r>
+              <w:rPr>
+                <w:rFonts w:eastAsiaTheme="majorEastAsia"/>
+                <w:noProof/>
+              </w:rPr>
+              <w:t>115 Adet </w:t>
+            </w:r>
+          </w:p>
+        </w:tc>
+        <w:tc>
+          <w:tcPr>
+            <w:tcW w:w="3241" w:type="dxa"/>
+            <w:tcBorders>
+              <w:top w:val="single" w:sz="6" w:space="0" w:color="auto"/>
+              <w:left w:val="single" w:sz="6" w:space="0" w:color="auto"/>
+              <w:bottom w:val="single" w:sz="6" w:space="0" w:color="auto"/>
+              <w:right w:val="single" w:sz="6" w:space="0" w:color="auto"/>
+            </w:tcBorders>
+            <w:hideMark/>
+          </w:tcPr>
+          <w:p>
+            <w:pPr>
+              <w:rPr>
+                <w:rFonts w:eastAsiaTheme="majorEastAsia"/>
+                <w:noProof/>
+              </w:rPr>
+            </w:pPr>
+            <w:r>
+              <w:rPr>
+                <w:rFonts w:eastAsiaTheme="majorEastAsia"/>
+                <w:noProof/>
+              </w:rPr>
+              <w:t>Modelin anlık gürültülere aldanıp aşırı işlem (overtrading) yapmadığını, GRU hafızası sayesinde sadece net trendlerde aksiyon aldığını doğrular. </w:t>
+            </w:r>
+          </w:p>
+        </w:tc>
+      </w:tr>
+    </w:tbl>
+    <w:p/>
     <w:p>
       <w:pPr>
         <w:pStyle w:val="Balk3"/>
@@ -10591,7 +11968,7 @@
           <w:noProof/>
         </w:rPr>
       </w:pPr>
-      <w:bookmarkStart w:id="26" w:name="_Toc1903256306"/>
+      <w:bookmarkStart w:id="27" w:name="_Toc231352556"/>
       <w:r>
         <w:rPr>
           <w:noProof/>
@@ -10605,7 +11982,7 @@
         </w:rPr>
         <w:t>NN DQN</w:t>
       </w:r>
-      <w:bookmarkEnd w:id="26"/>
+      <w:bookmarkEnd w:id="27"/>
     </w:p>
     <w:p>
       <w:pPr>
@@ -10663,14 +12040,14 @@
           <w:szCs w:val="24"/>
         </w:rPr>
       </w:pPr>
-      <w:bookmarkStart w:id="27" w:name="_Toc170906971"/>
+      <w:bookmarkStart w:id="28" w:name="_Toc231352557"/>
       <w:r>
         <w:rPr>
           <w:noProof/>
         </w:rPr>
         <w:t>4.1.4.1. Sinir Ağı Mimarisi</w:t>
       </w:r>
-      <w:bookmarkEnd w:id="27"/>
+      <w:bookmarkEnd w:id="28"/>
     </w:p>
     <w:p>
       <w:pPr>
@@ -10776,14 +12153,14 @@
           <w:szCs w:val="24"/>
         </w:rPr>
       </w:pPr>
-      <w:bookmarkStart w:id="28" w:name="_Toc947275368"/>
+      <w:bookmarkStart w:id="29" w:name="_Toc231352558"/>
       <w:r>
         <w:rPr>
           <w:noProof/>
         </w:rPr>
         <w:t>4.1.4.2. Modül Yapısı</w:t>
       </w:r>
-      <w:bookmarkEnd w:id="28"/>
+      <w:bookmarkEnd w:id="29"/>
     </w:p>
     <w:p>
       <w:pPr>
@@ -10928,14 +12305,14 @@
           <w:szCs w:val="24"/>
         </w:rPr>
       </w:pPr>
-      <w:bookmarkStart w:id="29" w:name="_Toc1831557681"/>
+      <w:bookmarkStart w:id="30" w:name="_Toc231352559"/>
       <w:r>
         <w:rPr>
           <w:noProof/>
         </w:rPr>
         <w:t>4.1.4.3. Performans ve Hiperparametreler</w:t>
       </w:r>
-      <w:bookmarkEnd w:id="29"/>
+      <w:bookmarkEnd w:id="30"/>
     </w:p>
     <w:p>
       <w:pPr>
@@ -11666,7 +13043,7 @@
           <w:noProof/>
         </w:rPr>
       </w:pPr>
-      <w:bookmarkStart w:id="30" w:name="_Toc1599793109"/>
+      <w:bookmarkStart w:id="31" w:name="_Toc231352560"/>
       <w:r>
         <w:rPr>
           <w:noProof/>
@@ -11679,7 +13056,7 @@
         </w:rPr>
         <w:t>Dueling DQN</w:t>
       </w:r>
-      <w:bookmarkEnd w:id="30"/>
+      <w:bookmarkEnd w:id="31"/>
     </w:p>
     <w:p>
       <w:pPr>
@@ -12886,14 +14263,14 @@
           <w:szCs w:val="24"/>
         </w:rPr>
       </w:pPr>
-      <w:bookmarkStart w:id="31" w:name="_Toc1616580551"/>
+      <w:bookmarkStart w:id="32" w:name="_Toc231352561"/>
       <w:r>
         <w:rPr>
           <w:noProof/>
         </w:rPr>
         <w:t>4.1.5.1. Modül Yapısı ve Hiperparametreler</w:t>
       </w:r>
-      <w:bookmarkEnd w:id="31"/>
+      <w:bookmarkEnd w:id="32"/>
       <w:r>
         <w:rPr>
           <w:noProof/>
@@ -13031,7 +14408,7 @@
           <w:szCs w:val="24"/>
         </w:rPr>
       </w:pPr>
-      <w:bookmarkStart w:id="32" w:name="_Toc790073904"/>
+      <w:bookmarkStart w:id="33" w:name="_Toc231352562"/>
       <w:r>
         <w:rPr>
           <w:bCs/>
@@ -13041,7 +14418,7 @@
         <w:lastRenderedPageBreak/>
         <w:t>4.2. Yazılım Mühendisliği Kazanımları ve Entegrasyon Süreci</w:t>
       </w:r>
-      <w:bookmarkEnd w:id="32"/>
+      <w:bookmarkEnd w:id="33"/>
     </w:p>
     <w:p>
       <w:pPr>
@@ -13254,7 +14631,7 @@
           <w:szCs w:val="24"/>
         </w:rPr>
       </w:pPr>
-      <w:bookmarkStart w:id="33" w:name="_Toc353382758"/>
+      <w:bookmarkStart w:id="34" w:name="_Toc231352563"/>
       <w:r>
         <w:rPr>
           <w:rFonts w:eastAsia="Times New Roman" w:cs="Times New Roman"/>
@@ -13264,7 +14641,7 @@
         </w:rPr>
         <w:t>4.3. Projenin Çalıştırılması ve Kurulum Yönergesi</w:t>
       </w:r>
-      <w:bookmarkEnd w:id="33"/>
+      <w:bookmarkEnd w:id="34"/>
     </w:p>
     <w:p>
       <w:pPr>
@@ -13292,14 +14669,14 @@
           <w:szCs w:val="24"/>
         </w:rPr>
       </w:pPr>
-      <w:bookmarkStart w:id="34" w:name="_Toc6119481"/>
+      <w:bookmarkStart w:id="35" w:name="_Toc231352564"/>
       <w:r>
         <w:rPr>
           <w:noProof/>
         </w:rPr>
         <w:t>4.3.1. Sistem Gereksinimleri</w:t>
       </w:r>
-      <w:bookmarkEnd w:id="34"/>
+      <w:bookmarkEnd w:id="35"/>
     </w:p>
     <w:p>
       <w:pPr>
@@ -13369,14 +14746,14 @@
           <w:szCs w:val="24"/>
         </w:rPr>
       </w:pPr>
-      <w:bookmarkStart w:id="35" w:name="_Toc404640639"/>
+      <w:bookmarkStart w:id="36" w:name="_Toc231352565"/>
       <w:r>
         <w:rPr>
           <w:noProof/>
         </w:rPr>
         <w:t>4.3.2. Gerekli Kütüphanelerin ve Bağımlılıkların Yüklenmesi</w:t>
       </w:r>
-      <w:bookmarkEnd w:id="35"/>
+      <w:bookmarkEnd w:id="36"/>
     </w:p>
     <w:p>
       <w:pPr>
@@ -13462,14 +14839,14 @@
           <w:szCs w:val="24"/>
         </w:rPr>
       </w:pPr>
-      <w:bookmarkStart w:id="36" w:name="_Toc1512330872"/>
+      <w:bookmarkStart w:id="37" w:name="_Toc231352566"/>
       <w:r>
         <w:rPr>
           <w:noProof/>
         </w:rPr>
         <w:t>4.3.3. Modellerin Eğitilmesi, Test Edilmesi ve JSON Export Süreci</w:t>
       </w:r>
-      <w:bookmarkEnd w:id="36"/>
+      <w:bookmarkEnd w:id="37"/>
     </w:p>
     <w:p>
       <w:pPr>
@@ -13557,14 +14934,14 @@
           <w:szCs w:val="24"/>
         </w:rPr>
       </w:pPr>
-      <w:bookmarkStart w:id="37" w:name="_Toc1189246337"/>
+      <w:bookmarkStart w:id="38" w:name="_Toc231352567"/>
       <w:r>
         <w:rPr>
           <w:noProof/>
         </w:rPr>
         <w:t>4.3.4. Backend ve Frontend Servislerinin Ayağa Kaldırılması</w:t>
       </w:r>
-      <w:bookmarkEnd w:id="37"/>
+      <w:bookmarkEnd w:id="38"/>
     </w:p>
     <w:p>
       <w:pPr>
@@ -13699,14 +15076,14 @@
           <w:numId w:val="0"/>
         </w:numPr>
       </w:pPr>
-      <w:bookmarkStart w:id="38" w:name="_Toc838633606"/>
+      <w:bookmarkStart w:id="39" w:name="_Toc231352568"/>
       <w:r>
         <w:t xml:space="preserve">5. </w:t>
       </w:r>
       <w:r>
         <w:t>TEST ve DOĞRULAMA</w:t>
       </w:r>
-      <w:bookmarkEnd w:id="38"/>
+      <w:bookmarkEnd w:id="39"/>
     </w:p>
     <w:p>
       <w:pPr>
@@ -13754,7 +15131,7 @@
           <w:szCs w:val="24"/>
         </w:rPr>
       </w:pPr>
-      <w:bookmarkStart w:id="39" w:name="_Toc1437943379"/>
+      <w:bookmarkStart w:id="40" w:name="_Toc231352569"/>
       <w:r>
         <w:rPr>
           <w:noProof/>
@@ -13773,7 +15150,7 @@
         </w:rPr>
         <w:t xml:space="preserve"> Doğrulama Metodolojisi ve Veri Sızıntısı Önlemleri</w:t>
       </w:r>
-      <w:bookmarkEnd w:id="39"/>
+      <w:bookmarkEnd w:id="40"/>
     </w:p>
     <w:p>
       <w:pPr>
@@ -14008,7 +15385,7 @@
           <w:szCs w:val="24"/>
         </w:rPr>
       </w:pPr>
-      <w:bookmarkStart w:id="40" w:name="_Toc277056527"/>
+      <w:bookmarkStart w:id="41" w:name="_Toc231352570"/>
       <w:r>
         <w:rPr>
           <w:noProof/>
@@ -14021,7 +15398,7 @@
         </w:rPr>
         <w:t>2. Yazılım Entegrasyon ve Fonksiyonel Doğrulama Testleri</w:t>
       </w:r>
-      <w:bookmarkEnd w:id="40"/>
+      <w:bookmarkEnd w:id="41"/>
     </w:p>
     <w:p>
       <w:pPr>
@@ -14058,14 +15435,14 @@
           <w:szCs w:val="24"/>
         </w:rPr>
       </w:pPr>
-      <w:bookmarkStart w:id="41" w:name="_Toc197488136"/>
+      <w:bookmarkStart w:id="42" w:name="_Toc231352571"/>
       <w:r>
         <w:rPr>
           <w:noProof/>
         </w:rPr>
         <w:t>5.2.1. Veri Yükleyici (BISTDataLoader) Testleri</w:t>
       </w:r>
-      <w:bookmarkEnd w:id="41"/>
+      <w:bookmarkEnd w:id="42"/>
     </w:p>
     <w:p>
       <w:pPr>
@@ -14102,14 +15479,14 @@
           <w:szCs w:val="24"/>
         </w:rPr>
       </w:pPr>
-      <w:bookmarkStart w:id="42" w:name="_Toc219860074"/>
+      <w:bookmarkStart w:id="43" w:name="_Toc231352572"/>
       <w:r>
         <w:rPr>
           <w:noProof/>
         </w:rPr>
         <w:t>5.2.2. Borsa Simülasyon Ortamı (TradingEnvironment) Mantıksal Doğrulama Testleri</w:t>
       </w:r>
-      <w:bookmarkEnd w:id="42"/>
+      <w:bookmarkEnd w:id="43"/>
     </w:p>
     <w:p>
       <w:pPr>
@@ -14249,14 +15626,14 @@
           <w:szCs w:val="24"/>
         </w:rPr>
       </w:pPr>
-      <w:bookmarkStart w:id="43" w:name="_Toc1402516831"/>
+      <w:bookmarkStart w:id="44" w:name="_Toc231352573"/>
       <w:r>
         <w:rPr>
           <w:noProof/>
         </w:rPr>
         <w:t>5.2.3. Model Yapısı ve Boyut Transpoze Entegrasyon Testleri</w:t>
       </w:r>
-      <w:bookmarkEnd w:id="43"/>
+      <w:bookmarkEnd w:id="44"/>
     </w:p>
     <w:p>
       <w:pPr>
@@ -14326,14 +15703,14 @@
           <w:szCs w:val="24"/>
         </w:rPr>
       </w:pPr>
-      <w:bookmarkStart w:id="44" w:name="_Toc668895084"/>
+      <w:bookmarkStart w:id="45" w:name="_Toc231352574"/>
       <w:r>
         <w:rPr>
           <w:noProof/>
         </w:rPr>
         <w:t>5.2.4. BatchNorm Kararsızlığı ve Mühendislik Çözüm Testleri</w:t>
       </w:r>
-      <w:bookmarkEnd w:id="44"/>
+      <w:bookmarkEnd w:id="45"/>
     </w:p>
     <w:p>
       <w:pPr>
@@ -14446,7 +15823,7 @@
           <w:szCs w:val="24"/>
         </w:rPr>
       </w:pPr>
-      <w:bookmarkStart w:id="45" w:name="_Toc819485265"/>
+      <w:bookmarkStart w:id="46" w:name="_Toc231352575"/>
       <w:r>
         <w:t>5.</w:t>
       </w:r>
@@ -14459,7 +15836,7 @@
       <w:r>
         <w:t xml:space="preserve"> Deneysel Sonuçlar ve Modellerin Karşılaştırmalı Analizi</w:t>
       </w:r>
-      <w:bookmarkEnd w:id="45"/>
+      <w:bookmarkEnd w:id="46"/>
     </w:p>
     <w:p>
       <w:pPr>
@@ -15187,7 +16564,7 @@
           <w:bCs/>
         </w:rPr>
       </w:pPr>
-      <w:bookmarkStart w:id="46" w:name="_Toc851940291"/>
+      <w:bookmarkStart w:id="47" w:name="_Toc231352576"/>
       <w:r>
         <w:t>5.</w:t>
       </w:r>
@@ -15197,7 +16574,7 @@
       <w:r>
         <w:t>.1. Model Sonuçlarının Analizi ve Değerlendirme</w:t>
       </w:r>
-      <w:bookmarkEnd w:id="46"/>
+      <w:bookmarkEnd w:id="47"/>
       <w:r>
         <w:t xml:space="preserve"> </w:t>
       </w:r>
@@ -15453,7 +16830,7 @@
           <w:szCs w:val="24"/>
         </w:rPr>
       </w:pPr>
-      <w:bookmarkStart w:id="47" w:name="_Toc1228770491"/>
+      <w:bookmarkStart w:id="48" w:name="_Toc231352577"/>
       <w:r>
         <w:rPr>
           <w:noProof/>
@@ -15472,7 +16849,7 @@
         </w:rPr>
         <w:t>. Performans Görselleştirmeleri</w:t>
       </w:r>
-      <w:bookmarkEnd w:id="47"/>
+      <w:bookmarkEnd w:id="48"/>
     </w:p>
     <w:p>
       <w:pPr>
@@ -15647,14 +17024,14 @@
           <w:numId w:val="0"/>
         </w:numPr>
       </w:pPr>
-      <w:bookmarkStart w:id="48" w:name="_Toc2109423447"/>
+      <w:bookmarkStart w:id="49" w:name="_Toc231352578"/>
       <w:r>
         <w:t xml:space="preserve">6. </w:t>
       </w:r>
       <w:r>
         <w:t>SONUÇ</w:t>
       </w:r>
-      <w:bookmarkEnd w:id="48"/>
+      <w:bookmarkEnd w:id="49"/>
     </w:p>
     <w:p>
       <w:pPr>
@@ -21634,7 +23011,6 @@
   <w:style w:type="character" w:default="1" w:styleId="VarsaylanParagrafYazTipi">
     <w:name w:val="Default Paragraph Font"/>
     <w:uiPriority w:val="1"/>
-    <w:semiHidden/>
     <w:unhideWhenUsed/>
   </w:style>
   <w:style w:type="table" w:default="1" w:styleId="NormalTablo">
